--- a/matmul/Malinovskii_Aleksandr_IDZ1.docx
+++ b/matmul/Malinovskii_Aleksandr_IDZ1.docx
@@ -1736,21 +1736,35 @@
           <w:rFonts w:ascii="Times New Roman" w:hAnsi="Times New Roman"/>
           <w:sz w:val="28"/>
         </w:rPr>
-        <w:t xml:space="preserve">. РП </w:t>
+        <w:t xml:space="preserve">. </w:t>
       </w:r>
       <w:r>
         <w:rPr>
           <w:rFonts w:ascii="Cambria Math" w:hAnsi="Cambria Math" w:cs="Cambria Math"/>
           <w:sz w:val="28"/>
         </w:rPr>
+        <w:t xml:space="preserve">РП </w:t>
+      </w:r>
+      <w:r>
+        <w:rPr>
+          <w:rFonts w:ascii="Cambria Math" w:hAnsi="Cambria Math" w:cs="Cambria Math"/>
+          <w:sz w:val="28"/>
+        </w:rPr>
         <w:t>𝑃</w:t>
       </w:r>
       <w:r>
         <w:rPr>
-          <w:rFonts w:ascii="Times New Roman" w:hAnsi="Times New Roman"/>
-          <w:sz w:val="28"/>
-        </w:rPr>
-        <w:t xml:space="preserve"> имеет вид {</w:t>
+          <w:rFonts w:ascii="Cambria Math" w:hAnsi="Cambria Math" w:cs="Cambria Math"/>
+          <w:sz w:val="28"/>
+        </w:rPr>
+        <w:t xml:space="preserve"> </w:t>
+      </w:r>
+      <w:r>
+        <w:rPr>
+          <w:rFonts w:ascii="Times New Roman" w:hAnsi="Times New Roman"/>
+          <w:sz w:val="28"/>
+        </w:rPr>
+        <w:t>имеет вид {</w:t>
       </w:r>
       <w:r>
         <w:rPr>
@@ -2562,146 +2576,7 @@
           <w:rFonts w:ascii="Times New Roman" w:hAnsi="Times New Roman"/>
           <w:sz w:val="28"/>
         </w:rPr>
-        <w:t xml:space="preserve"> (число работников). Процесс </w:t>
-      </w:r>
-      <w:r>
-        <w:rPr>
-          <w:rFonts w:ascii="Cambria Math" w:hAnsi="Cambria Math" w:cs="Cambria Math"/>
-          <w:sz w:val="28"/>
-        </w:rPr>
-        <w:t>𝑃</w:t>
-      </w:r>
-      <w:r>
-        <w:rPr>
-          <w:rFonts w:ascii="Times New Roman" w:hAnsi="Times New Roman"/>
-          <w:sz w:val="28"/>
-        </w:rPr>
-        <w:t>0 («менеджер»</w:t>
-      </w:r>
-      <w:proofErr w:type="gramStart"/>
-      <w:r>
-        <w:rPr>
-          <w:rFonts w:ascii="Times New Roman" w:hAnsi="Times New Roman"/>
-          <w:sz w:val="28"/>
-        </w:rPr>
-        <w:t>)</w:t>
-      </w:r>
-      <w:proofErr w:type="gramEnd"/>
-      <w:r>
-        <w:rPr>
-          <w:rFonts w:ascii="Times New Roman" w:hAnsi="Times New Roman"/>
-          <w:sz w:val="28"/>
-        </w:rPr>
-        <w:t xml:space="preserve"> В процессе </w:t>
-      </w:r>
-      <w:r>
-        <w:rPr>
-          <w:rFonts w:ascii="Cambria Math" w:hAnsi="Cambria Math" w:cs="Cambria Math"/>
-          <w:sz w:val="28"/>
-        </w:rPr>
-        <w:t>𝑃</w:t>
-      </w:r>
-      <w:r>
-        <w:rPr>
-          <w:rFonts w:ascii="Times New Roman" w:hAnsi="Times New Roman"/>
-          <w:sz w:val="28"/>
-        </w:rPr>
-        <w:t xml:space="preserve">0 </w:t>
-      </w:r>
-      <w:r>
-        <w:rPr>
-          <w:rFonts w:ascii="Times New Roman" w:hAnsi="Times New Roman"/>
-          <w:sz w:val="28"/>
-        </w:rPr>
-        <w:t>столбцы</w:t>
-      </w:r>
-      <w:r>
-        <w:rPr>
-          <w:rFonts w:ascii="Times New Roman" w:hAnsi="Times New Roman"/>
-          <w:sz w:val="28"/>
-        </w:rPr>
-        <w:t xml:space="preserve"> матрицы-результата </w:t>
-      </w:r>
-      <w:r>
-        <w:rPr>
-          <w:rFonts w:ascii="Cambria Math" w:hAnsi="Cambria Math" w:cs="Cambria Math"/>
-          <w:sz w:val="28"/>
-        </w:rPr>
-        <w:t>𝐶</w:t>
-      </w:r>
-      <w:r>
-        <w:rPr>
-          <w:rFonts w:ascii="Times New Roman" w:hAnsi="Times New Roman"/>
-          <w:sz w:val="28"/>
-        </w:rPr>
-        <w:t xml:space="preserve"> записываются в переменные </w:t>
-      </w:r>
-      <w:r>
-        <w:rPr>
-          <w:rFonts w:ascii="Cambria Math" w:hAnsi="Cambria Math" w:cs="Cambria Math"/>
-          <w:sz w:val="28"/>
-        </w:rPr>
-        <w:t>𝐶</w:t>
-      </w:r>
-      <w:r>
-        <w:rPr>
-          <w:rFonts w:ascii="Times New Roman" w:hAnsi="Times New Roman"/>
-          <w:sz w:val="28"/>
-        </w:rPr>
-        <w:t xml:space="preserve">1, </w:t>
-      </w:r>
-      <w:proofErr w:type="gramStart"/>
-      <w:r>
-        <w:rPr>
-          <w:rFonts w:ascii="Times New Roman" w:hAnsi="Times New Roman"/>
-          <w:sz w:val="28"/>
-        </w:rPr>
-        <w:t>. . . ,</w:t>
-      </w:r>
-      <w:proofErr w:type="gramEnd"/>
-      <w:r>
-        <w:rPr>
-          <w:rFonts w:ascii="Times New Roman" w:hAnsi="Times New Roman"/>
-          <w:sz w:val="28"/>
-        </w:rPr>
-        <w:t xml:space="preserve"> </w:t>
-      </w:r>
-      <w:proofErr w:type="gramStart"/>
-      <w:r>
-        <w:rPr>
-          <w:rFonts w:ascii="Cambria Math" w:hAnsi="Cambria Math" w:cs="Cambria Math"/>
-          <w:sz w:val="28"/>
-        </w:rPr>
-        <w:t>𝐶𝑁</w:t>
-      </w:r>
-      <w:r>
-        <w:rPr>
-          <w:rFonts w:ascii="Times New Roman" w:hAnsi="Times New Roman"/>
-          <w:sz w:val="28"/>
-        </w:rPr>
-        <w:t xml:space="preserve"> .</w:t>
-      </w:r>
-      <w:proofErr w:type="gramEnd"/>
-      <w:r>
-        <w:rPr>
-          <w:rFonts w:ascii="Times New Roman" w:hAnsi="Times New Roman"/>
-          <w:sz w:val="28"/>
-        </w:rPr>
-        <w:t xml:space="preserve"> Процесс </w:t>
-      </w:r>
-      <w:r>
-        <w:rPr>
-          <w:rFonts w:ascii="Cambria Math" w:hAnsi="Cambria Math" w:cs="Cambria Math"/>
-          <w:sz w:val="28"/>
-        </w:rPr>
-        <w:t>𝑃</w:t>
-      </w:r>
-      <w:r>
-        <w:rPr>
-          <w:rFonts w:ascii="Times New Roman" w:hAnsi="Times New Roman"/>
-          <w:sz w:val="28"/>
-        </w:rPr>
-        <w:t>0 имеет следующий вид:</w:t>
+        <w:t xml:space="preserve"> (число работников). </w:t>
       </w:r>
     </w:p>
     <w:p>
@@ -2714,6 +2589,144 @@
           <w:sz w:val="28"/>
         </w:rPr>
       </w:pPr>
+      <w:r>
+        <w:rPr>
+          <w:rFonts w:ascii="Times New Roman" w:hAnsi="Times New Roman"/>
+          <w:sz w:val="28"/>
+        </w:rPr>
+        <w:t xml:space="preserve">В процессе </w:t>
+      </w:r>
+      <w:r>
+        <w:rPr>
+          <w:rFonts w:ascii="Cambria Math" w:hAnsi="Cambria Math" w:cs="Cambria Math"/>
+          <w:sz w:val="28"/>
+        </w:rPr>
+        <w:t>𝑃</w:t>
+      </w:r>
+      <w:r>
+        <w:rPr>
+          <w:rFonts w:ascii="Times New Roman" w:hAnsi="Times New Roman"/>
+          <w:sz w:val="28"/>
+        </w:rPr>
+        <w:t xml:space="preserve">0 </w:t>
+      </w:r>
+      <w:r>
+        <w:rPr>
+          <w:rFonts w:ascii="Times New Roman" w:hAnsi="Times New Roman"/>
+          <w:sz w:val="28"/>
+        </w:rPr>
+        <w:t>столбцы</w:t>
+      </w:r>
+      <w:r>
+        <w:rPr>
+          <w:rFonts w:ascii="Times New Roman" w:hAnsi="Times New Roman"/>
+          <w:sz w:val="28"/>
+        </w:rPr>
+        <w:t xml:space="preserve"> матрицы-результата </w:t>
+      </w:r>
+      <w:r>
+        <w:rPr>
+          <w:rFonts w:ascii="Cambria Math" w:hAnsi="Cambria Math" w:cs="Cambria Math"/>
+          <w:sz w:val="28"/>
+        </w:rPr>
+        <w:t>𝐶</w:t>
+      </w:r>
+      <w:r>
+        <w:rPr>
+          <w:rFonts w:ascii="Times New Roman" w:hAnsi="Times New Roman"/>
+          <w:sz w:val="28"/>
+        </w:rPr>
+        <w:t xml:space="preserve"> записываются в переменные </w:t>
+      </w:r>
+    </w:p>
+    <w:p>
+      <w:pPr>
+        <w:spacing w:line="360" w:lineRule="auto"/>
+        <w:ind w:firstLine="711"/>
+        <w:jc w:val="both"/>
+        <w:rPr>
+          <w:rFonts w:ascii="Times New Roman" w:hAnsi="Times New Roman"/>
+          <w:sz w:val="28"/>
+        </w:rPr>
+      </w:pPr>
+      <w:r>
+        <w:rPr>
+          <w:rFonts w:ascii="Cambria Math" w:hAnsi="Cambria Math" w:cs="Cambria Math"/>
+          <w:sz w:val="28"/>
+        </w:rPr>
+        <w:t>𝐶</w:t>
+      </w:r>
+      <w:r>
+        <w:rPr>
+          <w:rFonts w:ascii="Times New Roman" w:hAnsi="Times New Roman"/>
+          <w:sz w:val="28"/>
+        </w:rPr>
+        <w:t xml:space="preserve">1, </w:t>
+      </w:r>
+      <w:proofErr w:type="gramStart"/>
+      <w:r>
+        <w:rPr>
+          <w:rFonts w:ascii="Times New Roman" w:hAnsi="Times New Roman"/>
+          <w:sz w:val="28"/>
+        </w:rPr>
+        <w:t>. . . ,</w:t>
+      </w:r>
+      <w:proofErr w:type="gramEnd"/>
+      <w:r>
+        <w:rPr>
+          <w:rFonts w:ascii="Times New Roman" w:hAnsi="Times New Roman"/>
+          <w:sz w:val="28"/>
+        </w:rPr>
+        <w:t xml:space="preserve"> </w:t>
+      </w:r>
+      <w:proofErr w:type="gramStart"/>
+      <w:r>
+        <w:rPr>
+          <w:rFonts w:ascii="Cambria Math" w:hAnsi="Cambria Math" w:cs="Cambria Math"/>
+          <w:sz w:val="28"/>
+        </w:rPr>
+        <w:t>𝐶𝑁</w:t>
+      </w:r>
+      <w:r>
+        <w:rPr>
+          <w:rFonts w:ascii="Times New Roman" w:hAnsi="Times New Roman"/>
+          <w:sz w:val="28"/>
+        </w:rPr>
+        <w:t xml:space="preserve"> .</w:t>
+      </w:r>
+      <w:proofErr w:type="gramEnd"/>
+      <w:r>
+        <w:rPr>
+          <w:rFonts w:ascii="Times New Roman" w:hAnsi="Times New Roman"/>
+          <w:sz w:val="28"/>
+        </w:rPr>
+        <w:t xml:space="preserve"> Процесс </w:t>
+      </w:r>
+      <w:r>
+        <w:rPr>
+          <w:rFonts w:ascii="Cambria Math" w:hAnsi="Cambria Math" w:cs="Cambria Math"/>
+          <w:sz w:val="28"/>
+        </w:rPr>
+        <w:t>𝑃</w:t>
+      </w:r>
+      <w:r>
+        <w:rPr>
+          <w:rFonts w:ascii="Times New Roman" w:hAnsi="Times New Roman"/>
+          <w:sz w:val="28"/>
+        </w:rPr>
+        <w:t>0 имеет следующий вид:</w:t>
+      </w:r>
+    </w:p>
+    <w:p>
+      <w:pPr>
+        <w:spacing w:line="360" w:lineRule="auto"/>
+        <w:ind w:firstLine="711"/>
+        <w:jc w:val="both"/>
+        <w:rPr>
+          <w:rFonts w:ascii="Times New Roman" w:hAnsi="Times New Roman"/>
+          <w:sz w:val="28"/>
+        </w:rPr>
+      </w:pPr>
     </w:p>
     <w:p>
       <w:pPr>
@@ -2759,7 +2772,7 @@
           <w:sz w:val="28"/>
           <w:lang w:val="en-AU"/>
         </w:rPr>
-        <w:t>p</w:t>
+        <w:t>P</w:t>
       </w:r>
       <w:r>
         <w:rPr>
@@ -2952,12 +2965,88 @@
     <w:p>
       <w:pPr>
         <w:spacing w:line="360" w:lineRule="auto"/>
-        <w:ind w:firstLine="711"/>
-        <w:rPr>
-          <w:rFonts w:ascii="Times New Roman" w:hAnsi="Times New Roman"/>
-          <w:sz w:val="28"/>
-        </w:rPr>
-      </w:pPr>
+        <w:jc w:val="both"/>
+        <w:rPr>
+          <w:rFonts w:ascii="Times New Roman" w:hAnsi="Times New Roman"/>
+          <w:sz w:val="28"/>
+          <w:lang w:val="en-AU"/>
+        </w:rPr>
+      </w:pPr>
+    </w:p>
+    <w:p>
+      <w:pPr>
+        <w:spacing w:line="360" w:lineRule="auto"/>
+        <w:jc w:val="both"/>
+        <w:rPr>
+          <w:rFonts w:ascii="Times New Roman" w:hAnsi="Times New Roman"/>
+          <w:sz w:val="28"/>
+        </w:rPr>
+      </w:pPr>
+      <w:r>
+        <w:rPr>
+          <w:rFonts w:ascii="Times New Roman" w:hAnsi="Times New Roman"/>
+          <w:sz w:val="28"/>
+        </w:rPr>
+        <w:t xml:space="preserve">Процесс </w:t>
+      </w:r>
+      <w:r>
+        <w:rPr>
+          <w:rFonts w:ascii="Cambria Math" w:hAnsi="Cambria Math" w:cs="Cambria Math"/>
+          <w:sz w:val="28"/>
+        </w:rPr>
+        <w:t>𝑃𝑖</w:t>
+      </w:r>
+      <w:r>
+        <w:rPr>
+          <w:rFonts w:ascii="Times New Roman" w:hAnsi="Times New Roman"/>
+          <w:sz w:val="28"/>
+        </w:rPr>
+        <w:t xml:space="preserve"> для </w:t>
+      </w:r>
+      <w:proofErr w:type="gramStart"/>
+      <w:r>
+        <w:rPr>
+          <w:rFonts w:ascii="Cambria Math" w:hAnsi="Cambria Math" w:cs="Cambria Math"/>
+          <w:sz w:val="28"/>
+        </w:rPr>
+        <w:t>𝑖</w:t>
+      </w:r>
+      <w:r>
+        <w:rPr>
+          <w:rFonts w:ascii="Times New Roman" w:hAnsi="Times New Roman"/>
+          <w:sz w:val="28"/>
+        </w:rPr>
+        <w:t xml:space="preserve"> &gt;</w:t>
+      </w:r>
+      <w:proofErr w:type="gramEnd"/>
+      <w:r>
+        <w:rPr>
+          <w:rFonts w:ascii="Times New Roman" w:hAnsi="Times New Roman"/>
+          <w:sz w:val="28"/>
+        </w:rPr>
+        <w:t xml:space="preserve"> 0 (</w:t>
+      </w:r>
+      <w:r>
+        <w:rPr>
+          <w:rFonts w:ascii="Times New Roman" w:hAnsi="Times New Roman"/>
+          <w:sz w:val="28"/>
+        </w:rPr>
+        <w:t>работник</w:t>
+      </w:r>
+      <w:r>
+        <w:rPr>
+          <w:rFonts w:ascii="Times New Roman" w:hAnsi="Times New Roman"/>
+          <w:sz w:val="28"/>
+        </w:rPr>
+        <w:t>)</w:t>
+      </w:r>
+      <w:r>
+        <w:rPr>
+          <w:rFonts w:ascii="Times New Roman" w:hAnsi="Times New Roman"/>
+          <w:sz w:val="28"/>
+        </w:rPr>
+        <w:t xml:space="preserve"> имеет следующий вид:</w:t>
+      </w:r>
     </w:p>
     <w:p>
       <w:pPr>
@@ -2967,94 +3056,6 @@
         <w:rPr>
           <w:rFonts w:ascii="Times New Roman" w:hAnsi="Times New Roman"/>
           <w:sz w:val="28"/>
-          <w:lang w:val="en-AU"/>
-        </w:rPr>
-      </w:pPr>
-    </w:p>
-    <w:p>
-      <w:pPr>
-        <w:spacing w:line="360" w:lineRule="auto"/>
-        <w:jc w:val="both"/>
-        <w:rPr>
-          <w:rFonts w:ascii="Times New Roman" w:hAnsi="Times New Roman"/>
-          <w:sz w:val="28"/>
-        </w:rPr>
-      </w:pPr>
-      <w:r>
-        <w:rPr>
-          <w:rFonts w:ascii="Times New Roman" w:hAnsi="Times New Roman"/>
-          <w:sz w:val="28"/>
-        </w:rPr>
-        <w:t xml:space="preserve">Процесс </w:t>
-      </w:r>
-      <w:r>
-        <w:rPr>
-          <w:rFonts w:ascii="Cambria Math" w:hAnsi="Cambria Math" w:cs="Cambria Math"/>
-          <w:sz w:val="28"/>
-        </w:rPr>
-        <w:t>𝑃𝑖</w:t>
-      </w:r>
-      <w:r>
-        <w:rPr>
-          <w:rFonts w:ascii="Times New Roman" w:hAnsi="Times New Roman"/>
-          <w:sz w:val="28"/>
-        </w:rPr>
-        <w:t xml:space="preserve"> для </w:t>
-      </w:r>
-      <w:proofErr w:type="gramStart"/>
-      <w:r>
-        <w:rPr>
-          <w:rFonts w:ascii="Cambria Math" w:hAnsi="Cambria Math" w:cs="Cambria Math"/>
-          <w:sz w:val="28"/>
-        </w:rPr>
-        <w:t>𝑖</w:t>
-      </w:r>
-      <w:r>
-        <w:rPr>
-          <w:rFonts w:ascii="Times New Roman" w:hAnsi="Times New Roman"/>
-          <w:sz w:val="28"/>
-        </w:rPr>
-        <w:t xml:space="preserve"> &gt;</w:t>
-      </w:r>
-      <w:proofErr w:type="gramEnd"/>
-      <w:r>
-        <w:rPr>
-          <w:rFonts w:ascii="Times New Roman" w:hAnsi="Times New Roman"/>
-          <w:sz w:val="28"/>
-        </w:rPr>
-        <w:t xml:space="preserve"> 0 (</w:t>
-      </w:r>
-      <w:r>
-        <w:rPr>
-          <w:rFonts w:ascii="Times New Roman" w:hAnsi="Times New Roman"/>
-          <w:sz w:val="28"/>
-        </w:rPr>
-        <w:t>«работник»</w:t>
-      </w:r>
-      <w:r>
-        <w:rPr>
-          <w:rFonts w:ascii="Times New Roman" w:hAnsi="Times New Roman"/>
-          <w:sz w:val="28"/>
-        </w:rPr>
-        <w:t>)</w:t>
-      </w:r>
-      <w:r>
-        <w:rPr>
-          <w:rFonts w:ascii="Times New Roman" w:hAnsi="Times New Roman"/>
-          <w:sz w:val="28"/>
-        </w:rPr>
-        <w:t xml:space="preserve"> имеет следующий вид:</w:t>
-      </w:r>
-    </w:p>
-    <w:p>
-      <w:pPr>
-        <w:spacing w:line="360" w:lineRule="auto"/>
-        <w:ind w:firstLine="711"/>
-        <w:jc w:val="both"/>
-        <w:rPr>
-          <w:rFonts w:ascii="Times New Roman" w:hAnsi="Times New Roman"/>
-          <w:sz w:val="28"/>
-          <w:lang w:val="en-AU"/>
         </w:rPr>
       </w:pPr>
       <w:r>
@@ -3424,7 +3425,6 @@
           <w:rFonts w:ascii="Times New Roman" w:hAnsi="Times New Roman"/>
           <w:b/>
           <w:sz w:val="28"/>
-          <w:lang w:val="en-AU"/>
         </w:rPr>
         <w:t>:</w:t>
       </w:r>
@@ -3497,7 +3497,6 @@
         </w:rPr>
         <w:t xml:space="preserve">и </w:t>
       </w:r>
-      <w:proofErr w:type="gramStart"/>
       <w:r>
         <w:rPr>
           <w:rFonts w:ascii="Times New Roman" w:hAnsi="Times New Roman"/>
@@ -3513,16 +3512,31 @@
           <w:bCs/>
           <w:sz w:val="28"/>
         </w:rPr>
-        <w:t>(</w:t>
-      </w:r>
-      <w:proofErr w:type="gramEnd"/>
+        <w:t xml:space="preserve"> </w:t>
+      </w:r>
       <w:r>
         <w:rPr>
           <w:rFonts w:ascii="Times New Roman" w:hAnsi="Times New Roman"/>
           <w:bCs/>
           <w:sz w:val="28"/>
         </w:rPr>
-        <w:t>см. Рис3)</w:t>
+        <w:t>(см. Рис</w:t>
+      </w:r>
+      <w:r>
+        <w:rPr>
+          <w:rFonts w:ascii="Times New Roman" w:hAnsi="Times New Roman"/>
+          <w:bCs/>
+          <w:sz w:val="28"/>
+        </w:rPr>
+        <w:t xml:space="preserve">. </w:t>
+      </w:r>
+      <w:r>
+        <w:rPr>
+          <w:rFonts w:ascii="Times New Roman" w:hAnsi="Times New Roman"/>
+          <w:bCs/>
+          <w:sz w:val="28"/>
+        </w:rPr>
+        <w:t>3)</w:t>
       </w:r>
       <w:r>
         <w:rPr>
@@ -3610,6 +3624,7 @@
         <w:rPr>
           <w:rFonts w:ascii="Times New Roman" w:hAnsi="Times New Roman"/>
           <w:bCs/>
+          <w:noProof/>
           <w:sz w:val="28"/>
         </w:rPr>
         <w:lastRenderedPageBreak/>
@@ -3704,7 +3719,6 @@
           <w:rFonts w:ascii="Times New Roman" w:hAnsi="Times New Roman"/>
           <w:bCs/>
           <w:sz w:val="28"/>
-          <w:lang w:val="en-AU"/>
         </w:rPr>
         <w:t>:</w:t>
       </w:r>
@@ -3765,6 +3779,7 @@
         <w:rPr>
           <w:rFonts w:ascii="Times New Roman" w:hAnsi="Times New Roman"/>
           <w:b/>
+          <w:noProof/>
           <w:sz w:val="28"/>
           <w:lang w:val="en-AU"/>
         </w:rPr>
@@ -3814,7 +3829,6 @@
           <w:rFonts w:ascii="Times New Roman" w:hAnsi="Times New Roman"/>
           <w:b/>
           <w:sz w:val="28"/>
-          <w:lang w:val="en-AU"/>
         </w:rPr>
       </w:pPr>
       <w:r>
@@ -3835,7 +3849,6 @@
         <w:rPr>
           <w:rFonts w:ascii="Times New Roman" w:hAnsi="Times New Roman"/>
           <w:sz w:val="28"/>
-          <w:lang w:val="en-AU"/>
         </w:rPr>
         <w:t>4</w:t>
       </w:r>
@@ -3843,7 +3856,6 @@
         <w:rPr>
           <w:rFonts w:ascii="Times New Roman" w:hAnsi="Times New Roman"/>
           <w:sz w:val="28"/>
-          <w:lang w:val="en-AU"/>
         </w:rPr>
         <w:t xml:space="preserve"> </w:t>
       </w:r>
@@ -3878,7 +3890,6 @@
           <w:rFonts w:ascii="Times New Roman" w:hAnsi="Times New Roman"/>
           <w:b/>
           <w:sz w:val="28"/>
-          <w:lang w:val="en-AU"/>
         </w:rPr>
       </w:pPr>
     </w:p>
@@ -3888,7 +3899,6 @@
         <w:ind w:firstLine="711"/>
         <w:rPr>
           <w:noProof/>
-          <w:lang w:val="en-AU"/>
         </w:rPr>
       </w:pPr>
       <w:r>
@@ -3905,7 +3915,6 @@
           <w:rFonts w:ascii="Times New Roman" w:hAnsi="Times New Roman"/>
           <w:bCs/>
           <w:sz w:val="28"/>
-          <w:lang w:val="en-AU"/>
         </w:rPr>
         <w:t xml:space="preserve"> </w:t>
       </w:r>
@@ -3922,7 +3931,6 @@
           <w:rFonts w:ascii="Times New Roman" w:hAnsi="Times New Roman"/>
           <w:bCs/>
           <w:sz w:val="28"/>
-          <w:lang w:val="en-AU"/>
         </w:rPr>
         <w:t>:</w:t>
       </w:r>
@@ -3936,6 +3944,7 @@
         <w:rPr>
           <w:rFonts w:ascii="Times New Roman" w:hAnsi="Times New Roman"/>
           <w:bCs/>
+          <w:noProof/>
           <w:sz w:val="28"/>
           <w:lang w:val="en-AU"/>
         </w:rPr>
@@ -3985,7 +3994,6 @@
           <w:rFonts w:ascii="Times New Roman" w:hAnsi="Times New Roman"/>
           <w:b/>
           <w:sz w:val="28"/>
-          <w:lang w:val="en-AU"/>
         </w:rPr>
       </w:pPr>
       <w:r>
@@ -4006,17 +4014,8 @@
         <w:rPr>
           <w:rFonts w:ascii="Times New Roman" w:hAnsi="Times New Roman"/>
           <w:sz w:val="28"/>
-          <w:lang w:val="en-AU"/>
-        </w:rPr>
-        <w:t>5</w:t>
-      </w:r>
-      <w:r>
-        <w:rPr>
-          <w:rFonts w:ascii="Times New Roman" w:hAnsi="Times New Roman"/>
-          <w:sz w:val="28"/>
-          <w:lang w:val="en-AU"/>
-        </w:rPr>
-        <w:t xml:space="preserve"> </w:t>
+        </w:rPr>
+        <w:t xml:space="preserve">5 </w:t>
       </w:r>
       <w:r>
         <w:rPr>
@@ -4041,7 +4040,6 @@
           <w:rFonts w:ascii="Times New Roman" w:hAnsi="Times New Roman"/>
           <w:bCs/>
           <w:sz w:val="28"/>
-          <w:lang w:val="en-AU"/>
         </w:rPr>
       </w:pPr>
     </w:p>
@@ -4053,7 +4051,6 @@
           <w:rFonts w:ascii="Times New Roman" w:hAnsi="Times New Roman"/>
           <w:b/>
           <w:sz w:val="28"/>
-          <w:lang w:val="en-AU"/>
         </w:rPr>
       </w:pPr>
     </w:p>
@@ -4066,7 +4063,6 @@
           <w:rFonts w:ascii="Times New Roman" w:hAnsi="Times New Roman"/>
           <w:b/>
           <w:sz w:val="28"/>
-          <w:lang w:val="en-AU"/>
         </w:rPr>
       </w:pPr>
     </w:p>
@@ -4079,7 +4075,6 @@
           <w:rFonts w:ascii="Times New Roman" w:hAnsi="Times New Roman"/>
           <w:b/>
           <w:sz w:val="28"/>
-          <w:lang w:val="en-AU"/>
         </w:rPr>
       </w:pPr>
     </w:p>
@@ -4092,7 +4087,6 @@
           <w:rFonts w:ascii="Times New Roman" w:hAnsi="Times New Roman"/>
           <w:b/>
           <w:sz w:val="28"/>
-          <w:lang w:val="en-AU"/>
         </w:rPr>
       </w:pPr>
     </w:p>
@@ -4105,7 +4099,6 @@
           <w:rFonts w:ascii="Times New Roman" w:hAnsi="Times New Roman"/>
           <w:b/>
           <w:sz w:val="28"/>
-          <w:lang w:val="en-AU"/>
         </w:rPr>
       </w:pPr>
     </w:p>
@@ -4118,7 +4111,6 @@
           <w:rFonts w:ascii="Times New Roman" w:hAnsi="Times New Roman"/>
           <w:b/>
           <w:sz w:val="28"/>
-          <w:lang w:val="en-AU"/>
         </w:rPr>
       </w:pPr>
     </w:p>
@@ -4131,7 +4123,6 @@
           <w:rFonts w:ascii="Times New Roman" w:hAnsi="Times New Roman"/>
           <w:b/>
           <w:sz w:val="28"/>
-          <w:lang w:val="en-AU"/>
         </w:rPr>
       </w:pPr>
     </w:p>
@@ -4144,7 +4135,6 @@
           <w:rFonts w:ascii="Times New Roman" w:hAnsi="Times New Roman"/>
           <w:b/>
           <w:sz w:val="28"/>
-          <w:lang w:val="en-AU"/>
         </w:rPr>
       </w:pPr>
     </w:p>
@@ -4157,7 +4147,6 @@
           <w:rFonts w:ascii="Times New Roman" w:hAnsi="Times New Roman"/>
           <w:b/>
           <w:sz w:val="28"/>
-          <w:lang w:val="en-AU"/>
         </w:rPr>
       </w:pPr>
     </w:p>
@@ -4170,7 +4159,6 @@
           <w:rFonts w:ascii="Times New Roman" w:hAnsi="Times New Roman"/>
           <w:b/>
           <w:sz w:val="28"/>
-          <w:lang w:val="en-AU"/>
         </w:rPr>
       </w:pPr>
     </w:p>
@@ -4183,7 +4171,6 @@
           <w:rFonts w:ascii="Times New Roman" w:hAnsi="Times New Roman"/>
           <w:b/>
           <w:sz w:val="28"/>
-          <w:lang w:val="en-AU"/>
         </w:rPr>
       </w:pPr>
     </w:p>
@@ -4196,7 +4183,6 @@
           <w:rFonts w:ascii="Times New Roman" w:hAnsi="Times New Roman"/>
           <w:b/>
           <w:sz w:val="28"/>
-          <w:lang w:val="en-AU"/>
         </w:rPr>
       </w:pPr>
     </w:p>
@@ -4209,7 +4195,6 @@
           <w:rFonts w:ascii="Times New Roman" w:hAnsi="Times New Roman"/>
           <w:b/>
           <w:sz w:val="28"/>
-          <w:lang w:val="en-AU"/>
         </w:rPr>
       </w:pPr>
     </w:p>
@@ -4221,7 +4206,6 @@
         <w:rPr>
           <w:rFonts w:ascii="Times New Roman" w:hAnsi="Times New Roman"/>
           <w:sz w:val="28"/>
-          <w:lang w:val="en-AU"/>
         </w:rPr>
       </w:pPr>
       <w:r>
@@ -4239,7 +4223,6 @@
           <w:b/>
           <w:spacing w:val="-10"/>
           <w:sz w:val="28"/>
-          <w:lang w:val="en-AU"/>
         </w:rPr>
         <w:t xml:space="preserve"> </w:t>
       </w:r>
@@ -4258,7 +4241,6 @@
           <w:b/>
           <w:spacing w:val="-2"/>
           <w:sz w:val="28"/>
-          <w:lang w:val="en-AU"/>
         </w:rPr>
         <w:t>.</w:t>
       </w:r>
@@ -4270,7 +4252,6 @@
         <w:rPr>
           <w:rFonts w:ascii="Times New Roman" w:hAnsi="Times New Roman"/>
           <w:sz w:val="28"/>
-          <w:lang w:val="en-AU"/>
         </w:rPr>
       </w:pPr>
       <w:r>
@@ -4303,7 +4284,6 @@
         <w:rPr>
           <w:rFonts w:ascii="Times New Roman" w:hAnsi="Times New Roman"/>
           <w:sz w:val="28"/>
-          <w:lang w:val="en-AU"/>
         </w:rPr>
       </w:pPr>
     </w:p>
@@ -4443,6 +4423,7 @@
         <w:rPr>
           <w:rFonts w:ascii="Times New Roman" w:hAnsi="Times New Roman"/>
           <w:sz w:val="28"/>
+          <w:lang w:val="en-AU"/>
         </w:rPr>
         <w:tab/>
       </w:r>
@@ -4681,7 +4662,6 @@
         <w:rPr>
           <w:rFonts w:ascii="Times New Roman" w:hAnsi="Times New Roman"/>
           <w:sz w:val="28"/>
-          <w:lang w:val="en-AU"/>
         </w:rPr>
       </w:pPr>
       <w:r>
@@ -4731,7 +4711,6 @@
         <w:rPr>
           <w:rFonts w:ascii="Times New Roman" w:hAnsi="Times New Roman"/>
           <w:sz w:val="28"/>
-          <w:lang w:val="en-AU"/>
         </w:rPr>
       </w:pPr>
     </w:p>
@@ -4741,14 +4720,12 @@
         <w:rPr>
           <w:rFonts w:ascii="Times New Roman" w:hAnsi="Times New Roman" w:cs="Times New Roman"/>
           <w:sz w:val="28"/>
-          <w:lang w:val="en-AU"/>
         </w:rPr>
       </w:pPr>
       <w:r>
         <w:rPr>
           <w:rFonts w:ascii="Times New Roman" w:hAnsi="Times New Roman" w:cs="Times New Roman"/>
           <w:sz w:val="28"/>
-          <w:lang w:val="en-AU"/>
         </w:rPr>
         <w:t xml:space="preserve">2) </w:t>
       </w:r>
@@ -4763,9 +4740,23 @@
         <w:rPr>
           <w:rFonts w:ascii="Times New Roman" w:hAnsi="Times New Roman" w:cs="Times New Roman"/>
           <w:sz w:val="28"/>
-          <w:lang w:val="en-AU"/>
-        </w:rPr>
-        <w:t xml:space="preserve"> (liveness) </w:t>
+        </w:rPr>
+        <w:t xml:space="preserve"> (</w:t>
+      </w:r>
+      <w:r>
+        <w:rPr>
+          <w:rFonts w:ascii="Times New Roman" w:hAnsi="Times New Roman" w:cs="Times New Roman"/>
+          <w:sz w:val="28"/>
+          <w:lang w:val="en-AU"/>
+        </w:rPr>
+        <w:t>liveness</w:t>
+      </w:r>
+      <w:r>
+        <w:rPr>
+          <w:rFonts w:ascii="Times New Roman" w:hAnsi="Times New Roman" w:cs="Times New Roman"/>
+          <w:sz w:val="28"/>
+        </w:rPr>
+        <w:t xml:space="preserve">) </w:t>
       </w:r>
     </w:p>
     <w:p>
@@ -4775,7 +4766,6 @@
         <w:rPr>
           <w:rFonts w:ascii="Times New Roman" w:hAnsi="Times New Roman"/>
           <w:sz w:val="28"/>
-          <w:lang w:val="en-AU"/>
         </w:rPr>
       </w:pPr>
       <w:proofErr w:type="spellStart"/>
@@ -4792,25 +4782,36 @@
         <w:rPr>
           <w:rFonts w:ascii="Times New Roman" w:hAnsi="Times New Roman"/>
           <w:sz w:val="28"/>
-          <w:lang w:val="en-AU"/>
         </w:rPr>
         <w:t xml:space="preserve"> </w:t>
       </w:r>
-      <w:proofErr w:type="spellStart"/>
-      <w:r>
-        <w:rPr>
-          <w:rFonts w:ascii="Times New Roman" w:hAnsi="Times New Roman"/>
-          <w:sz w:val="28"/>
-          <w:lang w:val="en-AU"/>
-        </w:rPr>
-        <w:t>liveness_done</w:t>
-      </w:r>
-      <w:proofErr w:type="spellEnd"/>
-      <w:r>
-        <w:rPr>
-          <w:rFonts w:ascii="Times New Roman" w:hAnsi="Times New Roman"/>
-          <w:sz w:val="28"/>
-          <w:lang w:val="en-AU"/>
+      <w:r>
+        <w:rPr>
+          <w:rFonts w:ascii="Times New Roman" w:hAnsi="Times New Roman"/>
+          <w:sz w:val="28"/>
+          <w:lang w:val="en-AU"/>
+        </w:rPr>
+        <w:t>liveness</w:t>
+      </w:r>
+      <w:r>
+        <w:rPr>
+          <w:rFonts w:ascii="Times New Roman" w:hAnsi="Times New Roman"/>
+          <w:sz w:val="28"/>
+        </w:rPr>
+        <w:t>_</w:t>
+      </w:r>
+      <w:r>
+        <w:rPr>
+          <w:rFonts w:ascii="Times New Roman" w:hAnsi="Times New Roman"/>
+          <w:sz w:val="28"/>
+          <w:lang w:val="en-AU"/>
+        </w:rPr>
+        <w:t>done</w:t>
+      </w:r>
+      <w:r>
+        <w:rPr>
+          <w:rFonts w:ascii="Times New Roman" w:hAnsi="Times New Roman"/>
+          <w:sz w:val="28"/>
         </w:rPr>
         <w:t xml:space="preserve"> </w:t>
       </w:r>
@@ -4819,7 +4820,6 @@
         <w:rPr>
           <w:rFonts w:ascii="Times New Roman" w:hAnsi="Times New Roman"/>
           <w:sz w:val="28"/>
-          <w:lang w:val="en-AU"/>
         </w:rPr>
         <w:t>{ &lt;</w:t>
       </w:r>
@@ -4828,16 +4828,29 @@
         <w:rPr>
           <w:rFonts w:ascii="Times New Roman" w:hAnsi="Times New Roman"/>
           <w:sz w:val="28"/>
-          <w:lang w:val="en-AU"/>
-        </w:rPr>
-        <w:t>&gt; (done == 1</w:t>
+        </w:rPr>
+        <w:t>&gt; (</w:t>
+      </w:r>
+      <w:r>
+        <w:rPr>
+          <w:rFonts w:ascii="Times New Roman" w:hAnsi="Times New Roman"/>
+          <w:sz w:val="28"/>
+          <w:lang w:val="en-AU"/>
+        </w:rPr>
+        <w:t>done</w:t>
+      </w:r>
+      <w:r>
+        <w:rPr>
+          <w:rFonts w:ascii="Times New Roman" w:hAnsi="Times New Roman"/>
+          <w:sz w:val="28"/>
+        </w:rPr>
+        <w:t xml:space="preserve"> == 1</w:t>
       </w:r>
       <w:proofErr w:type="gramStart"/>
       <w:r>
         <w:rPr>
           <w:rFonts w:ascii="Times New Roman" w:hAnsi="Times New Roman"/>
           <w:sz w:val="28"/>
-          <w:lang w:val="en-AU"/>
         </w:rPr>
         <w:t>) }</w:t>
       </w:r>
@@ -5265,7 +5278,6 @@
         <w:rPr>
           <w:rFonts w:ascii="Times New Roman" w:hAnsi="Times New Roman"/>
           <w:sz w:val="28"/>
-          <w:lang w:val="en-AU"/>
         </w:rPr>
       </w:pPr>
     </w:p>
@@ -5276,7 +5288,6 @@
         <w:rPr>
           <w:rFonts w:ascii="Times New Roman" w:hAnsi="Times New Roman"/>
           <w:sz w:val="28"/>
-          <w:lang w:val="en-AU"/>
         </w:rPr>
       </w:pPr>
     </w:p>
@@ -5287,7 +5298,6 @@
         <w:rPr>
           <w:rFonts w:ascii="Times New Roman" w:hAnsi="Times New Roman"/>
           <w:sz w:val="28"/>
-          <w:lang w:val="en-AU"/>
         </w:rPr>
       </w:pPr>
     </w:p>
@@ -5298,7 +5308,6 @@
         <w:rPr>
           <w:rFonts w:ascii="Times New Roman" w:hAnsi="Times New Roman"/>
           <w:sz w:val="28"/>
-          <w:lang w:val="en-AU"/>
         </w:rPr>
       </w:pPr>
     </w:p>
@@ -5309,7 +5318,6 @@
         <w:rPr>
           <w:rFonts w:ascii="Times New Roman" w:hAnsi="Times New Roman"/>
           <w:sz w:val="28"/>
-          <w:lang w:val="en-AU"/>
         </w:rPr>
       </w:pPr>
     </w:p>
@@ -5356,6 +5364,7 @@
       <w:r>
         <w:rPr>
           <w:rFonts w:ascii="Times New Roman" w:hAnsi="Times New Roman"/>
+          <w:noProof/>
           <w:sz w:val="28"/>
         </w:rPr>
         <w:drawing>
@@ -5435,14 +5444,7 @@
           <w:rFonts w:ascii="Times New Roman" w:hAnsi="Times New Roman"/>
           <w:sz w:val="28"/>
         </w:rPr>
-        <w:t>6</w:t>
-      </w:r>
-      <w:r>
-        <w:rPr>
-          <w:rFonts w:ascii="Times New Roman" w:hAnsi="Times New Roman"/>
-          <w:sz w:val="28"/>
-        </w:rPr>
-        <w:t xml:space="preserve"> </w:t>
+        <w:t xml:space="preserve">6 </w:t>
       </w:r>
       <w:r>
         <w:rPr>
@@ -5486,7 +5488,6 @@
           <w:b/>
           <w:bCs/>
           <w:sz w:val="28"/>
-          <w:lang w:val="en-AU"/>
         </w:rPr>
       </w:pPr>
       <w:r>
@@ -5494,7 +5495,6 @@
           <w:b/>
           <w:bCs/>
           <w:sz w:val="28"/>
-          <w:lang w:val="en-AU"/>
         </w:rPr>
         <w:lastRenderedPageBreak/>
         <w:tab/>
@@ -5516,7 +5516,6 @@
         <w:rPr>
           <w:rFonts w:ascii="Times New Roman" w:hAnsi="Times New Roman"/>
           <w:sz w:val="28"/>
-          <w:lang w:val="en-AU"/>
         </w:rPr>
       </w:pPr>
       <w:r>
@@ -5596,7 +5595,6 @@
         <w:rPr>
           <w:rFonts w:ascii="Times New Roman" w:hAnsi="Times New Roman"/>
           <w:sz w:val="28"/>
-          <w:lang w:val="en-AU"/>
         </w:rPr>
         <w:t>.</w:t>
       </w:r>
@@ -5832,7 +5830,6 @@
         <w:spacing w:line="360" w:lineRule="auto"/>
         <w:rPr>
           <w:sz w:val="28"/>
-          <w:lang w:val="en-AU"/>
         </w:rPr>
       </w:pPr>
     </w:p>
@@ -5844,7 +5841,6 @@
         <w:spacing w:line="360" w:lineRule="auto"/>
         <w:rPr>
           <w:sz w:val="28"/>
-          <w:lang w:val="en-AU"/>
         </w:rPr>
       </w:pPr>
     </w:p>
@@ -5945,7 +5941,6 @@
           <w:b/>
           <w:spacing w:val="-2"/>
           <w:sz w:val="28"/>
-          <w:lang w:val="en-AU"/>
         </w:rPr>
       </w:pPr>
       <w:proofErr w:type="spellStart"/>
@@ -5957,7 +5952,28 @@
           <w:sz w:val="28"/>
           <w:lang w:val="en-AU"/>
         </w:rPr>
-        <w:t>matmul.pml</w:t>
+        <w:t>matmul</w:t>
+      </w:r>
+      <w:proofErr w:type="spellEnd"/>
+      <w:r>
+        <w:rPr>
+          <w:rFonts w:ascii="Times New Roman"/>
+          <w:b/>
+          <w:spacing w:val="-2"/>
+          <w:sz w:val="28"/>
+        </w:rPr>
+        <w:t>.</w:t>
+      </w:r>
+      <w:proofErr w:type="spellStart"/>
+      <w:r>
+        <w:rPr>
+          <w:rFonts w:ascii="Times New Roman"/>
+          <w:b/>
+          <w:spacing w:val="-2"/>
+          <w:sz w:val="28"/>
+          <w:lang w:val="en-AU"/>
+        </w:rPr>
+        <w:t>pml</w:t>
       </w:r>
       <w:proofErr w:type="spellEnd"/>
     </w:p>
@@ -6596,7 +6612,39 @@
           <w:sz w:val="24"/>
           <w:lang w:val="en-AU"/>
         </w:rPr>
-        <w:t xml:space="preserve">]); </w:t>
+        <w:t>]); pj++</w:t>
+      </w:r>
+    </w:p>
+    <w:p>
+      <w:pPr>
+        <w:ind w:left="2"/>
+        <w:rPr>
+          <w:sz w:val="24"/>
+          <w:lang w:val="en-AU"/>
+        </w:rPr>
+      </w:pPr>
+      <w:r>
+        <w:rPr>
+          <w:sz w:val="24"/>
+          <w:lang w:val="en-AU"/>
+        </w:rPr>
+        <w:t xml:space="preserve">        </w:t>
+      </w:r>
+      <w:proofErr w:type="gramStart"/>
+      <w:r>
+        <w:rPr>
+          <w:sz w:val="24"/>
+          <w:lang w:val="en-AU"/>
+        </w:rPr>
+        <w:t>::</w:t>
+      </w:r>
+      <w:proofErr w:type="gramEnd"/>
+      <w:r>
+        <w:rPr>
+          <w:sz w:val="24"/>
+          <w:lang w:val="en-AU"/>
+        </w:rPr>
+        <w:t xml:space="preserve"> (</w:t>
       </w:r>
       <w:proofErr w:type="spellStart"/>
       <w:r>
@@ -6612,7 +6660,23 @@
           <w:sz w:val="24"/>
           <w:lang w:val="en-AU"/>
         </w:rPr>
-        <w:t>++</w:t>
+        <w:t xml:space="preserve"> == N) -&gt; break</w:t>
+      </w:r>
+    </w:p>
+    <w:p>
+      <w:pPr>
+        <w:ind w:left="2"/>
+        <w:rPr>
+          <w:sz w:val="24"/>
+          <w:lang w:val="en-AU"/>
+        </w:rPr>
+      </w:pPr>
+      <w:r>
+        <w:rPr>
+          <w:sz w:val="24"/>
+          <w:lang w:val="en-AU"/>
+        </w:rPr>
+        <w:t>        od;</w:t>
       </w:r>
     </w:p>
     <w:p>
@@ -6630,6 +6694,54 @@
         </w:rPr>
         <w:t xml:space="preserve">        </w:t>
       </w:r>
+      <w:proofErr w:type="spellStart"/>
+      <w:r>
+        <w:rPr>
+          <w:sz w:val="24"/>
+          <w:lang w:val="en-AU"/>
+        </w:rPr>
+        <w:t>printf</w:t>
+      </w:r>
+      <w:proofErr w:type="spellEnd"/>
+      <w:r>
+        <w:rPr>
+          <w:sz w:val="24"/>
+          <w:lang w:val="en-AU"/>
+        </w:rPr>
+        <w:t>("\n");</w:t>
+      </w:r>
+    </w:p>
+    <w:p>
+      <w:pPr>
+        <w:ind w:left="2"/>
+        <w:rPr>
+          <w:sz w:val="24"/>
+          <w:lang w:val="en-AU"/>
+        </w:rPr>
+      </w:pPr>
+      <w:r>
+        <w:rPr>
+          <w:sz w:val="24"/>
+          <w:lang w:val="en-AU"/>
+        </w:rPr>
+        <w:t>        pi++</w:t>
+      </w:r>
+    </w:p>
+    <w:p>
+      <w:pPr>
+        <w:ind w:left="2"/>
+        <w:rPr>
+          <w:sz w:val="24"/>
+          <w:lang w:val="en-AU"/>
+        </w:rPr>
+      </w:pPr>
+      <w:r>
+        <w:rPr>
+          <w:sz w:val="24"/>
+          <w:lang w:val="en-AU"/>
+        </w:rPr>
+        <w:t xml:space="preserve">    </w:t>
+      </w:r>
       <w:proofErr w:type="gramStart"/>
       <w:r>
         <w:rPr>
@@ -6644,7 +6756,64 @@
           <w:sz w:val="24"/>
           <w:lang w:val="en-AU"/>
         </w:rPr>
-        <w:t xml:space="preserve"> (</w:t>
+        <w:t xml:space="preserve"> (pi == N) -&gt; break</w:t>
+      </w:r>
+    </w:p>
+    <w:p>
+      <w:pPr>
+        <w:ind w:left="2"/>
+        <w:rPr>
+          <w:sz w:val="24"/>
+          <w:lang w:val="en-AU"/>
+        </w:rPr>
+      </w:pPr>
+      <w:r>
+        <w:rPr>
+          <w:sz w:val="24"/>
+          <w:lang w:val="en-AU"/>
+        </w:rPr>
+        <w:t>    od</w:t>
+      </w:r>
+    </w:p>
+    <w:p>
+      <w:pPr>
+        <w:ind w:left="2"/>
+        <w:rPr>
+          <w:sz w:val="24"/>
+          <w:lang w:val="en-AU"/>
+        </w:rPr>
+      </w:pPr>
+      <w:r>
+        <w:rPr>
+          <w:sz w:val="24"/>
+          <w:lang w:val="en-AU"/>
+        </w:rPr>
+        <w:t>}</w:t>
+      </w:r>
+    </w:p>
+    <w:p>
+      <w:pPr>
+        <w:ind w:left="2"/>
+        <w:rPr>
+          <w:sz w:val="24"/>
+          <w:lang w:val="en-AU"/>
+        </w:rPr>
+      </w:pPr>
+    </w:p>
+    <w:p>
+      <w:pPr>
+        <w:ind w:left="2"/>
+        <w:rPr>
+          <w:sz w:val="24"/>
+          <w:lang w:val="en-AU"/>
+        </w:rPr>
+      </w:pPr>
+      <w:r>
+        <w:rPr>
+          <w:sz w:val="24"/>
+          <w:lang w:val="en-AU"/>
+        </w:rPr>
+        <w:t xml:space="preserve">inline </w:t>
       </w:r>
       <w:proofErr w:type="spellStart"/>
       <w:r>
@@ -6652,7 +6821,15 @@
           <w:sz w:val="24"/>
           <w:lang w:val="en-AU"/>
         </w:rPr>
-        <w:t>pj</w:t>
+        <w:t>init_</w:t>
+      </w:r>
+      <w:proofErr w:type="gramStart"/>
+      <w:r>
+        <w:rPr>
+          <w:sz w:val="24"/>
+          <w:lang w:val="en-AU"/>
+        </w:rPr>
+        <w:t>AB</w:t>
       </w:r>
       <w:proofErr w:type="spellEnd"/>
       <w:r>
@@ -6660,47 +6837,1106 @@
           <w:sz w:val="24"/>
           <w:lang w:val="en-AU"/>
         </w:rPr>
-        <w:t xml:space="preserve"> == N) -&gt; break</w:t>
-      </w:r>
-    </w:p>
-    <w:p>
-      <w:pPr>
-        <w:ind w:left="2"/>
-        <w:rPr>
-          <w:sz w:val="24"/>
-          <w:lang w:val="en-AU"/>
-        </w:rPr>
-      </w:pPr>
-      <w:r>
-        <w:rPr>
-          <w:sz w:val="24"/>
-          <w:lang w:val="en-AU"/>
-        </w:rPr>
-        <w:t>        od;</w:t>
-      </w:r>
-    </w:p>
-    <w:p>
-      <w:pPr>
-        <w:ind w:left="2"/>
-        <w:rPr>
-          <w:sz w:val="24"/>
-          <w:lang w:val="en-AU"/>
-        </w:rPr>
-      </w:pPr>
-      <w:r>
-        <w:rPr>
-          <w:sz w:val="24"/>
-          <w:lang w:val="en-AU"/>
-        </w:rPr>
-        <w:t xml:space="preserve">        </w:t>
-      </w:r>
+        <w:t>(</w:t>
+      </w:r>
+      <w:proofErr w:type="gramEnd"/>
+      <w:r>
+        <w:rPr>
+          <w:sz w:val="24"/>
+          <w:lang w:val="en-AU"/>
+        </w:rPr>
+        <w:t>A, B)</w:t>
+      </w:r>
+    </w:p>
+    <w:p>
+      <w:pPr>
+        <w:ind w:left="2"/>
+        <w:rPr>
+          <w:sz w:val="24"/>
+          <w:lang w:val="en-AU"/>
+        </w:rPr>
+      </w:pPr>
+      <w:r>
+        <w:rPr>
+          <w:sz w:val="24"/>
+          <w:lang w:val="en-AU"/>
+        </w:rPr>
+        <w:t>{</w:t>
+      </w:r>
+    </w:p>
+    <w:p>
+      <w:pPr>
+        <w:ind w:left="2"/>
+        <w:rPr>
+          <w:sz w:val="24"/>
+          <w:lang w:val="en-AU"/>
+        </w:rPr>
+      </w:pPr>
+      <w:r>
+        <w:rPr>
+          <w:sz w:val="24"/>
+          <w:lang w:val="en-AU"/>
+        </w:rPr>
+        <w:t xml:space="preserve">    </w:t>
+      </w:r>
+      <w:proofErr w:type="gramStart"/>
+      <w:r>
+        <w:rPr>
+          <w:sz w:val="24"/>
+          <w:lang w:val="en-AU"/>
+        </w:rPr>
+        <w:t>A[</w:t>
+      </w:r>
+      <w:proofErr w:type="gramEnd"/>
+      <w:r>
+        <w:rPr>
+          <w:sz w:val="24"/>
+          <w:lang w:val="en-AU"/>
+        </w:rPr>
+        <w:t>0*N + 0] = 1;</w:t>
+      </w:r>
+    </w:p>
+    <w:p>
+      <w:pPr>
+        <w:ind w:left="2"/>
+        <w:rPr>
+          <w:sz w:val="24"/>
+          <w:lang w:val="en-AU"/>
+        </w:rPr>
+      </w:pPr>
+      <w:r>
+        <w:rPr>
+          <w:sz w:val="24"/>
+          <w:lang w:val="en-AU"/>
+        </w:rPr>
+        <w:t xml:space="preserve">    </w:t>
+      </w:r>
+      <w:proofErr w:type="gramStart"/>
+      <w:r>
+        <w:rPr>
+          <w:sz w:val="24"/>
+          <w:lang w:val="en-AU"/>
+        </w:rPr>
+        <w:t>A[</w:t>
+      </w:r>
+      <w:proofErr w:type="gramEnd"/>
+      <w:r>
+        <w:rPr>
+          <w:sz w:val="24"/>
+          <w:lang w:val="en-AU"/>
+        </w:rPr>
+        <w:t>0*N + 1] = 2;</w:t>
+      </w:r>
+    </w:p>
+    <w:p>
+      <w:pPr>
+        <w:ind w:left="2"/>
+        <w:rPr>
+          <w:sz w:val="24"/>
+          <w:lang w:val="en-AU"/>
+        </w:rPr>
+      </w:pPr>
+      <w:r>
+        <w:rPr>
+          <w:sz w:val="24"/>
+          <w:lang w:val="en-AU"/>
+        </w:rPr>
+        <w:t xml:space="preserve">    </w:t>
+      </w:r>
+      <w:proofErr w:type="gramStart"/>
+      <w:r>
+        <w:rPr>
+          <w:sz w:val="24"/>
+          <w:lang w:val="en-AU"/>
+        </w:rPr>
+        <w:t>A[</w:t>
+      </w:r>
+      <w:proofErr w:type="gramEnd"/>
+      <w:r>
+        <w:rPr>
+          <w:sz w:val="24"/>
+          <w:lang w:val="en-AU"/>
+        </w:rPr>
+        <w:t>0*N + 2] = 3;</w:t>
+      </w:r>
+    </w:p>
+    <w:p>
+      <w:pPr>
+        <w:ind w:left="2"/>
+        <w:rPr>
+          <w:sz w:val="24"/>
+          <w:lang w:val="en-AU"/>
+        </w:rPr>
+      </w:pPr>
+      <w:r>
+        <w:rPr>
+          <w:sz w:val="24"/>
+          <w:lang w:val="en-AU"/>
+        </w:rPr>
+        <w:t xml:space="preserve">    </w:t>
+      </w:r>
+      <w:proofErr w:type="gramStart"/>
+      <w:r>
+        <w:rPr>
+          <w:sz w:val="24"/>
+          <w:lang w:val="en-AU"/>
+        </w:rPr>
+        <w:t>A[</w:t>
+      </w:r>
+      <w:proofErr w:type="gramEnd"/>
+      <w:r>
+        <w:rPr>
+          <w:sz w:val="24"/>
+          <w:lang w:val="en-AU"/>
+        </w:rPr>
+        <w:t>0*N + 3] = 1;</w:t>
+      </w:r>
+    </w:p>
+    <w:p>
+      <w:pPr>
+        <w:ind w:left="2"/>
+        <w:rPr>
+          <w:sz w:val="24"/>
+          <w:lang w:val="en-AU"/>
+        </w:rPr>
+      </w:pPr>
+      <w:r>
+        <w:rPr>
+          <w:sz w:val="24"/>
+          <w:lang w:val="en-AU"/>
+        </w:rPr>
+        <w:t xml:space="preserve">    </w:t>
+      </w:r>
+      <w:proofErr w:type="gramStart"/>
+      <w:r>
+        <w:rPr>
+          <w:sz w:val="24"/>
+          <w:lang w:val="en-AU"/>
+        </w:rPr>
+        <w:t>A[</w:t>
+      </w:r>
+      <w:proofErr w:type="gramEnd"/>
+      <w:r>
+        <w:rPr>
+          <w:sz w:val="24"/>
+          <w:lang w:val="en-AU"/>
+        </w:rPr>
+        <w:t>1*N + 0] = 4;</w:t>
+      </w:r>
+    </w:p>
+    <w:p>
+      <w:pPr>
+        <w:ind w:left="2"/>
+        <w:rPr>
+          <w:sz w:val="24"/>
+          <w:lang w:val="en-AU"/>
+        </w:rPr>
+      </w:pPr>
+      <w:r>
+        <w:rPr>
+          <w:sz w:val="24"/>
+          <w:lang w:val="en-AU"/>
+        </w:rPr>
+        <w:t xml:space="preserve">    </w:t>
+      </w:r>
+      <w:proofErr w:type="gramStart"/>
+      <w:r>
+        <w:rPr>
+          <w:sz w:val="24"/>
+          <w:lang w:val="en-AU"/>
+        </w:rPr>
+        <w:t>A[</w:t>
+      </w:r>
+      <w:proofErr w:type="gramEnd"/>
+      <w:r>
+        <w:rPr>
+          <w:sz w:val="24"/>
+          <w:lang w:val="en-AU"/>
+        </w:rPr>
+        <w:t>1*N + 1] = 5;</w:t>
+      </w:r>
+    </w:p>
+    <w:p>
+      <w:pPr>
+        <w:ind w:left="2"/>
+        <w:rPr>
+          <w:sz w:val="24"/>
+          <w:lang w:val="en-AU"/>
+        </w:rPr>
+      </w:pPr>
+      <w:r>
+        <w:rPr>
+          <w:sz w:val="24"/>
+          <w:lang w:val="en-AU"/>
+        </w:rPr>
+        <w:t xml:space="preserve">    </w:t>
+      </w:r>
+      <w:proofErr w:type="gramStart"/>
+      <w:r>
+        <w:rPr>
+          <w:sz w:val="24"/>
+          <w:lang w:val="en-AU"/>
+        </w:rPr>
+        <w:t>A[</w:t>
+      </w:r>
+      <w:proofErr w:type="gramEnd"/>
+      <w:r>
+        <w:rPr>
+          <w:sz w:val="24"/>
+          <w:lang w:val="en-AU"/>
+        </w:rPr>
+        <w:t>1*N + 2] = 6;</w:t>
+      </w:r>
+    </w:p>
+    <w:p>
+      <w:pPr>
+        <w:ind w:left="2"/>
+        <w:rPr>
+          <w:sz w:val="24"/>
+          <w:lang w:val="en-AU"/>
+        </w:rPr>
+      </w:pPr>
+      <w:r>
+        <w:rPr>
+          <w:sz w:val="24"/>
+          <w:lang w:val="en-AU"/>
+        </w:rPr>
+        <w:t xml:space="preserve">    </w:t>
+      </w:r>
+      <w:proofErr w:type="gramStart"/>
+      <w:r>
+        <w:rPr>
+          <w:sz w:val="24"/>
+          <w:lang w:val="en-AU"/>
+        </w:rPr>
+        <w:t>A[</w:t>
+      </w:r>
+      <w:proofErr w:type="gramEnd"/>
+      <w:r>
+        <w:rPr>
+          <w:sz w:val="24"/>
+          <w:lang w:val="en-AU"/>
+        </w:rPr>
+        <w:t>1*N + 3] = 1;</w:t>
+      </w:r>
+    </w:p>
+    <w:p>
+      <w:pPr>
+        <w:ind w:left="2"/>
+        <w:rPr>
+          <w:sz w:val="24"/>
+          <w:lang w:val="en-AU"/>
+        </w:rPr>
+      </w:pPr>
+      <w:r>
+        <w:rPr>
+          <w:sz w:val="24"/>
+          <w:lang w:val="en-AU"/>
+        </w:rPr>
+        <w:t xml:space="preserve">    </w:t>
+      </w:r>
+      <w:proofErr w:type="gramStart"/>
+      <w:r>
+        <w:rPr>
+          <w:sz w:val="24"/>
+          <w:lang w:val="en-AU"/>
+        </w:rPr>
+        <w:t>A[</w:t>
+      </w:r>
+      <w:proofErr w:type="gramEnd"/>
+      <w:r>
+        <w:rPr>
+          <w:sz w:val="24"/>
+          <w:lang w:val="en-AU"/>
+        </w:rPr>
+        <w:t>2*N + 0] = 7;</w:t>
+      </w:r>
+    </w:p>
+    <w:p>
+      <w:pPr>
+        <w:ind w:left="2"/>
+        <w:rPr>
+          <w:sz w:val="24"/>
+          <w:lang w:val="en-AU"/>
+        </w:rPr>
+      </w:pPr>
+      <w:r>
+        <w:rPr>
+          <w:sz w:val="24"/>
+          <w:lang w:val="en-AU"/>
+        </w:rPr>
+        <w:t xml:space="preserve">    </w:t>
+      </w:r>
+      <w:proofErr w:type="gramStart"/>
+      <w:r>
+        <w:rPr>
+          <w:sz w:val="24"/>
+          <w:lang w:val="en-AU"/>
+        </w:rPr>
+        <w:t>A[</w:t>
+      </w:r>
+      <w:proofErr w:type="gramEnd"/>
+      <w:r>
+        <w:rPr>
+          <w:sz w:val="24"/>
+          <w:lang w:val="en-AU"/>
+        </w:rPr>
+        <w:t>2*N + 1] = 8;</w:t>
+      </w:r>
+    </w:p>
+    <w:p>
+      <w:pPr>
+        <w:ind w:left="2"/>
+        <w:rPr>
+          <w:sz w:val="24"/>
+          <w:lang w:val="en-AU"/>
+        </w:rPr>
+      </w:pPr>
+      <w:r>
+        <w:rPr>
+          <w:sz w:val="24"/>
+          <w:lang w:val="en-AU"/>
+        </w:rPr>
+        <w:t xml:space="preserve">    </w:t>
+      </w:r>
+      <w:proofErr w:type="gramStart"/>
+      <w:r>
+        <w:rPr>
+          <w:sz w:val="24"/>
+          <w:lang w:val="en-AU"/>
+        </w:rPr>
+        <w:t>A[</w:t>
+      </w:r>
+      <w:proofErr w:type="gramEnd"/>
+      <w:r>
+        <w:rPr>
+          <w:sz w:val="24"/>
+          <w:lang w:val="en-AU"/>
+        </w:rPr>
+        <w:t>2*N + 2] = 9;</w:t>
+      </w:r>
+    </w:p>
+    <w:p>
+      <w:pPr>
+        <w:ind w:left="2"/>
+        <w:rPr>
+          <w:sz w:val="24"/>
+          <w:lang w:val="en-AU"/>
+        </w:rPr>
+      </w:pPr>
+      <w:r>
+        <w:rPr>
+          <w:sz w:val="24"/>
+          <w:lang w:val="en-AU"/>
+        </w:rPr>
+        <w:t xml:space="preserve">    </w:t>
+      </w:r>
+      <w:proofErr w:type="gramStart"/>
+      <w:r>
+        <w:rPr>
+          <w:sz w:val="24"/>
+          <w:lang w:val="en-AU"/>
+        </w:rPr>
+        <w:t>A[</w:t>
+      </w:r>
+      <w:proofErr w:type="gramEnd"/>
+      <w:r>
+        <w:rPr>
+          <w:sz w:val="24"/>
+          <w:lang w:val="en-AU"/>
+        </w:rPr>
+        <w:t>2*N + 3] = 1;</w:t>
+      </w:r>
+    </w:p>
+    <w:p>
+      <w:pPr>
+        <w:ind w:left="2"/>
+        <w:rPr>
+          <w:sz w:val="24"/>
+          <w:lang w:val="en-AU"/>
+        </w:rPr>
+      </w:pPr>
+      <w:r>
+        <w:rPr>
+          <w:sz w:val="24"/>
+          <w:lang w:val="en-AU"/>
+        </w:rPr>
+        <w:t xml:space="preserve">    </w:t>
+      </w:r>
+      <w:proofErr w:type="gramStart"/>
+      <w:r>
+        <w:rPr>
+          <w:sz w:val="24"/>
+          <w:lang w:val="en-AU"/>
+        </w:rPr>
+        <w:t>A[</w:t>
+      </w:r>
+      <w:proofErr w:type="gramEnd"/>
+      <w:r>
+        <w:rPr>
+          <w:sz w:val="24"/>
+          <w:lang w:val="en-AU"/>
+        </w:rPr>
+        <w:t>3*N + 0] = 1;</w:t>
+      </w:r>
+    </w:p>
+    <w:p>
+      <w:pPr>
+        <w:ind w:left="2"/>
+        <w:rPr>
+          <w:sz w:val="24"/>
+          <w:lang w:val="en-AU"/>
+        </w:rPr>
+      </w:pPr>
+      <w:r>
+        <w:rPr>
+          <w:sz w:val="24"/>
+          <w:lang w:val="en-AU"/>
+        </w:rPr>
+        <w:t xml:space="preserve">    </w:t>
+      </w:r>
+      <w:proofErr w:type="gramStart"/>
+      <w:r>
+        <w:rPr>
+          <w:sz w:val="24"/>
+          <w:lang w:val="en-AU"/>
+        </w:rPr>
+        <w:t>A[</w:t>
+      </w:r>
+      <w:proofErr w:type="gramEnd"/>
+      <w:r>
+        <w:rPr>
+          <w:sz w:val="24"/>
+          <w:lang w:val="en-AU"/>
+        </w:rPr>
+        <w:t>3*N + 1] = 1;</w:t>
+      </w:r>
+    </w:p>
+    <w:p>
+      <w:pPr>
+        <w:ind w:left="2"/>
+        <w:rPr>
+          <w:sz w:val="24"/>
+          <w:lang w:val="en-AU"/>
+        </w:rPr>
+      </w:pPr>
+      <w:r>
+        <w:rPr>
+          <w:sz w:val="24"/>
+          <w:lang w:val="en-AU"/>
+        </w:rPr>
+        <w:t xml:space="preserve">    </w:t>
+      </w:r>
+      <w:proofErr w:type="gramStart"/>
+      <w:r>
+        <w:rPr>
+          <w:sz w:val="24"/>
+          <w:lang w:val="en-AU"/>
+        </w:rPr>
+        <w:t>A[</w:t>
+      </w:r>
+      <w:proofErr w:type="gramEnd"/>
+      <w:r>
+        <w:rPr>
+          <w:sz w:val="24"/>
+          <w:lang w:val="en-AU"/>
+        </w:rPr>
+        <w:t>3*N + 2] = 1;</w:t>
+      </w:r>
+    </w:p>
+    <w:p>
+      <w:pPr>
+        <w:ind w:left="2"/>
+        <w:rPr>
+          <w:sz w:val="24"/>
+          <w:lang w:val="en-AU"/>
+        </w:rPr>
+      </w:pPr>
+      <w:r>
+        <w:rPr>
+          <w:sz w:val="24"/>
+          <w:lang w:val="en-AU"/>
+        </w:rPr>
+        <w:t xml:space="preserve">    </w:t>
+      </w:r>
+      <w:proofErr w:type="gramStart"/>
+      <w:r>
+        <w:rPr>
+          <w:sz w:val="24"/>
+          <w:lang w:val="en-AU"/>
+        </w:rPr>
+        <w:t>A[</w:t>
+      </w:r>
+      <w:proofErr w:type="gramEnd"/>
+      <w:r>
+        <w:rPr>
+          <w:sz w:val="24"/>
+          <w:lang w:val="en-AU"/>
+        </w:rPr>
+        <w:t>3*N + 3] = 2;</w:t>
+      </w:r>
+    </w:p>
+    <w:p>
+      <w:pPr>
+        <w:ind w:left="2"/>
+        <w:rPr>
+          <w:sz w:val="24"/>
+          <w:lang w:val="en-AU"/>
+        </w:rPr>
+      </w:pPr>
+    </w:p>
+    <w:p>
+      <w:pPr>
+        <w:ind w:left="2"/>
+        <w:rPr>
+          <w:sz w:val="24"/>
+          <w:lang w:val="en-AU"/>
+        </w:rPr>
+      </w:pPr>
+      <w:r>
+        <w:rPr>
+          <w:sz w:val="24"/>
+          <w:lang w:val="en-AU"/>
+        </w:rPr>
+        <w:t xml:space="preserve">    </w:t>
+      </w:r>
+      <w:proofErr w:type="gramStart"/>
+      <w:r>
+        <w:rPr>
+          <w:sz w:val="24"/>
+          <w:lang w:val="en-AU"/>
+        </w:rPr>
+        <w:t>B[</w:t>
+      </w:r>
+      <w:proofErr w:type="gramEnd"/>
+      <w:r>
+        <w:rPr>
+          <w:sz w:val="24"/>
+          <w:lang w:val="en-AU"/>
+        </w:rPr>
+        <w:t>0*N + 0] = 1;</w:t>
+      </w:r>
+    </w:p>
+    <w:p>
+      <w:pPr>
+        <w:ind w:left="2"/>
+        <w:rPr>
+          <w:sz w:val="24"/>
+          <w:lang w:val="en-AU"/>
+        </w:rPr>
+      </w:pPr>
+      <w:r>
+        <w:rPr>
+          <w:sz w:val="24"/>
+          <w:lang w:val="en-AU"/>
+        </w:rPr>
+        <w:t xml:space="preserve">    </w:t>
+      </w:r>
+      <w:proofErr w:type="gramStart"/>
+      <w:r>
+        <w:rPr>
+          <w:sz w:val="24"/>
+          <w:lang w:val="en-AU"/>
+        </w:rPr>
+        <w:t>B[</w:t>
+      </w:r>
+      <w:proofErr w:type="gramEnd"/>
+      <w:r>
+        <w:rPr>
+          <w:sz w:val="24"/>
+          <w:lang w:val="en-AU"/>
+        </w:rPr>
+        <w:t>0*N + 1] = 0;</w:t>
+      </w:r>
+    </w:p>
+    <w:p>
+      <w:pPr>
+        <w:ind w:left="2"/>
+        <w:rPr>
+          <w:sz w:val="24"/>
+          <w:lang w:val="en-AU"/>
+        </w:rPr>
+      </w:pPr>
+      <w:r>
+        <w:rPr>
+          <w:sz w:val="24"/>
+          <w:lang w:val="en-AU"/>
+        </w:rPr>
+        <w:t xml:space="preserve">    </w:t>
+      </w:r>
+      <w:proofErr w:type="gramStart"/>
+      <w:r>
+        <w:rPr>
+          <w:sz w:val="24"/>
+          <w:lang w:val="en-AU"/>
+        </w:rPr>
+        <w:t>B[</w:t>
+      </w:r>
+      <w:proofErr w:type="gramEnd"/>
+      <w:r>
+        <w:rPr>
+          <w:sz w:val="24"/>
+          <w:lang w:val="en-AU"/>
+        </w:rPr>
+        <w:t>0*N + 2] = 0;</w:t>
+      </w:r>
+    </w:p>
+    <w:p>
+      <w:pPr>
+        <w:ind w:left="2"/>
+        <w:rPr>
+          <w:sz w:val="24"/>
+          <w:lang w:val="en-AU"/>
+        </w:rPr>
+      </w:pPr>
+      <w:r>
+        <w:rPr>
+          <w:sz w:val="24"/>
+          <w:lang w:val="en-AU"/>
+        </w:rPr>
+        <w:t xml:space="preserve">    </w:t>
+      </w:r>
+      <w:proofErr w:type="gramStart"/>
+      <w:r>
+        <w:rPr>
+          <w:sz w:val="24"/>
+          <w:lang w:val="en-AU"/>
+        </w:rPr>
+        <w:t>B[</w:t>
+      </w:r>
+      <w:proofErr w:type="gramEnd"/>
+      <w:r>
+        <w:rPr>
+          <w:sz w:val="24"/>
+          <w:lang w:val="en-AU"/>
+        </w:rPr>
+        <w:t>0*N + 3] = 1;</w:t>
+      </w:r>
+    </w:p>
+    <w:p>
+      <w:pPr>
+        <w:ind w:left="2"/>
+        <w:rPr>
+          <w:sz w:val="24"/>
+          <w:lang w:val="en-AU"/>
+        </w:rPr>
+      </w:pPr>
+      <w:r>
+        <w:rPr>
+          <w:sz w:val="24"/>
+          <w:lang w:val="en-AU"/>
+        </w:rPr>
+        <w:t xml:space="preserve">    </w:t>
+      </w:r>
+      <w:proofErr w:type="gramStart"/>
+      <w:r>
+        <w:rPr>
+          <w:sz w:val="24"/>
+          <w:lang w:val="en-AU"/>
+        </w:rPr>
+        <w:t>B[</w:t>
+      </w:r>
+      <w:proofErr w:type="gramEnd"/>
+      <w:r>
+        <w:rPr>
+          <w:sz w:val="24"/>
+          <w:lang w:val="en-AU"/>
+        </w:rPr>
+        <w:t>1*N + 0] = 0;</w:t>
+      </w:r>
+    </w:p>
+    <w:p>
+      <w:pPr>
+        <w:ind w:left="2"/>
+        <w:rPr>
+          <w:sz w:val="24"/>
+          <w:lang w:val="en-AU"/>
+        </w:rPr>
+      </w:pPr>
+      <w:r>
+        <w:rPr>
+          <w:sz w:val="24"/>
+          <w:lang w:val="en-AU"/>
+        </w:rPr>
+        <w:t xml:space="preserve">    </w:t>
+      </w:r>
+      <w:proofErr w:type="gramStart"/>
+      <w:r>
+        <w:rPr>
+          <w:sz w:val="24"/>
+          <w:lang w:val="en-AU"/>
+        </w:rPr>
+        <w:t>B[</w:t>
+      </w:r>
+      <w:proofErr w:type="gramEnd"/>
+      <w:r>
+        <w:rPr>
+          <w:sz w:val="24"/>
+          <w:lang w:val="en-AU"/>
+        </w:rPr>
+        <w:t>1*N + 1] = 1;</w:t>
+      </w:r>
+    </w:p>
+    <w:p>
+      <w:pPr>
+        <w:ind w:left="2"/>
+        <w:rPr>
+          <w:sz w:val="24"/>
+          <w:lang w:val="en-AU"/>
+        </w:rPr>
+      </w:pPr>
+      <w:r>
+        <w:rPr>
+          <w:sz w:val="24"/>
+          <w:lang w:val="en-AU"/>
+        </w:rPr>
+        <w:t xml:space="preserve">    </w:t>
+      </w:r>
+      <w:proofErr w:type="gramStart"/>
+      <w:r>
+        <w:rPr>
+          <w:sz w:val="24"/>
+          <w:lang w:val="en-AU"/>
+        </w:rPr>
+        <w:t>B[</w:t>
+      </w:r>
+      <w:proofErr w:type="gramEnd"/>
+      <w:r>
+        <w:rPr>
+          <w:sz w:val="24"/>
+          <w:lang w:val="en-AU"/>
+        </w:rPr>
+        <w:t>1*N + 2] = 0;</w:t>
+      </w:r>
+    </w:p>
+    <w:p>
+      <w:pPr>
+        <w:ind w:left="2"/>
+        <w:rPr>
+          <w:sz w:val="24"/>
+          <w:lang w:val="en-AU"/>
+        </w:rPr>
+      </w:pPr>
+      <w:r>
+        <w:rPr>
+          <w:sz w:val="24"/>
+          <w:lang w:val="en-AU"/>
+        </w:rPr>
+        <w:t xml:space="preserve">    </w:t>
+      </w:r>
+      <w:proofErr w:type="gramStart"/>
+      <w:r>
+        <w:rPr>
+          <w:sz w:val="24"/>
+          <w:lang w:val="en-AU"/>
+        </w:rPr>
+        <w:t>B[</w:t>
+      </w:r>
+      <w:proofErr w:type="gramEnd"/>
+      <w:r>
+        <w:rPr>
+          <w:sz w:val="24"/>
+          <w:lang w:val="en-AU"/>
+        </w:rPr>
+        <w:t>1*N + 3] = 2;</w:t>
+      </w:r>
+    </w:p>
+    <w:p>
+      <w:pPr>
+        <w:ind w:left="2"/>
+        <w:rPr>
+          <w:sz w:val="24"/>
+          <w:lang w:val="en-AU"/>
+        </w:rPr>
+      </w:pPr>
+      <w:r>
+        <w:rPr>
+          <w:sz w:val="24"/>
+          <w:lang w:val="en-AU"/>
+        </w:rPr>
+        <w:t xml:space="preserve">    </w:t>
+      </w:r>
+      <w:proofErr w:type="gramStart"/>
+      <w:r>
+        <w:rPr>
+          <w:sz w:val="24"/>
+          <w:lang w:val="en-AU"/>
+        </w:rPr>
+        <w:t>B[</w:t>
+      </w:r>
+      <w:proofErr w:type="gramEnd"/>
+      <w:r>
+        <w:rPr>
+          <w:sz w:val="24"/>
+          <w:lang w:val="en-AU"/>
+        </w:rPr>
+        <w:t>2*N + 0] = 0;</w:t>
+      </w:r>
+    </w:p>
+    <w:p>
+      <w:pPr>
+        <w:ind w:left="2"/>
+        <w:rPr>
+          <w:sz w:val="24"/>
+          <w:lang w:val="en-AU"/>
+        </w:rPr>
+      </w:pPr>
+      <w:r>
+        <w:rPr>
+          <w:sz w:val="24"/>
+          <w:lang w:val="en-AU"/>
+        </w:rPr>
+        <w:t xml:space="preserve">    </w:t>
+      </w:r>
+      <w:proofErr w:type="gramStart"/>
+      <w:r>
+        <w:rPr>
+          <w:sz w:val="24"/>
+          <w:lang w:val="en-AU"/>
+        </w:rPr>
+        <w:t>B[</w:t>
+      </w:r>
+      <w:proofErr w:type="gramEnd"/>
+      <w:r>
+        <w:rPr>
+          <w:sz w:val="24"/>
+          <w:lang w:val="en-AU"/>
+        </w:rPr>
+        <w:t>2*N + 1] = 0;</w:t>
+      </w:r>
+    </w:p>
+    <w:p>
+      <w:pPr>
+        <w:ind w:left="2"/>
+        <w:rPr>
+          <w:sz w:val="24"/>
+          <w:lang w:val="en-AU"/>
+        </w:rPr>
+      </w:pPr>
+      <w:r>
+        <w:rPr>
+          <w:sz w:val="24"/>
+          <w:lang w:val="en-AU"/>
+        </w:rPr>
+        <w:t xml:space="preserve">    </w:t>
+      </w:r>
+      <w:proofErr w:type="gramStart"/>
+      <w:r>
+        <w:rPr>
+          <w:sz w:val="24"/>
+          <w:lang w:val="en-AU"/>
+        </w:rPr>
+        <w:t>B[</w:t>
+      </w:r>
+      <w:proofErr w:type="gramEnd"/>
+      <w:r>
+        <w:rPr>
+          <w:sz w:val="24"/>
+          <w:lang w:val="en-AU"/>
+        </w:rPr>
+        <w:t>2*N + 2] = 1;</w:t>
+      </w:r>
+    </w:p>
+    <w:p>
+      <w:pPr>
+        <w:ind w:left="2"/>
+        <w:rPr>
+          <w:sz w:val="24"/>
+          <w:lang w:val="en-AU"/>
+        </w:rPr>
+      </w:pPr>
+      <w:r>
+        <w:rPr>
+          <w:sz w:val="24"/>
+          <w:lang w:val="en-AU"/>
+        </w:rPr>
+        <w:t xml:space="preserve">    </w:t>
+      </w:r>
+      <w:proofErr w:type="gramStart"/>
+      <w:r>
+        <w:rPr>
+          <w:sz w:val="24"/>
+          <w:lang w:val="en-AU"/>
+        </w:rPr>
+        <w:t>B[</w:t>
+      </w:r>
+      <w:proofErr w:type="gramEnd"/>
+      <w:r>
+        <w:rPr>
+          <w:sz w:val="24"/>
+          <w:lang w:val="en-AU"/>
+        </w:rPr>
+        <w:t>2*N + 3] = 1;</w:t>
+      </w:r>
+    </w:p>
+    <w:p>
+      <w:pPr>
+        <w:ind w:left="2"/>
+        <w:rPr>
+          <w:sz w:val="24"/>
+          <w:lang w:val="en-AU"/>
+        </w:rPr>
+      </w:pPr>
+      <w:r>
+        <w:rPr>
+          <w:sz w:val="24"/>
+          <w:lang w:val="en-AU"/>
+        </w:rPr>
+        <w:t xml:space="preserve">    </w:t>
+      </w:r>
+      <w:proofErr w:type="gramStart"/>
+      <w:r>
+        <w:rPr>
+          <w:sz w:val="24"/>
+          <w:lang w:val="en-AU"/>
+        </w:rPr>
+        <w:t>B[</w:t>
+      </w:r>
+      <w:proofErr w:type="gramEnd"/>
+      <w:r>
+        <w:rPr>
+          <w:sz w:val="24"/>
+          <w:lang w:val="en-AU"/>
+        </w:rPr>
+        <w:t>3*N + 0] = 1;</w:t>
+      </w:r>
+    </w:p>
+    <w:p>
+      <w:pPr>
+        <w:ind w:left="2"/>
+        <w:rPr>
+          <w:sz w:val="24"/>
+          <w:lang w:val="en-AU"/>
+        </w:rPr>
+      </w:pPr>
+      <w:r>
+        <w:rPr>
+          <w:sz w:val="24"/>
+          <w:lang w:val="en-AU"/>
+        </w:rPr>
+        <w:t xml:space="preserve">    </w:t>
+      </w:r>
+      <w:proofErr w:type="gramStart"/>
+      <w:r>
+        <w:rPr>
+          <w:sz w:val="24"/>
+          <w:lang w:val="en-AU"/>
+        </w:rPr>
+        <w:t>B[</w:t>
+      </w:r>
+      <w:proofErr w:type="gramEnd"/>
+      <w:r>
+        <w:rPr>
+          <w:sz w:val="24"/>
+          <w:lang w:val="en-AU"/>
+        </w:rPr>
+        <w:t>3*N + 1] = 2;</w:t>
+      </w:r>
+    </w:p>
+    <w:p>
+      <w:pPr>
+        <w:ind w:left="2"/>
+        <w:rPr>
+          <w:sz w:val="24"/>
+          <w:lang w:val="en-AU"/>
+        </w:rPr>
+      </w:pPr>
+      <w:r>
+        <w:rPr>
+          <w:sz w:val="24"/>
+          <w:lang w:val="en-AU"/>
+        </w:rPr>
+        <w:t xml:space="preserve">    </w:t>
+      </w:r>
+      <w:proofErr w:type="gramStart"/>
+      <w:r>
+        <w:rPr>
+          <w:sz w:val="24"/>
+          <w:lang w:val="en-AU"/>
+        </w:rPr>
+        <w:t>B[</w:t>
+      </w:r>
+      <w:proofErr w:type="gramEnd"/>
+      <w:r>
+        <w:rPr>
+          <w:sz w:val="24"/>
+          <w:lang w:val="en-AU"/>
+        </w:rPr>
+        <w:t>3*N + 2] = 3;</w:t>
+      </w:r>
+    </w:p>
+    <w:p>
+      <w:pPr>
+        <w:ind w:left="2"/>
+        <w:rPr>
+          <w:sz w:val="24"/>
+          <w:lang w:val="en-AU"/>
+        </w:rPr>
+      </w:pPr>
+      <w:r>
+        <w:rPr>
+          <w:sz w:val="24"/>
+          <w:lang w:val="en-AU"/>
+        </w:rPr>
+        <w:t xml:space="preserve">    </w:t>
+      </w:r>
+      <w:proofErr w:type="gramStart"/>
+      <w:r>
+        <w:rPr>
+          <w:sz w:val="24"/>
+          <w:lang w:val="en-AU"/>
+        </w:rPr>
+        <w:t>B[</w:t>
+      </w:r>
+      <w:proofErr w:type="gramEnd"/>
+      <w:r>
+        <w:rPr>
+          <w:sz w:val="24"/>
+          <w:lang w:val="en-AU"/>
+        </w:rPr>
+        <w:t>3*N + 3] = 1;</w:t>
+      </w:r>
+    </w:p>
+    <w:p>
+      <w:pPr>
+        <w:ind w:left="2"/>
+        <w:rPr>
+          <w:sz w:val="24"/>
+          <w:lang w:val="en-AU"/>
+        </w:rPr>
+      </w:pPr>
+      <w:r>
+        <w:rPr>
+          <w:sz w:val="24"/>
+          <w:lang w:val="en-AU"/>
+        </w:rPr>
+        <w:t>}</w:t>
+      </w:r>
+    </w:p>
+    <w:p>
+      <w:pPr>
+        <w:ind w:left="2"/>
+        <w:rPr>
+          <w:sz w:val="24"/>
+          <w:lang w:val="en-AU"/>
+        </w:rPr>
+      </w:pPr>
+    </w:p>
+    <w:p>
+      <w:pPr>
+        <w:ind w:left="2"/>
+        <w:rPr>
+          <w:sz w:val="24"/>
+          <w:lang w:val="en-AU"/>
+        </w:rPr>
+      </w:pPr>
       <w:proofErr w:type="spellStart"/>
       <w:r>
         <w:rPr>
           <w:sz w:val="24"/>
           <w:lang w:val="en-AU"/>
         </w:rPr>
-        <w:t>printf</w:t>
+        <w:t>proctype</w:t>
       </w:r>
       <w:proofErr w:type="spellEnd"/>
       <w:r>
@@ -6708,39 +7944,7 @@
           <w:sz w:val="24"/>
           <w:lang w:val="en-AU"/>
         </w:rPr>
-        <w:t>("\n");</w:t>
-      </w:r>
-    </w:p>
-    <w:p>
-      <w:pPr>
-        <w:ind w:left="2"/>
-        <w:rPr>
-          <w:sz w:val="24"/>
-          <w:lang w:val="en-AU"/>
-        </w:rPr>
-      </w:pPr>
-      <w:r>
-        <w:rPr>
-          <w:sz w:val="24"/>
-          <w:lang w:val="en-AU"/>
-        </w:rPr>
-        <w:t>        pi++</w:t>
-      </w:r>
-    </w:p>
-    <w:p>
-      <w:pPr>
-        <w:ind w:left="2"/>
-        <w:rPr>
-          <w:sz w:val="24"/>
-          <w:lang w:val="en-AU"/>
-        </w:rPr>
-      </w:pPr>
-      <w:r>
-        <w:rPr>
-          <w:sz w:val="24"/>
-          <w:lang w:val="en-AU"/>
-        </w:rPr>
-        <w:t xml:space="preserve">    </w:t>
+        <w:t xml:space="preserve"> </w:t>
       </w:r>
       <w:proofErr w:type="gramStart"/>
       <w:r>
@@ -6748,7 +7952,7 @@
           <w:sz w:val="24"/>
           <w:lang w:val="en-AU"/>
         </w:rPr>
-        <w:t>::</w:t>
+        <w:t>Worker(</w:t>
       </w:r>
       <w:proofErr w:type="gramEnd"/>
       <w:r>
@@ -6756,64 +7960,139 @@
           <w:sz w:val="24"/>
           <w:lang w:val="en-AU"/>
         </w:rPr>
-        <w:t xml:space="preserve"> (pi == N) -&gt; break</w:t>
-      </w:r>
-    </w:p>
-    <w:p>
-      <w:pPr>
-        <w:ind w:left="2"/>
-        <w:rPr>
-          <w:sz w:val="24"/>
-          <w:lang w:val="en-AU"/>
-        </w:rPr>
-      </w:pPr>
-      <w:r>
-        <w:rPr>
-          <w:sz w:val="24"/>
-          <w:lang w:val="en-AU"/>
-        </w:rPr>
-        <w:t>    od</w:t>
-      </w:r>
-    </w:p>
-    <w:p>
-      <w:pPr>
-        <w:ind w:left="2"/>
-        <w:rPr>
-          <w:sz w:val="24"/>
-          <w:lang w:val="en-AU"/>
-        </w:rPr>
-      </w:pPr>
-      <w:r>
-        <w:rPr>
-          <w:sz w:val="24"/>
-          <w:lang w:val="en-AU"/>
-        </w:rPr>
-        <w:t>}</w:t>
-      </w:r>
-    </w:p>
-    <w:p>
-      <w:pPr>
-        <w:ind w:left="2"/>
-        <w:rPr>
-          <w:sz w:val="24"/>
-          <w:lang w:val="en-AU"/>
-        </w:rPr>
-      </w:pPr>
-    </w:p>
-    <w:p>
-      <w:pPr>
-        <w:ind w:left="2"/>
-        <w:rPr>
-          <w:sz w:val="24"/>
-          <w:lang w:val="en-AU"/>
-        </w:rPr>
-      </w:pPr>
-      <w:r>
-        <w:rPr>
-          <w:sz w:val="24"/>
-          <w:lang w:val="en-AU"/>
-        </w:rPr>
-        <w:t xml:space="preserve">inline </w:t>
+        <w:t>byte id)</w:t>
+      </w:r>
+    </w:p>
+    <w:p>
+      <w:pPr>
+        <w:ind w:left="2"/>
+        <w:rPr>
+          <w:sz w:val="24"/>
+          <w:lang w:val="en-AU"/>
+        </w:rPr>
+      </w:pPr>
+      <w:r>
+        <w:rPr>
+          <w:sz w:val="24"/>
+          <w:lang w:val="en-AU"/>
+        </w:rPr>
+        <w:t>{</w:t>
+      </w:r>
+    </w:p>
+    <w:p>
+      <w:pPr>
+        <w:ind w:left="2"/>
+        <w:rPr>
+          <w:sz w:val="24"/>
+          <w:lang w:val="en-AU"/>
+        </w:rPr>
+      </w:pPr>
+      <w:r>
+        <w:rPr>
+          <w:sz w:val="24"/>
+          <w:lang w:val="en-AU"/>
+        </w:rPr>
+        <w:t xml:space="preserve">    /* </w:t>
+      </w:r>
+      <w:r>
+        <w:rPr>
+          <w:sz w:val="24"/>
+        </w:rPr>
+        <w:t>СВОИ</w:t>
+      </w:r>
+      <w:r>
+        <w:rPr>
+          <w:sz w:val="24"/>
+          <w:lang w:val="en-AU"/>
+        </w:rPr>
+        <w:t xml:space="preserve"> </w:t>
+      </w:r>
+      <w:r>
+        <w:rPr>
+          <w:sz w:val="24"/>
+        </w:rPr>
+        <w:t>копии</w:t>
+      </w:r>
+      <w:r>
+        <w:rPr>
+          <w:sz w:val="24"/>
+          <w:lang w:val="en-AU"/>
+        </w:rPr>
+        <w:t xml:space="preserve"> A </w:t>
+      </w:r>
+      <w:r>
+        <w:rPr>
+          <w:sz w:val="24"/>
+        </w:rPr>
+        <w:t>и</w:t>
+      </w:r>
+      <w:r>
+        <w:rPr>
+          <w:sz w:val="24"/>
+          <w:lang w:val="en-AU"/>
+        </w:rPr>
+        <w:t xml:space="preserve"> B — </w:t>
+      </w:r>
+      <w:r>
+        <w:rPr>
+          <w:sz w:val="24"/>
+        </w:rPr>
+        <w:t>никакой</w:t>
+      </w:r>
+      <w:r>
+        <w:rPr>
+          <w:sz w:val="24"/>
+          <w:lang w:val="en-AU"/>
+        </w:rPr>
+        <w:t xml:space="preserve"> shared memory */</w:t>
+      </w:r>
+    </w:p>
+    <w:p>
+      <w:pPr>
+        <w:ind w:left="2"/>
+        <w:rPr>
+          <w:sz w:val="24"/>
+          <w:lang w:val="en-AU"/>
+        </w:rPr>
+      </w:pPr>
+      <w:r>
+        <w:rPr>
+          <w:sz w:val="24"/>
+          <w:lang w:val="en-AU"/>
+        </w:rPr>
+        <w:t>    byte A[N*N];</w:t>
+      </w:r>
+    </w:p>
+    <w:p>
+      <w:pPr>
+        <w:ind w:left="2"/>
+        <w:rPr>
+          <w:sz w:val="24"/>
+          <w:lang w:val="en-AU"/>
+        </w:rPr>
+      </w:pPr>
+      <w:r>
+        <w:rPr>
+          <w:sz w:val="24"/>
+          <w:lang w:val="en-AU"/>
+        </w:rPr>
+        <w:t>    byte B[N*N];</w:t>
+      </w:r>
+    </w:p>
+    <w:p>
+      <w:pPr>
+        <w:ind w:left="2"/>
+        <w:rPr>
+          <w:sz w:val="24"/>
+          <w:lang w:val="en-AU"/>
+        </w:rPr>
+      </w:pPr>
+      <w:r>
+        <w:rPr>
+          <w:sz w:val="24"/>
+          <w:lang w:val="en-AU"/>
+        </w:rPr>
+        <w:t xml:space="preserve">    byte </w:t>
       </w:r>
       <w:proofErr w:type="spellStart"/>
       <w:r>
@@ -6821,15 +8100,7 @@
           <w:sz w:val="24"/>
           <w:lang w:val="en-AU"/>
         </w:rPr>
-        <w:t>init_</w:t>
-      </w:r>
-      <w:proofErr w:type="gramStart"/>
-      <w:r>
-        <w:rPr>
-          <w:sz w:val="24"/>
-          <w:lang w:val="en-AU"/>
-        </w:rPr>
-        <w:t>AB</w:t>
+        <w:t>column_number</w:t>
       </w:r>
       <w:proofErr w:type="spellEnd"/>
       <w:r>
@@ -6837,1294 +8108,7 @@
           <w:sz w:val="24"/>
           <w:lang w:val="en-AU"/>
         </w:rPr>
-        <w:t>(</w:t>
-      </w:r>
-      <w:proofErr w:type="gramEnd"/>
-      <w:r>
-        <w:rPr>
-          <w:sz w:val="24"/>
-          <w:lang w:val="en-AU"/>
-        </w:rPr>
-        <w:t>A, B)</w:t>
-      </w:r>
-    </w:p>
-    <w:p>
-      <w:pPr>
-        <w:ind w:left="2"/>
-        <w:rPr>
-          <w:sz w:val="24"/>
-          <w:lang w:val="en-AU"/>
-        </w:rPr>
-      </w:pPr>
-      <w:r>
-        <w:rPr>
-          <w:sz w:val="24"/>
-          <w:lang w:val="en-AU"/>
-        </w:rPr>
-        <w:t>{</w:t>
-      </w:r>
-    </w:p>
-    <w:p>
-      <w:pPr>
-        <w:ind w:left="2"/>
-        <w:rPr>
-          <w:sz w:val="24"/>
-          <w:lang w:val="en-AU"/>
-        </w:rPr>
-      </w:pPr>
-      <w:r>
-        <w:rPr>
-          <w:sz w:val="24"/>
-          <w:lang w:val="en-AU"/>
-        </w:rPr>
-        <w:t xml:space="preserve">    </w:t>
-      </w:r>
-      <w:proofErr w:type="gramStart"/>
-      <w:r>
-        <w:rPr>
-          <w:sz w:val="24"/>
-          <w:lang w:val="en-AU"/>
-        </w:rPr>
-        <w:t>A[</w:t>
-      </w:r>
-      <w:proofErr w:type="gramEnd"/>
-      <w:r>
-        <w:rPr>
-          <w:sz w:val="24"/>
-          <w:lang w:val="en-AU"/>
-        </w:rPr>
-        <w:t>0*N + 0] = 1;</w:t>
-      </w:r>
-    </w:p>
-    <w:p>
-      <w:pPr>
-        <w:ind w:left="2"/>
-        <w:rPr>
-          <w:sz w:val="24"/>
-          <w:lang w:val="en-AU"/>
-        </w:rPr>
-      </w:pPr>
-      <w:r>
-        <w:rPr>
-          <w:sz w:val="24"/>
-          <w:lang w:val="en-AU"/>
-        </w:rPr>
-        <w:t xml:space="preserve">    </w:t>
-      </w:r>
-      <w:proofErr w:type="gramStart"/>
-      <w:r>
-        <w:rPr>
-          <w:sz w:val="24"/>
-          <w:lang w:val="en-AU"/>
-        </w:rPr>
-        <w:t>A[</w:t>
-      </w:r>
-      <w:proofErr w:type="gramEnd"/>
-      <w:r>
-        <w:rPr>
-          <w:sz w:val="24"/>
-          <w:lang w:val="en-AU"/>
-        </w:rPr>
-        <w:t>0*N + 1] = 2;</w:t>
-      </w:r>
-    </w:p>
-    <w:p>
-      <w:pPr>
-        <w:ind w:left="2"/>
-        <w:rPr>
-          <w:sz w:val="24"/>
-          <w:lang w:val="en-AU"/>
-        </w:rPr>
-      </w:pPr>
-      <w:r>
-        <w:rPr>
-          <w:sz w:val="24"/>
-          <w:lang w:val="en-AU"/>
-        </w:rPr>
-        <w:t xml:space="preserve">    </w:t>
-      </w:r>
-      <w:proofErr w:type="gramStart"/>
-      <w:r>
-        <w:rPr>
-          <w:sz w:val="24"/>
-          <w:lang w:val="en-AU"/>
-        </w:rPr>
-        <w:t>A[</w:t>
-      </w:r>
-      <w:proofErr w:type="gramEnd"/>
-      <w:r>
-        <w:rPr>
-          <w:sz w:val="24"/>
-          <w:lang w:val="en-AU"/>
-        </w:rPr>
-        <w:t>0*N + 2] = 3;</w:t>
-      </w:r>
-    </w:p>
-    <w:p>
-      <w:pPr>
-        <w:ind w:left="2"/>
-        <w:rPr>
-          <w:sz w:val="24"/>
-          <w:lang w:val="en-AU"/>
-        </w:rPr>
-      </w:pPr>
-      <w:r>
-        <w:rPr>
-          <w:sz w:val="24"/>
-          <w:lang w:val="en-AU"/>
-        </w:rPr>
-        <w:t xml:space="preserve">    </w:t>
-      </w:r>
-      <w:proofErr w:type="gramStart"/>
-      <w:r>
-        <w:rPr>
-          <w:sz w:val="24"/>
-          <w:lang w:val="en-AU"/>
-        </w:rPr>
-        <w:t>A[</w:t>
-      </w:r>
-      <w:proofErr w:type="gramEnd"/>
-      <w:r>
-        <w:rPr>
-          <w:sz w:val="24"/>
-          <w:lang w:val="en-AU"/>
-        </w:rPr>
-        <w:t>0*N + 3] = 1;</w:t>
-      </w:r>
-    </w:p>
-    <w:p>
-      <w:pPr>
-        <w:ind w:left="2"/>
-        <w:rPr>
-          <w:sz w:val="24"/>
-          <w:lang w:val="en-AU"/>
-        </w:rPr>
-      </w:pPr>
-      <w:r>
-        <w:rPr>
-          <w:sz w:val="24"/>
-          <w:lang w:val="en-AU"/>
-        </w:rPr>
-        <w:t xml:space="preserve">    </w:t>
-      </w:r>
-      <w:proofErr w:type="gramStart"/>
-      <w:r>
-        <w:rPr>
-          <w:sz w:val="24"/>
-          <w:lang w:val="en-AU"/>
-        </w:rPr>
-        <w:t>A[</w:t>
-      </w:r>
-      <w:proofErr w:type="gramEnd"/>
-      <w:r>
-        <w:rPr>
-          <w:sz w:val="24"/>
-          <w:lang w:val="en-AU"/>
-        </w:rPr>
-        <w:t>1*N + 0] = 4;</w:t>
-      </w:r>
-    </w:p>
-    <w:p>
-      <w:pPr>
-        <w:ind w:left="2"/>
-        <w:rPr>
-          <w:sz w:val="24"/>
-          <w:lang w:val="en-AU"/>
-        </w:rPr>
-      </w:pPr>
-      <w:r>
-        <w:rPr>
-          <w:sz w:val="24"/>
-          <w:lang w:val="en-AU"/>
-        </w:rPr>
-        <w:t xml:space="preserve">    </w:t>
-      </w:r>
-      <w:proofErr w:type="gramStart"/>
-      <w:r>
-        <w:rPr>
-          <w:sz w:val="24"/>
-          <w:lang w:val="en-AU"/>
-        </w:rPr>
-        <w:t>A[</w:t>
-      </w:r>
-      <w:proofErr w:type="gramEnd"/>
-      <w:r>
-        <w:rPr>
-          <w:sz w:val="24"/>
-          <w:lang w:val="en-AU"/>
-        </w:rPr>
-        <w:t>1*N + 1] = 5;</w:t>
-      </w:r>
-    </w:p>
-    <w:p>
-      <w:pPr>
-        <w:ind w:left="2"/>
-        <w:rPr>
-          <w:sz w:val="24"/>
-          <w:lang w:val="en-AU"/>
-        </w:rPr>
-      </w:pPr>
-      <w:r>
-        <w:rPr>
-          <w:sz w:val="24"/>
-          <w:lang w:val="en-AU"/>
-        </w:rPr>
-        <w:t xml:space="preserve">    </w:t>
-      </w:r>
-      <w:proofErr w:type="gramStart"/>
-      <w:r>
-        <w:rPr>
-          <w:sz w:val="24"/>
-          <w:lang w:val="en-AU"/>
-        </w:rPr>
-        <w:t>A[</w:t>
-      </w:r>
-      <w:proofErr w:type="gramEnd"/>
-      <w:r>
-        <w:rPr>
-          <w:sz w:val="24"/>
-          <w:lang w:val="en-AU"/>
-        </w:rPr>
-        <w:t>1*N + 2] = 6;</w:t>
-      </w:r>
-    </w:p>
-    <w:p>
-      <w:pPr>
-        <w:ind w:left="2"/>
-        <w:rPr>
-          <w:sz w:val="24"/>
-          <w:lang w:val="en-AU"/>
-        </w:rPr>
-      </w:pPr>
-      <w:r>
-        <w:rPr>
-          <w:sz w:val="24"/>
-          <w:lang w:val="en-AU"/>
-        </w:rPr>
-        <w:t xml:space="preserve">    </w:t>
-      </w:r>
-      <w:proofErr w:type="gramStart"/>
-      <w:r>
-        <w:rPr>
-          <w:sz w:val="24"/>
-          <w:lang w:val="en-AU"/>
-        </w:rPr>
-        <w:t>A[</w:t>
-      </w:r>
-      <w:proofErr w:type="gramEnd"/>
-      <w:r>
-        <w:rPr>
-          <w:sz w:val="24"/>
-          <w:lang w:val="en-AU"/>
-        </w:rPr>
-        <w:t>1*N + 3] = 1;</w:t>
-      </w:r>
-    </w:p>
-    <w:p>
-      <w:pPr>
-        <w:ind w:left="2"/>
-        <w:rPr>
-          <w:sz w:val="24"/>
-          <w:lang w:val="en-AU"/>
-        </w:rPr>
-      </w:pPr>
-      <w:r>
-        <w:rPr>
-          <w:sz w:val="24"/>
-          <w:lang w:val="en-AU"/>
-        </w:rPr>
-        <w:t xml:space="preserve">    </w:t>
-      </w:r>
-      <w:proofErr w:type="gramStart"/>
-      <w:r>
-        <w:rPr>
-          <w:sz w:val="24"/>
-          <w:lang w:val="en-AU"/>
-        </w:rPr>
-        <w:t>A[</w:t>
-      </w:r>
-      <w:proofErr w:type="gramEnd"/>
-      <w:r>
-        <w:rPr>
-          <w:sz w:val="24"/>
-          <w:lang w:val="en-AU"/>
-        </w:rPr>
-        <w:t>2*N + 0] = 7;</w:t>
-      </w:r>
-    </w:p>
-    <w:p>
-      <w:pPr>
-        <w:ind w:left="2"/>
-        <w:rPr>
-          <w:sz w:val="24"/>
-          <w:lang w:val="en-AU"/>
-        </w:rPr>
-      </w:pPr>
-      <w:r>
-        <w:rPr>
-          <w:sz w:val="24"/>
-          <w:lang w:val="en-AU"/>
-        </w:rPr>
-        <w:t xml:space="preserve">    </w:t>
-      </w:r>
-      <w:proofErr w:type="gramStart"/>
-      <w:r>
-        <w:rPr>
-          <w:sz w:val="24"/>
-          <w:lang w:val="en-AU"/>
-        </w:rPr>
-        <w:t>A[</w:t>
-      </w:r>
-      <w:proofErr w:type="gramEnd"/>
-      <w:r>
-        <w:rPr>
-          <w:sz w:val="24"/>
-          <w:lang w:val="en-AU"/>
-        </w:rPr>
-        <w:t>2*N + 1] = 8;</w:t>
-      </w:r>
-    </w:p>
-    <w:p>
-      <w:pPr>
-        <w:ind w:left="2"/>
-        <w:rPr>
-          <w:sz w:val="24"/>
-          <w:lang w:val="en-AU"/>
-        </w:rPr>
-      </w:pPr>
-      <w:r>
-        <w:rPr>
-          <w:sz w:val="24"/>
-          <w:lang w:val="en-AU"/>
-        </w:rPr>
-        <w:t xml:space="preserve">    </w:t>
-      </w:r>
-      <w:proofErr w:type="gramStart"/>
-      <w:r>
-        <w:rPr>
-          <w:sz w:val="24"/>
-          <w:lang w:val="en-AU"/>
-        </w:rPr>
-        <w:t>A[</w:t>
-      </w:r>
-      <w:proofErr w:type="gramEnd"/>
-      <w:r>
-        <w:rPr>
-          <w:sz w:val="24"/>
-          <w:lang w:val="en-AU"/>
-        </w:rPr>
-        <w:t>2*N + 2] = 9;</w:t>
-      </w:r>
-    </w:p>
-    <w:p>
-      <w:pPr>
-        <w:ind w:left="2"/>
-        <w:rPr>
-          <w:sz w:val="24"/>
-          <w:lang w:val="en-AU"/>
-        </w:rPr>
-      </w:pPr>
-      <w:r>
-        <w:rPr>
-          <w:sz w:val="24"/>
-          <w:lang w:val="en-AU"/>
-        </w:rPr>
-        <w:t xml:space="preserve">    </w:t>
-      </w:r>
-      <w:proofErr w:type="gramStart"/>
-      <w:r>
-        <w:rPr>
-          <w:sz w:val="24"/>
-          <w:lang w:val="en-AU"/>
-        </w:rPr>
-        <w:t>A[</w:t>
-      </w:r>
-      <w:proofErr w:type="gramEnd"/>
-      <w:r>
-        <w:rPr>
-          <w:sz w:val="24"/>
-          <w:lang w:val="en-AU"/>
-        </w:rPr>
-        <w:t>2*N + 3] = 1;</w:t>
-      </w:r>
-    </w:p>
-    <w:p>
-      <w:pPr>
-        <w:ind w:left="2"/>
-        <w:rPr>
-          <w:sz w:val="24"/>
-          <w:lang w:val="en-AU"/>
-        </w:rPr>
-      </w:pPr>
-      <w:r>
-        <w:rPr>
-          <w:sz w:val="24"/>
-          <w:lang w:val="en-AU"/>
-        </w:rPr>
-        <w:t xml:space="preserve">    </w:t>
-      </w:r>
-      <w:proofErr w:type="gramStart"/>
-      <w:r>
-        <w:rPr>
-          <w:sz w:val="24"/>
-          <w:lang w:val="en-AU"/>
-        </w:rPr>
-        <w:t>A[</w:t>
-      </w:r>
-      <w:proofErr w:type="gramEnd"/>
-      <w:r>
-        <w:rPr>
-          <w:sz w:val="24"/>
-          <w:lang w:val="en-AU"/>
-        </w:rPr>
-        <w:t>3*N + 0] = 1;</w:t>
-      </w:r>
-    </w:p>
-    <w:p>
-      <w:pPr>
-        <w:ind w:left="2"/>
-        <w:rPr>
-          <w:sz w:val="24"/>
-          <w:lang w:val="en-AU"/>
-        </w:rPr>
-      </w:pPr>
-      <w:r>
-        <w:rPr>
-          <w:sz w:val="24"/>
-          <w:lang w:val="en-AU"/>
-        </w:rPr>
-        <w:t xml:space="preserve">    </w:t>
-      </w:r>
-      <w:proofErr w:type="gramStart"/>
-      <w:r>
-        <w:rPr>
-          <w:sz w:val="24"/>
-          <w:lang w:val="en-AU"/>
-        </w:rPr>
-        <w:t>A[</w:t>
-      </w:r>
-      <w:proofErr w:type="gramEnd"/>
-      <w:r>
-        <w:rPr>
-          <w:sz w:val="24"/>
-          <w:lang w:val="en-AU"/>
-        </w:rPr>
-        <w:t>3*N + 1] = 1;</w:t>
-      </w:r>
-    </w:p>
-    <w:p>
-      <w:pPr>
-        <w:ind w:left="2"/>
-        <w:rPr>
-          <w:sz w:val="24"/>
-          <w:lang w:val="en-AU"/>
-        </w:rPr>
-      </w:pPr>
-      <w:r>
-        <w:rPr>
-          <w:sz w:val="24"/>
-          <w:lang w:val="en-AU"/>
-        </w:rPr>
-        <w:t xml:space="preserve">    </w:t>
-      </w:r>
-      <w:proofErr w:type="gramStart"/>
-      <w:r>
-        <w:rPr>
-          <w:sz w:val="24"/>
-          <w:lang w:val="en-AU"/>
-        </w:rPr>
-        <w:t>A[</w:t>
-      </w:r>
-      <w:proofErr w:type="gramEnd"/>
-      <w:r>
-        <w:rPr>
-          <w:sz w:val="24"/>
-          <w:lang w:val="en-AU"/>
-        </w:rPr>
-        <w:t>3*N + 2] = 1;</w:t>
-      </w:r>
-    </w:p>
-    <w:p>
-      <w:pPr>
-        <w:ind w:left="2"/>
-        <w:rPr>
-          <w:sz w:val="24"/>
-          <w:lang w:val="en-AU"/>
-        </w:rPr>
-      </w:pPr>
-      <w:r>
-        <w:rPr>
-          <w:sz w:val="24"/>
-          <w:lang w:val="en-AU"/>
-        </w:rPr>
-        <w:t xml:space="preserve">    </w:t>
-      </w:r>
-      <w:proofErr w:type="gramStart"/>
-      <w:r>
-        <w:rPr>
-          <w:sz w:val="24"/>
-          <w:lang w:val="en-AU"/>
-        </w:rPr>
-        <w:t>A[</w:t>
-      </w:r>
-      <w:proofErr w:type="gramEnd"/>
-      <w:r>
-        <w:rPr>
-          <w:sz w:val="24"/>
-          <w:lang w:val="en-AU"/>
-        </w:rPr>
-        <w:t>3*N + 3] = 2;</w:t>
-      </w:r>
-    </w:p>
-    <w:p>
-      <w:pPr>
-        <w:ind w:left="2"/>
-        <w:rPr>
-          <w:sz w:val="24"/>
-          <w:lang w:val="en-AU"/>
-        </w:rPr>
-      </w:pPr>
-    </w:p>
-    <w:p>
-      <w:pPr>
-        <w:ind w:left="2"/>
-        <w:rPr>
-          <w:sz w:val="24"/>
-          <w:lang w:val="en-AU"/>
-        </w:rPr>
-      </w:pPr>
-      <w:r>
-        <w:rPr>
-          <w:sz w:val="24"/>
-          <w:lang w:val="en-AU"/>
-        </w:rPr>
-        <w:t xml:space="preserve">    </w:t>
-      </w:r>
-      <w:proofErr w:type="gramStart"/>
-      <w:r>
-        <w:rPr>
-          <w:sz w:val="24"/>
-          <w:lang w:val="en-AU"/>
-        </w:rPr>
-        <w:t>B[</w:t>
-      </w:r>
-      <w:proofErr w:type="gramEnd"/>
-      <w:r>
-        <w:rPr>
-          <w:sz w:val="24"/>
-          <w:lang w:val="en-AU"/>
-        </w:rPr>
-        <w:t>0*N + 0] = 1;</w:t>
-      </w:r>
-    </w:p>
-    <w:p>
-      <w:pPr>
-        <w:ind w:left="2"/>
-        <w:rPr>
-          <w:sz w:val="24"/>
-          <w:lang w:val="en-AU"/>
-        </w:rPr>
-      </w:pPr>
-      <w:r>
-        <w:rPr>
-          <w:sz w:val="24"/>
-          <w:lang w:val="en-AU"/>
-        </w:rPr>
-        <w:t xml:space="preserve">    </w:t>
-      </w:r>
-      <w:proofErr w:type="gramStart"/>
-      <w:r>
-        <w:rPr>
-          <w:sz w:val="24"/>
-          <w:lang w:val="en-AU"/>
-        </w:rPr>
-        <w:t>B[</w:t>
-      </w:r>
-      <w:proofErr w:type="gramEnd"/>
-      <w:r>
-        <w:rPr>
-          <w:sz w:val="24"/>
-          <w:lang w:val="en-AU"/>
-        </w:rPr>
-        <w:t>0*N + 1] = 0;</w:t>
-      </w:r>
-    </w:p>
-    <w:p>
-      <w:pPr>
-        <w:ind w:left="2"/>
-        <w:rPr>
-          <w:sz w:val="24"/>
-          <w:lang w:val="en-AU"/>
-        </w:rPr>
-      </w:pPr>
-      <w:r>
-        <w:rPr>
-          <w:sz w:val="24"/>
-          <w:lang w:val="en-AU"/>
-        </w:rPr>
-        <w:t xml:space="preserve">    </w:t>
-      </w:r>
-      <w:proofErr w:type="gramStart"/>
-      <w:r>
-        <w:rPr>
-          <w:sz w:val="24"/>
-          <w:lang w:val="en-AU"/>
-        </w:rPr>
-        <w:t>B[</w:t>
-      </w:r>
-      <w:proofErr w:type="gramEnd"/>
-      <w:r>
-        <w:rPr>
-          <w:sz w:val="24"/>
-          <w:lang w:val="en-AU"/>
-        </w:rPr>
-        <w:t>0*N + 2] = 0;</w:t>
-      </w:r>
-    </w:p>
-    <w:p>
-      <w:pPr>
-        <w:ind w:left="2"/>
-        <w:rPr>
-          <w:sz w:val="24"/>
-          <w:lang w:val="en-AU"/>
-        </w:rPr>
-      </w:pPr>
-      <w:r>
-        <w:rPr>
-          <w:sz w:val="24"/>
-          <w:lang w:val="en-AU"/>
-        </w:rPr>
-        <w:t xml:space="preserve">    </w:t>
-      </w:r>
-      <w:proofErr w:type="gramStart"/>
-      <w:r>
-        <w:rPr>
-          <w:sz w:val="24"/>
-          <w:lang w:val="en-AU"/>
-        </w:rPr>
-        <w:t>B[</w:t>
-      </w:r>
-      <w:proofErr w:type="gramEnd"/>
-      <w:r>
-        <w:rPr>
-          <w:sz w:val="24"/>
-          <w:lang w:val="en-AU"/>
-        </w:rPr>
-        <w:t>0*N + 3] = 1;</w:t>
-      </w:r>
-    </w:p>
-    <w:p>
-      <w:pPr>
-        <w:ind w:left="2"/>
-        <w:rPr>
-          <w:sz w:val="24"/>
-          <w:lang w:val="en-AU"/>
-        </w:rPr>
-      </w:pPr>
-      <w:r>
-        <w:rPr>
-          <w:sz w:val="24"/>
-          <w:lang w:val="en-AU"/>
-        </w:rPr>
-        <w:t xml:space="preserve">    </w:t>
-      </w:r>
-      <w:proofErr w:type="gramStart"/>
-      <w:r>
-        <w:rPr>
-          <w:sz w:val="24"/>
-          <w:lang w:val="en-AU"/>
-        </w:rPr>
-        <w:t>B[</w:t>
-      </w:r>
-      <w:proofErr w:type="gramEnd"/>
-      <w:r>
-        <w:rPr>
-          <w:sz w:val="24"/>
-          <w:lang w:val="en-AU"/>
-        </w:rPr>
-        <w:t>1*N + 0] = 0;</w:t>
-      </w:r>
-    </w:p>
-    <w:p>
-      <w:pPr>
-        <w:ind w:left="2"/>
-        <w:rPr>
-          <w:sz w:val="24"/>
-          <w:lang w:val="en-AU"/>
-        </w:rPr>
-      </w:pPr>
-      <w:r>
-        <w:rPr>
-          <w:sz w:val="24"/>
-          <w:lang w:val="en-AU"/>
-        </w:rPr>
-        <w:t xml:space="preserve">    </w:t>
-      </w:r>
-      <w:proofErr w:type="gramStart"/>
-      <w:r>
-        <w:rPr>
-          <w:sz w:val="24"/>
-          <w:lang w:val="en-AU"/>
-        </w:rPr>
-        <w:t>B[</w:t>
-      </w:r>
-      <w:proofErr w:type="gramEnd"/>
-      <w:r>
-        <w:rPr>
-          <w:sz w:val="24"/>
-          <w:lang w:val="en-AU"/>
-        </w:rPr>
-        <w:t>1*N + 1] = 1;</w:t>
-      </w:r>
-    </w:p>
-    <w:p>
-      <w:pPr>
-        <w:ind w:left="2"/>
-        <w:rPr>
-          <w:sz w:val="24"/>
-          <w:lang w:val="en-AU"/>
-        </w:rPr>
-      </w:pPr>
-      <w:r>
-        <w:rPr>
-          <w:sz w:val="24"/>
-          <w:lang w:val="en-AU"/>
-        </w:rPr>
-        <w:t xml:space="preserve">    </w:t>
-      </w:r>
-      <w:proofErr w:type="gramStart"/>
-      <w:r>
-        <w:rPr>
-          <w:sz w:val="24"/>
-          <w:lang w:val="en-AU"/>
-        </w:rPr>
-        <w:t>B[</w:t>
-      </w:r>
-      <w:proofErr w:type="gramEnd"/>
-      <w:r>
-        <w:rPr>
-          <w:sz w:val="24"/>
-          <w:lang w:val="en-AU"/>
-        </w:rPr>
-        <w:t>1*N + 2] = 0;</w:t>
-      </w:r>
-    </w:p>
-    <w:p>
-      <w:pPr>
-        <w:ind w:left="2"/>
-        <w:rPr>
-          <w:sz w:val="24"/>
-          <w:lang w:val="en-AU"/>
-        </w:rPr>
-      </w:pPr>
-      <w:r>
-        <w:rPr>
-          <w:sz w:val="24"/>
-          <w:lang w:val="en-AU"/>
-        </w:rPr>
-        <w:t xml:space="preserve">    </w:t>
-      </w:r>
-      <w:proofErr w:type="gramStart"/>
-      <w:r>
-        <w:rPr>
-          <w:sz w:val="24"/>
-          <w:lang w:val="en-AU"/>
-        </w:rPr>
-        <w:t>B[</w:t>
-      </w:r>
-      <w:proofErr w:type="gramEnd"/>
-      <w:r>
-        <w:rPr>
-          <w:sz w:val="24"/>
-          <w:lang w:val="en-AU"/>
-        </w:rPr>
-        <w:t>1*N + 3] = 2;</w:t>
-      </w:r>
-    </w:p>
-    <w:p>
-      <w:pPr>
-        <w:ind w:left="2"/>
-        <w:rPr>
-          <w:sz w:val="24"/>
-          <w:lang w:val="en-AU"/>
-        </w:rPr>
-      </w:pPr>
-      <w:r>
-        <w:rPr>
-          <w:sz w:val="24"/>
-          <w:lang w:val="en-AU"/>
-        </w:rPr>
-        <w:t xml:space="preserve">    </w:t>
-      </w:r>
-      <w:proofErr w:type="gramStart"/>
-      <w:r>
-        <w:rPr>
-          <w:sz w:val="24"/>
-          <w:lang w:val="en-AU"/>
-        </w:rPr>
-        <w:t>B[</w:t>
-      </w:r>
-      <w:proofErr w:type="gramEnd"/>
-      <w:r>
-        <w:rPr>
-          <w:sz w:val="24"/>
-          <w:lang w:val="en-AU"/>
-        </w:rPr>
-        <w:t>2*N + 0] = 0;</w:t>
-      </w:r>
-    </w:p>
-    <w:p>
-      <w:pPr>
-        <w:ind w:left="2"/>
-        <w:rPr>
-          <w:sz w:val="24"/>
-          <w:lang w:val="en-AU"/>
-        </w:rPr>
-      </w:pPr>
-      <w:r>
-        <w:rPr>
-          <w:sz w:val="24"/>
-          <w:lang w:val="en-AU"/>
-        </w:rPr>
-        <w:t xml:space="preserve">    </w:t>
-      </w:r>
-      <w:proofErr w:type="gramStart"/>
-      <w:r>
-        <w:rPr>
-          <w:sz w:val="24"/>
-          <w:lang w:val="en-AU"/>
-        </w:rPr>
-        <w:t>B[</w:t>
-      </w:r>
-      <w:proofErr w:type="gramEnd"/>
-      <w:r>
-        <w:rPr>
-          <w:sz w:val="24"/>
-          <w:lang w:val="en-AU"/>
-        </w:rPr>
-        <w:t>2*N + 1] = 0;</w:t>
-      </w:r>
-    </w:p>
-    <w:p>
-      <w:pPr>
-        <w:ind w:left="2"/>
-        <w:rPr>
-          <w:sz w:val="24"/>
-          <w:lang w:val="en-AU"/>
-        </w:rPr>
-      </w:pPr>
-      <w:r>
-        <w:rPr>
-          <w:sz w:val="24"/>
-          <w:lang w:val="en-AU"/>
-        </w:rPr>
-        <w:t xml:space="preserve">    </w:t>
-      </w:r>
-      <w:proofErr w:type="gramStart"/>
-      <w:r>
-        <w:rPr>
-          <w:sz w:val="24"/>
-          <w:lang w:val="en-AU"/>
-        </w:rPr>
-        <w:t>B[</w:t>
-      </w:r>
-      <w:proofErr w:type="gramEnd"/>
-      <w:r>
-        <w:rPr>
-          <w:sz w:val="24"/>
-          <w:lang w:val="en-AU"/>
-        </w:rPr>
-        <w:t>2*N + 2] = 1;</w:t>
-      </w:r>
-    </w:p>
-    <w:p>
-      <w:pPr>
-        <w:ind w:left="2"/>
-        <w:rPr>
-          <w:sz w:val="24"/>
-          <w:lang w:val="en-AU"/>
-        </w:rPr>
-      </w:pPr>
-      <w:r>
-        <w:rPr>
-          <w:sz w:val="24"/>
-          <w:lang w:val="en-AU"/>
-        </w:rPr>
-        <w:t xml:space="preserve">    </w:t>
-      </w:r>
-      <w:proofErr w:type="gramStart"/>
-      <w:r>
-        <w:rPr>
-          <w:sz w:val="24"/>
-          <w:lang w:val="en-AU"/>
-        </w:rPr>
-        <w:t>B[</w:t>
-      </w:r>
-      <w:proofErr w:type="gramEnd"/>
-      <w:r>
-        <w:rPr>
-          <w:sz w:val="24"/>
-          <w:lang w:val="en-AU"/>
-        </w:rPr>
-        <w:t>2*N + 3] = 1;</w:t>
-      </w:r>
-    </w:p>
-    <w:p>
-      <w:pPr>
-        <w:ind w:left="2"/>
-        <w:rPr>
-          <w:sz w:val="24"/>
-          <w:lang w:val="en-AU"/>
-        </w:rPr>
-      </w:pPr>
-      <w:r>
-        <w:rPr>
-          <w:sz w:val="24"/>
-          <w:lang w:val="en-AU"/>
-        </w:rPr>
-        <w:t xml:space="preserve">    </w:t>
-      </w:r>
-      <w:proofErr w:type="gramStart"/>
-      <w:r>
-        <w:rPr>
-          <w:sz w:val="24"/>
-          <w:lang w:val="en-AU"/>
-        </w:rPr>
-        <w:t>B[</w:t>
-      </w:r>
-      <w:proofErr w:type="gramEnd"/>
-      <w:r>
-        <w:rPr>
-          <w:sz w:val="24"/>
-          <w:lang w:val="en-AU"/>
-        </w:rPr>
-        <w:t>3*N + 0] = 1;</w:t>
-      </w:r>
-    </w:p>
-    <w:p>
-      <w:pPr>
-        <w:ind w:left="2"/>
-        <w:rPr>
-          <w:sz w:val="24"/>
-          <w:lang w:val="en-AU"/>
-        </w:rPr>
-      </w:pPr>
-      <w:r>
-        <w:rPr>
-          <w:sz w:val="24"/>
-          <w:lang w:val="en-AU"/>
-        </w:rPr>
-        <w:t xml:space="preserve">    </w:t>
-      </w:r>
-      <w:proofErr w:type="gramStart"/>
-      <w:r>
-        <w:rPr>
-          <w:sz w:val="24"/>
-          <w:lang w:val="en-AU"/>
-        </w:rPr>
-        <w:t>B[</w:t>
-      </w:r>
-      <w:proofErr w:type="gramEnd"/>
-      <w:r>
-        <w:rPr>
-          <w:sz w:val="24"/>
-          <w:lang w:val="en-AU"/>
-        </w:rPr>
-        <w:t>3*N + 1] = 2;</w:t>
-      </w:r>
-    </w:p>
-    <w:p>
-      <w:pPr>
-        <w:ind w:left="2"/>
-        <w:rPr>
-          <w:sz w:val="24"/>
-          <w:lang w:val="en-AU"/>
-        </w:rPr>
-      </w:pPr>
-      <w:r>
-        <w:rPr>
-          <w:sz w:val="24"/>
-          <w:lang w:val="en-AU"/>
-        </w:rPr>
-        <w:t xml:space="preserve">    </w:t>
-      </w:r>
-      <w:proofErr w:type="gramStart"/>
-      <w:r>
-        <w:rPr>
-          <w:sz w:val="24"/>
-          <w:lang w:val="en-AU"/>
-        </w:rPr>
-        <w:t>B[</w:t>
-      </w:r>
-      <w:proofErr w:type="gramEnd"/>
-      <w:r>
-        <w:rPr>
-          <w:sz w:val="24"/>
-          <w:lang w:val="en-AU"/>
-        </w:rPr>
-        <w:t>3*N + 2] = 3;</w:t>
-      </w:r>
-    </w:p>
-    <w:p>
-      <w:pPr>
-        <w:ind w:left="2"/>
-        <w:rPr>
-          <w:sz w:val="24"/>
-          <w:lang w:val="en-AU"/>
-        </w:rPr>
-      </w:pPr>
-      <w:r>
-        <w:rPr>
-          <w:sz w:val="24"/>
-          <w:lang w:val="en-AU"/>
-        </w:rPr>
-        <w:t xml:space="preserve">    </w:t>
-      </w:r>
-      <w:proofErr w:type="gramStart"/>
-      <w:r>
-        <w:rPr>
-          <w:sz w:val="24"/>
-          <w:lang w:val="en-AU"/>
-        </w:rPr>
-        <w:t>B[</w:t>
-      </w:r>
-      <w:proofErr w:type="gramEnd"/>
-      <w:r>
-        <w:rPr>
-          <w:sz w:val="24"/>
-          <w:lang w:val="en-AU"/>
-        </w:rPr>
-        <w:t>3*N + 3] = 1;</w:t>
-      </w:r>
-    </w:p>
-    <w:p>
-      <w:pPr>
-        <w:ind w:left="2"/>
-        <w:rPr>
-          <w:sz w:val="24"/>
-          <w:lang w:val="en-AU"/>
-        </w:rPr>
-      </w:pPr>
-      <w:r>
-        <w:rPr>
-          <w:sz w:val="24"/>
-          <w:lang w:val="en-AU"/>
-        </w:rPr>
-        <w:t>}</w:t>
-      </w:r>
-    </w:p>
-    <w:p>
-      <w:pPr>
-        <w:ind w:left="2"/>
-        <w:rPr>
-          <w:sz w:val="24"/>
-          <w:lang w:val="en-AU"/>
-        </w:rPr>
-      </w:pPr>
-    </w:p>
-    <w:p>
-      <w:pPr>
-        <w:ind w:left="2"/>
-        <w:rPr>
-          <w:sz w:val="24"/>
-          <w:lang w:val="en-AU"/>
-        </w:rPr>
-      </w:pPr>
-      <w:proofErr w:type="spellStart"/>
-      <w:r>
-        <w:rPr>
-          <w:sz w:val="24"/>
-          <w:lang w:val="en-AU"/>
-        </w:rPr>
-        <w:t>proctype</w:t>
-      </w:r>
-      <w:proofErr w:type="spellEnd"/>
-      <w:r>
-        <w:rPr>
-          <w:sz w:val="24"/>
-          <w:lang w:val="en-AU"/>
-        </w:rPr>
-        <w:t xml:space="preserve"> </w:t>
-      </w:r>
-      <w:proofErr w:type="gramStart"/>
-      <w:r>
-        <w:rPr>
-          <w:sz w:val="24"/>
-          <w:lang w:val="en-AU"/>
-        </w:rPr>
-        <w:t>Worker(</w:t>
-      </w:r>
-      <w:proofErr w:type="gramEnd"/>
-      <w:r>
-        <w:rPr>
-          <w:sz w:val="24"/>
-          <w:lang w:val="en-AU"/>
-        </w:rPr>
-        <w:t>byte id)</w:t>
-      </w:r>
-    </w:p>
-    <w:p>
-      <w:pPr>
-        <w:ind w:left="2"/>
-        <w:rPr>
-          <w:sz w:val="24"/>
-          <w:lang w:val="en-AU"/>
-        </w:rPr>
-      </w:pPr>
-      <w:r>
-        <w:rPr>
-          <w:sz w:val="24"/>
-          <w:lang w:val="en-AU"/>
-        </w:rPr>
-        <w:t>{</w:t>
-      </w:r>
-    </w:p>
-    <w:p>
-      <w:pPr>
-        <w:ind w:left="2"/>
-        <w:rPr>
-          <w:sz w:val="24"/>
-          <w:lang w:val="en-AU"/>
-        </w:rPr>
-      </w:pPr>
-      <w:r>
-        <w:rPr>
-          <w:sz w:val="24"/>
-          <w:lang w:val="en-AU"/>
-        </w:rPr>
-        <w:t xml:space="preserve">    /* </w:t>
-      </w:r>
-      <w:r>
-        <w:rPr>
-          <w:sz w:val="24"/>
-        </w:rPr>
-        <w:t>СВОИ</w:t>
-      </w:r>
-      <w:r>
-        <w:rPr>
-          <w:sz w:val="24"/>
-          <w:lang w:val="en-AU"/>
-        </w:rPr>
-        <w:t xml:space="preserve"> </w:t>
-      </w:r>
-      <w:r>
-        <w:rPr>
-          <w:sz w:val="24"/>
-        </w:rPr>
-        <w:t>копии</w:t>
-      </w:r>
-      <w:r>
-        <w:rPr>
-          <w:sz w:val="24"/>
-          <w:lang w:val="en-AU"/>
-        </w:rPr>
-        <w:t xml:space="preserve"> A </w:t>
-      </w:r>
-      <w:r>
-        <w:rPr>
-          <w:sz w:val="24"/>
-        </w:rPr>
-        <w:t>и</w:t>
-      </w:r>
-      <w:r>
-        <w:rPr>
-          <w:sz w:val="24"/>
-          <w:lang w:val="en-AU"/>
-        </w:rPr>
-        <w:t xml:space="preserve"> B — </w:t>
-      </w:r>
-      <w:r>
-        <w:rPr>
-          <w:sz w:val="24"/>
-        </w:rPr>
-        <w:t>никакой</w:t>
-      </w:r>
-      <w:r>
-        <w:rPr>
-          <w:sz w:val="24"/>
-          <w:lang w:val="en-AU"/>
-        </w:rPr>
-        <w:t xml:space="preserve"> shared memory */</w:t>
-      </w:r>
-    </w:p>
-    <w:p>
-      <w:pPr>
-        <w:ind w:left="2"/>
-        <w:rPr>
-          <w:sz w:val="24"/>
-          <w:lang w:val="en-AU"/>
-        </w:rPr>
-      </w:pPr>
-      <w:r>
-        <w:rPr>
-          <w:sz w:val="24"/>
-          <w:lang w:val="en-AU"/>
-        </w:rPr>
-        <w:t>    byte A[N*N];</w:t>
-      </w:r>
-    </w:p>
-    <w:p>
-      <w:pPr>
-        <w:ind w:left="2"/>
-        <w:rPr>
-          <w:sz w:val="24"/>
-          <w:lang w:val="en-AU"/>
-        </w:rPr>
-      </w:pPr>
-      <w:r>
-        <w:rPr>
-          <w:sz w:val="24"/>
-          <w:lang w:val="en-AU"/>
-        </w:rPr>
-        <w:t>    byte B[N*N];</w:t>
-      </w:r>
-    </w:p>
-    <w:p>
-      <w:pPr>
-        <w:ind w:left="2"/>
-        <w:rPr>
-          <w:sz w:val="24"/>
-          <w:lang w:val="en-AU"/>
-        </w:rPr>
-      </w:pPr>
-      <w:r>
-        <w:rPr>
-          <w:sz w:val="24"/>
-          <w:lang w:val="en-AU"/>
-        </w:rPr>
-        <w:t xml:space="preserve">    byte </w:t>
-      </w:r>
-      <w:proofErr w:type="spellStart"/>
-      <w:r>
-        <w:rPr>
-          <w:sz w:val="24"/>
-          <w:lang w:val="en-AU"/>
-        </w:rPr>
-        <w:t>column_number</w:t>
-      </w:r>
-      <w:proofErr w:type="spellEnd"/>
-      <w:r>
-        <w:rPr>
-          <w:sz w:val="24"/>
-          <w:lang w:val="en-AU"/>
-        </w:rPr>
-        <w:t xml:space="preserve">, </w:t>
-      </w:r>
-      <w:proofErr w:type="spellStart"/>
-      <w:r>
-        <w:rPr>
-          <w:sz w:val="24"/>
-          <w:lang w:val="en-AU"/>
-        </w:rPr>
-        <w:t>i</w:t>
-      </w:r>
-      <w:proofErr w:type="spellEnd"/>
-      <w:r>
-        <w:rPr>
-          <w:sz w:val="24"/>
-          <w:lang w:val="en-AU"/>
-        </w:rPr>
-        <w:t>, j, s;</w:t>
+        <w:t>, i, j, s;</w:t>
       </w:r>
     </w:p>
     <w:p>
@@ -9165,6 +9149,7 @@
         <w:ind w:left="2"/>
         <w:rPr>
           <w:sz w:val="24"/>
+          <w:lang w:val="en-AU"/>
         </w:rPr>
       </w:pPr>
       <w:r>
@@ -9174,12 +9159,34 @@
         </w:rPr>
         <w:t xml:space="preserve">        </w:t>
       </w:r>
+      <w:r>
+        <w:rPr>
+          <w:sz w:val="24"/>
+          <w:lang w:val="en-AU"/>
+        </w:rPr>
+        <w:t>fi</w:t>
+      </w:r>
+    </w:p>
+    <w:p>
+      <w:pPr>
+        <w:ind w:left="2"/>
+        <w:rPr>
+          <w:sz w:val="24"/>
+        </w:rPr>
+      </w:pPr>
+      <w:r>
+        <w:rPr>
+          <w:sz w:val="24"/>
+          <w:lang w:val="en-AU"/>
+        </w:rPr>
+        <w:t xml:space="preserve">    </w:t>
+      </w:r>
       <w:proofErr w:type="spellStart"/>
       <w:r>
         <w:rPr>
           <w:sz w:val="24"/>
         </w:rPr>
-        <w:t>fi</w:t>
+        <w:t>od</w:t>
       </w:r>
       <w:proofErr w:type="spellEnd"/>
     </w:p>
@@ -9194,13 +9201,593 @@
         <w:rPr>
           <w:sz w:val="24"/>
         </w:rPr>
+        <w:t>}</w:t>
+      </w:r>
+    </w:p>
+    <w:p>
+      <w:pPr>
+        <w:ind w:left="2"/>
+        <w:rPr>
+          <w:sz w:val="24"/>
+        </w:rPr>
+      </w:pPr>
+    </w:p>
+    <w:p>
+      <w:pPr>
+        <w:ind w:left="2"/>
+        <w:rPr>
+          <w:sz w:val="24"/>
+        </w:rPr>
+      </w:pPr>
+      <w:proofErr w:type="spellStart"/>
+      <w:r>
+        <w:rPr>
+          <w:sz w:val="24"/>
+        </w:rPr>
+        <w:t>init</w:t>
+      </w:r>
+      <w:proofErr w:type="spellEnd"/>
+      <w:r>
+        <w:rPr>
+          <w:sz w:val="24"/>
+        </w:rPr>
+        <w:t xml:space="preserve"> {</w:t>
+      </w:r>
+    </w:p>
+    <w:p>
+      <w:pPr>
+        <w:ind w:left="2"/>
+        <w:rPr>
+          <w:sz w:val="24"/>
+        </w:rPr>
+      </w:pPr>
+      <w:r>
+        <w:rPr>
+          <w:sz w:val="24"/>
+        </w:rPr>
+        <w:t xml:space="preserve">    /* Локальные копии A и B — нужны только для печати (нет </w:t>
+      </w:r>
+      <w:proofErr w:type="spellStart"/>
+      <w:r>
+        <w:rPr>
+          <w:sz w:val="24"/>
+        </w:rPr>
+        <w:t>shared</w:t>
+      </w:r>
+      <w:proofErr w:type="spellEnd"/>
+      <w:r>
+        <w:rPr>
+          <w:sz w:val="24"/>
+        </w:rPr>
+        <w:t>) */</w:t>
+      </w:r>
+    </w:p>
+    <w:p>
+      <w:pPr>
+        <w:ind w:left="2"/>
+        <w:rPr>
+          <w:sz w:val="24"/>
+          <w:lang w:val="en-AU"/>
+        </w:rPr>
+      </w:pPr>
+      <w:r>
+        <w:rPr>
+          <w:sz w:val="24"/>
+        </w:rPr>
         <w:t xml:space="preserve">    </w:t>
       </w:r>
+      <w:r>
+        <w:rPr>
+          <w:sz w:val="24"/>
+          <w:lang w:val="en-AU"/>
+        </w:rPr>
+        <w:t>byte A[N*N];</w:t>
+      </w:r>
+    </w:p>
+    <w:p>
+      <w:pPr>
+        <w:ind w:left="2"/>
+        <w:rPr>
+          <w:sz w:val="24"/>
+          <w:lang w:val="en-AU"/>
+        </w:rPr>
+      </w:pPr>
+      <w:r>
+        <w:rPr>
+          <w:sz w:val="24"/>
+          <w:lang w:val="en-AU"/>
+        </w:rPr>
+        <w:t>    byte B[N*N];</w:t>
+      </w:r>
+    </w:p>
+    <w:p>
+      <w:pPr>
+        <w:ind w:left="2"/>
+        <w:rPr>
+          <w:sz w:val="24"/>
+        </w:rPr>
+      </w:pPr>
+      <w:r>
+        <w:rPr>
+          <w:sz w:val="24"/>
+          <w:lang w:val="en-AU"/>
+        </w:rPr>
+        <w:t xml:space="preserve">    </w:t>
+      </w:r>
       <w:proofErr w:type="spellStart"/>
       <w:r>
         <w:rPr>
           <w:sz w:val="24"/>
         </w:rPr>
+        <w:t>byte</w:t>
+      </w:r>
+      <w:proofErr w:type="spellEnd"/>
+      <w:r>
+        <w:rPr>
+          <w:sz w:val="24"/>
+        </w:rPr>
+        <w:t xml:space="preserve"> C[N*N];</w:t>
+      </w:r>
+    </w:p>
+    <w:p>
+      <w:pPr>
+        <w:ind w:left="2"/>
+        <w:rPr>
+          <w:sz w:val="24"/>
+        </w:rPr>
+      </w:pPr>
+    </w:p>
+    <w:p>
+      <w:pPr>
+        <w:ind w:left="2"/>
+        <w:rPr>
+          <w:sz w:val="24"/>
+        </w:rPr>
+      </w:pPr>
+      <w:r>
+        <w:rPr>
+          <w:sz w:val="24"/>
+        </w:rPr>
+        <w:t>    /* Переменные алгоритма (как в книге) */</w:t>
+      </w:r>
+    </w:p>
+    <w:p>
+      <w:pPr>
+        <w:ind w:left="2"/>
+        <w:rPr>
+          <w:sz w:val="24"/>
+        </w:rPr>
+      </w:pPr>
+      <w:r>
+        <w:rPr>
+          <w:sz w:val="24"/>
+        </w:rPr>
+        <w:t xml:space="preserve">    </w:t>
+      </w:r>
+      <w:proofErr w:type="spellStart"/>
+      <w:r>
+        <w:rPr>
+          <w:sz w:val="24"/>
+        </w:rPr>
+        <w:t>byte</w:t>
+      </w:r>
+      <w:proofErr w:type="spellEnd"/>
+      <w:r>
+        <w:rPr>
+          <w:sz w:val="24"/>
+        </w:rPr>
+        <w:t xml:space="preserve"> </w:t>
+      </w:r>
+      <w:proofErr w:type="gramStart"/>
+      <w:r>
+        <w:rPr>
+          <w:sz w:val="24"/>
+        </w:rPr>
+        <w:t xml:space="preserve">l;   </w:t>
+      </w:r>
+      <w:proofErr w:type="gramEnd"/>
+      <w:r>
+        <w:rPr>
+          <w:sz w:val="24"/>
+        </w:rPr>
+        <w:t xml:space="preserve">     /* следующий назначаемый номер столбца, </w:t>
+      </w:r>
+      <w:proofErr w:type="gramStart"/>
+      <w:r>
+        <w:rPr>
+          <w:sz w:val="24"/>
+        </w:rPr>
+        <w:t>1..</w:t>
+      </w:r>
+      <w:proofErr w:type="gramEnd"/>
+      <w:r>
+        <w:rPr>
+          <w:sz w:val="24"/>
+        </w:rPr>
+        <w:t>N      */</w:t>
+      </w:r>
+    </w:p>
+    <w:p>
+      <w:pPr>
+        <w:ind w:left="2"/>
+        <w:rPr>
+          <w:sz w:val="24"/>
+        </w:rPr>
+      </w:pPr>
+      <w:r>
+        <w:rPr>
+          <w:sz w:val="24"/>
+        </w:rPr>
+        <w:t xml:space="preserve">    </w:t>
+      </w:r>
+      <w:proofErr w:type="spellStart"/>
+      <w:r>
+        <w:rPr>
+          <w:sz w:val="24"/>
+        </w:rPr>
+        <w:t>byte</w:t>
+      </w:r>
+      <w:proofErr w:type="spellEnd"/>
+      <w:r>
+        <w:rPr>
+          <w:sz w:val="24"/>
+        </w:rPr>
+        <w:t xml:space="preserve"> </w:t>
+      </w:r>
+      <w:proofErr w:type="gramStart"/>
+      <w:r>
+        <w:rPr>
+          <w:sz w:val="24"/>
+        </w:rPr>
+        <w:t xml:space="preserve">rid;   </w:t>
+      </w:r>
+      <w:proofErr w:type="gramEnd"/>
+      <w:r>
+        <w:rPr>
+          <w:sz w:val="24"/>
+        </w:rPr>
+        <w:t xml:space="preserve">   /* </w:t>
+      </w:r>
+      <w:proofErr w:type="spellStart"/>
+      <w:r>
+        <w:rPr>
+          <w:sz w:val="24"/>
+        </w:rPr>
+        <w:t>id</w:t>
+      </w:r>
+      <w:proofErr w:type="spellEnd"/>
+      <w:r>
+        <w:rPr>
+          <w:sz w:val="24"/>
+        </w:rPr>
+        <w:t xml:space="preserve"> работника, приславшего результат            */</w:t>
+      </w:r>
+    </w:p>
+    <w:p>
+      <w:pPr>
+        <w:ind w:left="2"/>
+        <w:rPr>
+          <w:sz w:val="24"/>
+        </w:rPr>
+      </w:pPr>
+      <w:r>
+        <w:rPr>
+          <w:sz w:val="24"/>
+        </w:rPr>
+        <w:t xml:space="preserve">    </w:t>
+      </w:r>
+      <w:proofErr w:type="spellStart"/>
+      <w:r>
+        <w:rPr>
+          <w:sz w:val="24"/>
+        </w:rPr>
+        <w:t>byte</w:t>
+      </w:r>
+      <w:proofErr w:type="spellEnd"/>
+      <w:r>
+        <w:rPr>
+          <w:sz w:val="24"/>
+        </w:rPr>
+        <w:t xml:space="preserve"> </w:t>
+      </w:r>
+      <w:proofErr w:type="gramStart"/>
+      <w:r>
+        <w:rPr>
+          <w:sz w:val="24"/>
+        </w:rPr>
+        <w:t xml:space="preserve">rj;   </w:t>
+      </w:r>
+      <w:proofErr w:type="gramEnd"/>
+      <w:r>
+        <w:rPr>
+          <w:sz w:val="24"/>
+        </w:rPr>
+        <w:t>    /* номер столбца, который он считал               */</w:t>
+      </w:r>
+    </w:p>
+    <w:p>
+      <w:pPr>
+        <w:ind w:left="2"/>
+        <w:rPr>
+          <w:sz w:val="24"/>
+          <w:lang w:val="en-AU"/>
+        </w:rPr>
+      </w:pPr>
+      <w:r>
+        <w:rPr>
+          <w:sz w:val="24"/>
+        </w:rPr>
+        <w:t xml:space="preserve">    </w:t>
+      </w:r>
+      <w:proofErr w:type="gramStart"/>
+      <w:r>
+        <w:rPr>
+          <w:sz w:val="24"/>
+          <w:lang w:val="en-AU"/>
+        </w:rPr>
+        <w:t>Col  </w:t>
+      </w:r>
+      <w:proofErr w:type="spellStart"/>
+      <w:r>
+        <w:rPr>
+          <w:sz w:val="24"/>
+          <w:lang w:val="en-AU"/>
+        </w:rPr>
+        <w:t>col</w:t>
+      </w:r>
+      <w:proofErr w:type="spellEnd"/>
+      <w:proofErr w:type="gramEnd"/>
+      <w:r>
+        <w:rPr>
+          <w:sz w:val="24"/>
+          <w:lang w:val="en-AU"/>
+        </w:rPr>
+        <w:t>;</w:t>
+      </w:r>
+    </w:p>
+    <w:p>
+      <w:pPr>
+        <w:ind w:left="2"/>
+        <w:rPr>
+          <w:sz w:val="24"/>
+          <w:lang w:val="en-AU"/>
+        </w:rPr>
+      </w:pPr>
+    </w:p>
+    <w:p>
+      <w:pPr>
+        <w:ind w:left="2"/>
+        <w:rPr>
+          <w:sz w:val="24"/>
+          <w:lang w:val="en-AU"/>
+        </w:rPr>
+      </w:pPr>
+      <w:r>
+        <w:rPr>
+          <w:sz w:val="24"/>
+          <w:lang w:val="en-AU"/>
+        </w:rPr>
+        <w:t xml:space="preserve">    </w:t>
+      </w:r>
+      <w:proofErr w:type="spellStart"/>
+      <w:r>
+        <w:rPr>
+          <w:sz w:val="24"/>
+          <w:lang w:val="en-AU"/>
+        </w:rPr>
+        <w:t>init_</w:t>
+      </w:r>
+      <w:proofErr w:type="gramStart"/>
+      <w:r>
+        <w:rPr>
+          <w:sz w:val="24"/>
+          <w:lang w:val="en-AU"/>
+        </w:rPr>
+        <w:t>AB</w:t>
+      </w:r>
+      <w:proofErr w:type="spellEnd"/>
+      <w:r>
+        <w:rPr>
+          <w:sz w:val="24"/>
+          <w:lang w:val="en-AU"/>
+        </w:rPr>
+        <w:t>(</w:t>
+      </w:r>
+      <w:proofErr w:type="gramEnd"/>
+      <w:r>
+        <w:rPr>
+          <w:sz w:val="24"/>
+          <w:lang w:val="en-AU"/>
+        </w:rPr>
+        <w:t>A, B);</w:t>
+      </w:r>
+    </w:p>
+    <w:p>
+      <w:pPr>
+        <w:ind w:left="2"/>
+        <w:rPr>
+          <w:sz w:val="24"/>
+          <w:lang w:val="en-AU"/>
+        </w:rPr>
+      </w:pPr>
+    </w:p>
+    <w:p>
+      <w:pPr>
+        <w:ind w:left="2"/>
+        <w:rPr>
+          <w:sz w:val="24"/>
+          <w:lang w:val="en-AU"/>
+        </w:rPr>
+      </w:pPr>
+      <w:r>
+        <w:rPr>
+          <w:sz w:val="24"/>
+          <w:lang w:val="en-AU"/>
+        </w:rPr>
+        <w:t xml:space="preserve">    /* </w:t>
+      </w:r>
+      <w:r>
+        <w:rPr>
+          <w:sz w:val="24"/>
+        </w:rPr>
+        <w:t>Запуск</w:t>
+      </w:r>
+      <w:r>
+        <w:rPr>
+          <w:sz w:val="24"/>
+          <w:lang w:val="en-AU"/>
+        </w:rPr>
+        <w:t xml:space="preserve"> P </w:t>
+      </w:r>
+      <w:r>
+        <w:rPr>
+          <w:sz w:val="24"/>
+        </w:rPr>
+        <w:t>работников</w:t>
+      </w:r>
+      <w:r>
+        <w:rPr>
+          <w:sz w:val="24"/>
+          <w:lang w:val="en-AU"/>
+        </w:rPr>
+        <w:t xml:space="preserve"> */</w:t>
+      </w:r>
+    </w:p>
+    <w:p>
+      <w:pPr>
+        <w:ind w:left="2"/>
+        <w:rPr>
+          <w:sz w:val="24"/>
+          <w:lang w:val="en-AU"/>
+        </w:rPr>
+      </w:pPr>
+      <w:r>
+        <w:rPr>
+          <w:sz w:val="24"/>
+          <w:lang w:val="en-AU"/>
+        </w:rPr>
+        <w:t>    atomic {</w:t>
+      </w:r>
+    </w:p>
+    <w:p>
+      <w:pPr>
+        <w:ind w:left="2"/>
+        <w:rPr>
+          <w:sz w:val="24"/>
+          <w:lang w:val="en-AU"/>
+        </w:rPr>
+      </w:pPr>
+      <w:r>
+        <w:rPr>
+          <w:sz w:val="24"/>
+          <w:lang w:val="en-AU"/>
+        </w:rPr>
+        <w:t>        byte w = 0;</w:t>
+      </w:r>
+    </w:p>
+    <w:p>
+      <w:pPr>
+        <w:ind w:left="2"/>
+        <w:rPr>
+          <w:sz w:val="24"/>
+          <w:lang w:val="en-AU"/>
+        </w:rPr>
+      </w:pPr>
+      <w:r>
+        <w:rPr>
+          <w:sz w:val="24"/>
+          <w:lang w:val="en-AU"/>
+        </w:rPr>
+        <w:t>        do</w:t>
+      </w:r>
+    </w:p>
+    <w:p>
+      <w:pPr>
+        <w:ind w:left="2"/>
+        <w:rPr>
+          <w:sz w:val="24"/>
+          <w:lang w:val="en-AU"/>
+        </w:rPr>
+      </w:pPr>
+      <w:r>
+        <w:rPr>
+          <w:sz w:val="24"/>
+          <w:lang w:val="en-AU"/>
+        </w:rPr>
+        <w:t xml:space="preserve">        </w:t>
+      </w:r>
+      <w:proofErr w:type="gramStart"/>
+      <w:r>
+        <w:rPr>
+          <w:sz w:val="24"/>
+          <w:lang w:val="en-AU"/>
+        </w:rPr>
+        <w:t>::</w:t>
+      </w:r>
+      <w:proofErr w:type="gramEnd"/>
+      <w:r>
+        <w:rPr>
+          <w:sz w:val="24"/>
+          <w:lang w:val="en-AU"/>
+        </w:rPr>
+        <w:t xml:space="preserve"> (w &lt; P) -&gt; run Worker(w); w++</w:t>
+      </w:r>
+    </w:p>
+    <w:p>
+      <w:pPr>
+        <w:ind w:left="2"/>
+        <w:rPr>
+          <w:sz w:val="24"/>
+        </w:rPr>
+      </w:pPr>
+      <w:r>
+        <w:rPr>
+          <w:sz w:val="24"/>
+          <w:lang w:val="en-AU"/>
+        </w:rPr>
+        <w:t xml:space="preserve">        </w:t>
+      </w:r>
+      <w:proofErr w:type="gramStart"/>
+      <w:r>
+        <w:rPr>
+          <w:sz w:val="24"/>
+        </w:rPr>
+        <w:t>::</w:t>
+      </w:r>
+      <w:proofErr w:type="gramEnd"/>
+      <w:r>
+        <w:rPr>
+          <w:sz w:val="24"/>
+        </w:rPr>
+        <w:t xml:space="preserve"> (w == P) -&gt; </w:t>
+      </w:r>
+      <w:proofErr w:type="spellStart"/>
+      <w:r>
+        <w:rPr>
+          <w:sz w:val="24"/>
+        </w:rPr>
+        <w:t>break</w:t>
+      </w:r>
+      <w:proofErr w:type="spellEnd"/>
+    </w:p>
+    <w:p>
+      <w:pPr>
+        <w:ind w:left="2"/>
+        <w:rPr>
+          <w:sz w:val="24"/>
+        </w:rPr>
+      </w:pPr>
+      <w:r>
+        <w:rPr>
+          <w:sz w:val="24"/>
+        </w:rPr>
+        <w:t xml:space="preserve">        </w:t>
+      </w:r>
+      <w:proofErr w:type="spellStart"/>
+      <w:r>
+        <w:rPr>
+          <w:sz w:val="24"/>
+        </w:rPr>
         <w:t>od</w:t>
       </w:r>
       <w:proofErr w:type="spellEnd"/>
@@ -9216,238 +9803,236 @@
         <w:rPr>
           <w:sz w:val="24"/>
         </w:rPr>
-        <w:t>}</w:t>
-      </w:r>
-    </w:p>
-    <w:p>
-      <w:pPr>
-        <w:ind w:left="2"/>
-        <w:rPr>
-          <w:sz w:val="24"/>
-        </w:rPr>
-      </w:pPr>
-    </w:p>
-    <w:p>
-      <w:pPr>
-        <w:ind w:left="2"/>
-        <w:rPr>
-          <w:sz w:val="24"/>
-        </w:rPr>
-      </w:pPr>
+        <w:t>    }</w:t>
+      </w:r>
+    </w:p>
+    <w:p>
+      <w:pPr>
+        <w:ind w:left="2"/>
+        <w:rPr>
+          <w:sz w:val="24"/>
+        </w:rPr>
+      </w:pPr>
+    </w:p>
+    <w:p>
+      <w:pPr>
+        <w:ind w:left="2"/>
+        <w:rPr>
+          <w:sz w:val="24"/>
+        </w:rPr>
+      </w:pPr>
+      <w:r>
+        <w:rPr>
+          <w:sz w:val="24"/>
+        </w:rPr>
+        <w:t>    /* ---- Состояние 0 -&gt; 0: первичная раздача задач ----</w:t>
+      </w:r>
+    </w:p>
+    <w:p>
+      <w:pPr>
+        <w:ind w:left="2"/>
+        <w:rPr>
+          <w:sz w:val="24"/>
+          <w:lang w:val="en-AU"/>
+        </w:rPr>
+      </w:pPr>
+      <w:r>
+        <w:rPr>
+          <w:sz w:val="24"/>
+        </w:rPr>
+        <w:t xml:space="preserve">       Посылаем работникам по очереди номера столбцов </w:t>
+      </w:r>
+      <w:proofErr w:type="gramStart"/>
+      <w:r>
+        <w:rPr>
+          <w:sz w:val="24"/>
+        </w:rPr>
+        <w:t>1..min(</w:t>
+      </w:r>
+      <w:proofErr w:type="gramEnd"/>
+      <w:r>
+        <w:rPr>
+          <w:sz w:val="24"/>
+        </w:rPr>
+        <w:t xml:space="preserve">P, N). </w:t>
+      </w:r>
+      <w:r>
+        <w:rPr>
+          <w:sz w:val="24"/>
+          <w:lang w:val="en-AU"/>
+        </w:rPr>
+        <w:t>*/</w:t>
+      </w:r>
+    </w:p>
+    <w:p>
+      <w:pPr>
+        <w:ind w:left="2"/>
+        <w:rPr>
+          <w:sz w:val="24"/>
+          <w:lang w:val="en-AU"/>
+        </w:rPr>
+      </w:pPr>
+      <w:r>
+        <w:rPr>
+          <w:sz w:val="24"/>
+          <w:lang w:val="en-AU"/>
+        </w:rPr>
+        <w:t>    l = 1;</w:t>
+      </w:r>
+    </w:p>
+    <w:p>
+      <w:pPr>
+        <w:ind w:left="2"/>
+        <w:rPr>
+          <w:sz w:val="24"/>
+          <w:lang w:val="en-AU"/>
+        </w:rPr>
+      </w:pPr>
+      <w:r>
+        <w:rPr>
+          <w:sz w:val="24"/>
+          <w:lang w:val="en-AU"/>
+        </w:rPr>
+        <w:t>    do</w:t>
+      </w:r>
+    </w:p>
+    <w:p>
+      <w:pPr>
+        <w:ind w:left="2"/>
+        <w:rPr>
+          <w:sz w:val="24"/>
+          <w:lang w:val="en-AU"/>
+        </w:rPr>
+      </w:pPr>
+      <w:r>
+        <w:rPr>
+          <w:sz w:val="24"/>
+          <w:lang w:val="en-AU"/>
+        </w:rPr>
+        <w:t xml:space="preserve">    </w:t>
+      </w:r>
+      <w:proofErr w:type="gramStart"/>
+      <w:r>
+        <w:rPr>
+          <w:sz w:val="24"/>
+          <w:lang w:val="en-AU"/>
+        </w:rPr>
+        <w:t>::</w:t>
+      </w:r>
+      <w:proofErr w:type="gramEnd"/>
+      <w:r>
+        <w:rPr>
+          <w:sz w:val="24"/>
+          <w:lang w:val="en-AU"/>
+        </w:rPr>
+        <w:t xml:space="preserve"> (l &lt;= P) &amp;&amp; (l &lt;= N) -&gt; </w:t>
+      </w:r>
+      <w:proofErr w:type="gramStart"/>
+      <w:r>
+        <w:rPr>
+          <w:sz w:val="24"/>
+          <w:lang w:val="en-AU"/>
+        </w:rPr>
+        <w:t>task[</w:t>
+      </w:r>
+      <w:proofErr w:type="gramEnd"/>
+      <w:r>
+        <w:rPr>
+          <w:sz w:val="24"/>
+          <w:lang w:val="en-AU"/>
+        </w:rPr>
+        <w:t>l - 1</w:t>
+      </w:r>
+      <w:proofErr w:type="gramStart"/>
+      <w:r>
+        <w:rPr>
+          <w:sz w:val="24"/>
+          <w:lang w:val="en-AU"/>
+        </w:rPr>
+        <w:t>] !</w:t>
+      </w:r>
+      <w:proofErr w:type="gramEnd"/>
+      <w:r>
+        <w:rPr>
+          <w:sz w:val="24"/>
+          <w:lang w:val="en-AU"/>
+        </w:rPr>
+        <w:t xml:space="preserve"> l; l++</w:t>
+      </w:r>
+    </w:p>
+    <w:p>
+      <w:pPr>
+        <w:ind w:left="2"/>
+        <w:rPr>
+          <w:sz w:val="24"/>
+          <w:lang w:val="en-AU"/>
+        </w:rPr>
+      </w:pPr>
+      <w:r>
+        <w:rPr>
+          <w:sz w:val="24"/>
+          <w:lang w:val="en-AU"/>
+        </w:rPr>
+        <w:t xml:space="preserve">    </w:t>
+      </w:r>
+      <w:proofErr w:type="gramStart"/>
+      <w:r>
+        <w:rPr>
+          <w:sz w:val="24"/>
+          <w:lang w:val="en-AU"/>
+        </w:rPr>
+        <w:t>::</w:t>
+      </w:r>
+      <w:proofErr w:type="gramEnd"/>
+      <w:r>
+        <w:rPr>
+          <w:sz w:val="24"/>
+          <w:lang w:val="en-AU"/>
+        </w:rPr>
+        <w:t xml:space="preserve"> else -&gt; break</w:t>
+      </w:r>
+    </w:p>
+    <w:p>
+      <w:pPr>
+        <w:ind w:left="2"/>
+        <w:rPr>
+          <w:sz w:val="24"/>
+        </w:rPr>
+      </w:pPr>
+      <w:r>
+        <w:rPr>
+          <w:sz w:val="24"/>
+          <w:lang w:val="en-AU"/>
+        </w:rPr>
+        <w:t xml:space="preserve">    </w:t>
+      </w:r>
       <w:proofErr w:type="spellStart"/>
       <w:r>
         <w:rPr>
           <w:sz w:val="24"/>
         </w:rPr>
-        <w:t>init</w:t>
+        <w:t>od</w:t>
       </w:r>
       <w:proofErr w:type="spellEnd"/>
       <w:r>
         <w:rPr>
           <w:sz w:val="24"/>
         </w:rPr>
-        <w:t xml:space="preserve"> {</w:t>
-      </w:r>
-    </w:p>
-    <w:p>
-      <w:pPr>
-        <w:ind w:left="2"/>
-        <w:rPr>
-          <w:sz w:val="24"/>
-        </w:rPr>
-      </w:pPr>
-      <w:r>
-        <w:rPr>
-          <w:sz w:val="24"/>
-        </w:rPr>
-        <w:t xml:space="preserve">    /* Локальные копии A и B — нужны только для печати (нет </w:t>
-      </w:r>
-      <w:proofErr w:type="spellStart"/>
-      <w:r>
-        <w:rPr>
-          <w:sz w:val="24"/>
-        </w:rPr>
-        <w:t>shared</w:t>
-      </w:r>
-      <w:proofErr w:type="spellEnd"/>
-      <w:r>
-        <w:rPr>
-          <w:sz w:val="24"/>
-        </w:rPr>
-        <w:t>) */</w:t>
-      </w:r>
-    </w:p>
-    <w:p>
-      <w:pPr>
-        <w:ind w:left="2"/>
-        <w:rPr>
-          <w:sz w:val="24"/>
-          <w:lang w:val="en-AU"/>
-        </w:rPr>
-      </w:pPr>
-      <w:r>
-        <w:rPr>
-          <w:sz w:val="24"/>
-        </w:rPr>
-        <w:t xml:space="preserve">    </w:t>
-      </w:r>
-      <w:r>
-        <w:rPr>
-          <w:sz w:val="24"/>
-          <w:lang w:val="en-AU"/>
-        </w:rPr>
-        <w:t>byte A[N*N];</w:t>
-      </w:r>
-    </w:p>
-    <w:p>
-      <w:pPr>
-        <w:ind w:left="2"/>
-        <w:rPr>
-          <w:sz w:val="24"/>
-          <w:lang w:val="en-AU"/>
-        </w:rPr>
-      </w:pPr>
-      <w:r>
-        <w:rPr>
-          <w:sz w:val="24"/>
-          <w:lang w:val="en-AU"/>
-        </w:rPr>
-        <w:t>    byte B[N*N];</w:t>
-      </w:r>
-    </w:p>
-    <w:p>
-      <w:pPr>
-        <w:ind w:left="2"/>
-        <w:rPr>
-          <w:sz w:val="24"/>
-        </w:rPr>
-      </w:pPr>
-      <w:r>
-        <w:rPr>
-          <w:sz w:val="24"/>
-          <w:lang w:val="en-AU"/>
-        </w:rPr>
-        <w:t xml:space="preserve">    </w:t>
-      </w:r>
-      <w:proofErr w:type="spellStart"/>
-      <w:r>
-        <w:rPr>
-          <w:sz w:val="24"/>
-        </w:rPr>
-        <w:t>byte</w:t>
-      </w:r>
-      <w:proofErr w:type="spellEnd"/>
-      <w:r>
-        <w:rPr>
-          <w:sz w:val="24"/>
-        </w:rPr>
-        <w:t xml:space="preserve"> C[N*N];</w:t>
-      </w:r>
-    </w:p>
-    <w:p>
-      <w:pPr>
-        <w:ind w:left="2"/>
-        <w:rPr>
-          <w:sz w:val="24"/>
-        </w:rPr>
-      </w:pPr>
-    </w:p>
-    <w:p>
-      <w:pPr>
-        <w:ind w:left="2"/>
-        <w:rPr>
-          <w:sz w:val="24"/>
-        </w:rPr>
-      </w:pPr>
-      <w:r>
-        <w:rPr>
-          <w:sz w:val="24"/>
-        </w:rPr>
-        <w:t>    /* Переменные алгоритма (как в книге) */</w:t>
-      </w:r>
-    </w:p>
-    <w:p>
-      <w:pPr>
-        <w:ind w:left="2"/>
-        <w:rPr>
-          <w:sz w:val="24"/>
-        </w:rPr>
-      </w:pPr>
-      <w:r>
-        <w:rPr>
-          <w:sz w:val="24"/>
-        </w:rPr>
-        <w:t xml:space="preserve">    </w:t>
-      </w:r>
-      <w:proofErr w:type="spellStart"/>
-      <w:r>
-        <w:rPr>
-          <w:sz w:val="24"/>
-        </w:rPr>
-        <w:t>byte</w:t>
-      </w:r>
-      <w:proofErr w:type="spellEnd"/>
-      <w:r>
-        <w:rPr>
-          <w:sz w:val="24"/>
-        </w:rPr>
-        <w:t xml:space="preserve"> </w:t>
-      </w:r>
-      <w:proofErr w:type="gramStart"/>
-      <w:r>
-        <w:rPr>
-          <w:sz w:val="24"/>
-        </w:rPr>
-        <w:t xml:space="preserve">l;   </w:t>
-      </w:r>
-      <w:proofErr w:type="gramEnd"/>
-      <w:r>
-        <w:rPr>
-          <w:sz w:val="24"/>
-        </w:rPr>
-        <w:t xml:space="preserve">     /* следующий назначаемый номер столбца, </w:t>
-      </w:r>
-      <w:proofErr w:type="gramStart"/>
-      <w:r>
-        <w:rPr>
-          <w:sz w:val="24"/>
-        </w:rPr>
-        <w:t>1..</w:t>
-      </w:r>
-      <w:proofErr w:type="gramEnd"/>
-      <w:r>
-        <w:rPr>
-          <w:sz w:val="24"/>
-        </w:rPr>
-        <w:t>N      */</w:t>
-      </w:r>
-    </w:p>
-    <w:p>
-      <w:pPr>
-        <w:ind w:left="2"/>
-        <w:rPr>
-          <w:sz w:val="24"/>
-        </w:rPr>
-      </w:pPr>
-      <w:r>
-        <w:rPr>
-          <w:sz w:val="24"/>
-        </w:rPr>
-        <w:t xml:space="preserve">    </w:t>
-      </w:r>
-      <w:proofErr w:type="spellStart"/>
-      <w:r>
-        <w:rPr>
-          <w:sz w:val="24"/>
-        </w:rPr>
-        <w:t>byte</w:t>
-      </w:r>
-      <w:proofErr w:type="spellEnd"/>
-      <w:r>
-        <w:rPr>
-          <w:sz w:val="24"/>
-        </w:rPr>
-        <w:t xml:space="preserve"> </w:t>
+        <w:t>;</w:t>
+      </w:r>
+    </w:p>
+    <w:p>
+      <w:pPr>
+        <w:ind w:left="2"/>
+        <w:rPr>
+          <w:sz w:val="24"/>
+        </w:rPr>
+      </w:pPr>
+      <w:r>
+        <w:rPr>
+          <w:sz w:val="24"/>
+        </w:rPr>
+        <w:t xml:space="preserve">    /* теперь l = </w:t>
       </w:r>
       <w:proofErr w:type="spellStart"/>
       <w:proofErr w:type="gramStart"/>
@@ -9455,35 +10040,99 @@
         <w:rPr>
           <w:sz w:val="24"/>
         </w:rPr>
-        <w:t>rid</w:t>
+        <w:t>min</w:t>
       </w:r>
       <w:proofErr w:type="spellEnd"/>
       <w:r>
         <w:rPr>
           <w:sz w:val="24"/>
         </w:rPr>
-        <w:t xml:space="preserve">;   </w:t>
+        <w:t>(</w:t>
       </w:r>
       <w:proofErr w:type="gramEnd"/>
       <w:r>
         <w:rPr>
           <w:sz w:val="24"/>
         </w:rPr>
-        <w:t xml:space="preserve">   /* </w:t>
+        <w:t>P, N) + 1 */</w:t>
+      </w:r>
+    </w:p>
+    <w:p>
+      <w:pPr>
+        <w:ind w:left="2"/>
+        <w:rPr>
+          <w:sz w:val="24"/>
+        </w:rPr>
+      </w:pPr>
+    </w:p>
+    <w:p>
+      <w:pPr>
+        <w:ind w:left="2"/>
+        <w:rPr>
+          <w:sz w:val="24"/>
+        </w:rPr>
+      </w:pPr>
+      <w:r>
+        <w:rPr>
+          <w:sz w:val="24"/>
+        </w:rPr>
+        <w:t xml:space="preserve">    /* ---- Состояния 1 -&gt; 2 -&gt; 1: приём результатов и </w:t>
       </w:r>
       <w:proofErr w:type="spellStart"/>
       <w:r>
         <w:rPr>
           <w:sz w:val="24"/>
         </w:rPr>
-        <w:t>id</w:t>
+        <w:t>довыдача</w:t>
       </w:r>
       <w:proofErr w:type="spellEnd"/>
       <w:r>
         <w:rPr>
           <w:sz w:val="24"/>
         </w:rPr>
-        <w:t xml:space="preserve"> работника, приславшего результат            */</w:t>
+        <w:t xml:space="preserve"> задач ----</w:t>
+      </w:r>
+    </w:p>
+    <w:p>
+      <w:pPr>
+        <w:ind w:left="2"/>
+        <w:rPr>
+          <w:sz w:val="24"/>
+        </w:rPr>
+      </w:pPr>
+      <w:r>
+        <w:rPr>
+          <w:sz w:val="24"/>
+        </w:rPr>
+        <w:t>       Принимаем ровно N результатов; после каждого — выдаём новую</w:t>
+      </w:r>
+    </w:p>
+    <w:p>
+      <w:pPr>
+        <w:ind w:left="2"/>
+        <w:rPr>
+          <w:sz w:val="24"/>
+        </w:rPr>
+      </w:pPr>
+      <w:r>
+        <w:rPr>
+          <w:sz w:val="24"/>
+        </w:rPr>
+        <w:t>       задачу тому же работнику, если ещё есть, иначе пропускаем. */</w:t>
+      </w:r>
+    </w:p>
+    <w:p>
+      <w:pPr>
+        <w:ind w:left="2"/>
+        <w:rPr>
+          <w:sz w:val="24"/>
+        </w:rPr>
+      </w:pPr>
+      <w:r>
+        <w:rPr>
+          <w:sz w:val="24"/>
+        </w:rPr>
+        <w:t>    k = 0;</w:t>
       </w:r>
     </w:p>
     <w:p>
@@ -9511,60 +10160,289 @@
         <w:rPr>
           <w:sz w:val="24"/>
         </w:rPr>
-        <w:t xml:space="preserve"> </w:t>
+        <w:t xml:space="preserve"> i;</w:t>
+      </w:r>
+    </w:p>
+    <w:p>
+      <w:pPr>
+        <w:ind w:left="2"/>
+        <w:rPr>
+          <w:sz w:val="24"/>
+        </w:rPr>
+      </w:pPr>
+      <w:r>
+        <w:rPr>
+          <w:sz w:val="24"/>
+        </w:rPr>
+        <w:t xml:space="preserve">    </w:t>
+      </w:r>
+      <w:proofErr w:type="spellStart"/>
+      <w:r>
+        <w:rPr>
+          <w:sz w:val="24"/>
+        </w:rPr>
+        <w:t>do</w:t>
+      </w:r>
+      <w:proofErr w:type="spellEnd"/>
+    </w:p>
+    <w:p>
+      <w:pPr>
+        <w:ind w:left="2"/>
+        <w:rPr>
+          <w:sz w:val="24"/>
+          <w:lang w:val="en-AU"/>
+        </w:rPr>
+      </w:pPr>
+      <w:r>
+        <w:rPr>
+          <w:sz w:val="24"/>
+        </w:rPr>
+        <w:t xml:space="preserve">    </w:t>
+      </w:r>
+      <w:proofErr w:type="gramStart"/>
+      <w:r>
+        <w:rPr>
+          <w:sz w:val="24"/>
+          <w:lang w:val="en-AU"/>
+        </w:rPr>
+        <w:t>::</w:t>
+      </w:r>
+      <w:proofErr w:type="gramEnd"/>
+      <w:r>
+        <w:rPr>
+          <w:sz w:val="24"/>
+          <w:lang w:val="en-AU"/>
+        </w:rPr>
+        <w:t xml:space="preserve"> (k &lt; N) -&gt;</w:t>
+      </w:r>
+    </w:p>
+    <w:p>
+      <w:pPr>
+        <w:ind w:left="2"/>
+        <w:rPr>
+          <w:sz w:val="24"/>
+          <w:lang w:val="en-AU"/>
+        </w:rPr>
+      </w:pPr>
+      <w:r>
+        <w:rPr>
+          <w:sz w:val="24"/>
+          <w:lang w:val="en-AU"/>
+        </w:rPr>
+        <w:t xml:space="preserve">        </w:t>
+      </w:r>
+      <w:proofErr w:type="gramStart"/>
+      <w:r>
+        <w:rPr>
+          <w:sz w:val="24"/>
+          <w:lang w:val="en-AU"/>
+        </w:rPr>
+        <w:t>result ?</w:t>
+      </w:r>
+      <w:proofErr w:type="gramEnd"/>
+      <w:r>
+        <w:rPr>
+          <w:sz w:val="24"/>
+          <w:lang w:val="en-AU"/>
+        </w:rPr>
+        <w:t xml:space="preserve"> rid, </w:t>
+      </w:r>
+      <w:proofErr w:type="spellStart"/>
+      <w:r>
+        <w:rPr>
+          <w:sz w:val="24"/>
+          <w:lang w:val="en-AU"/>
+        </w:rPr>
+        <w:t>rj</w:t>
+      </w:r>
+      <w:proofErr w:type="spellEnd"/>
+      <w:r>
+        <w:rPr>
+          <w:sz w:val="24"/>
+          <w:lang w:val="en-AU"/>
+        </w:rPr>
+        <w:t>, col;</w:t>
+      </w:r>
+    </w:p>
+    <w:p>
+      <w:pPr>
+        <w:ind w:left="2"/>
+        <w:rPr>
+          <w:sz w:val="24"/>
+        </w:rPr>
+      </w:pPr>
+      <w:r>
+        <w:rPr>
+          <w:sz w:val="24"/>
+          <w:lang w:val="en-AU"/>
+        </w:rPr>
+        <w:lastRenderedPageBreak/>
+        <w:t xml:space="preserve">        </w:t>
+      </w:r>
+      <w:r>
+        <w:rPr>
+          <w:sz w:val="24"/>
+        </w:rPr>
+        <w:t xml:space="preserve">/* Раскладываем столбец </w:t>
+      </w:r>
+      <w:proofErr w:type="spellStart"/>
+      <w:r>
+        <w:rPr>
+          <w:sz w:val="24"/>
+        </w:rPr>
+        <w:t>col</w:t>
+      </w:r>
+      <w:proofErr w:type="spellEnd"/>
+      <w:r>
+        <w:rPr>
+          <w:sz w:val="24"/>
+        </w:rPr>
+        <w:t xml:space="preserve"> в (rj-1)-й столбец C */</w:t>
+      </w:r>
+    </w:p>
+    <w:p>
+      <w:pPr>
+        <w:ind w:left="2"/>
+        <w:rPr>
+          <w:sz w:val="24"/>
+          <w:lang w:val="en-AU"/>
+        </w:rPr>
+      </w:pPr>
+      <w:r>
+        <w:rPr>
+          <w:sz w:val="24"/>
+        </w:rPr>
+        <w:t xml:space="preserve">        </w:t>
+      </w:r>
+      <w:proofErr w:type="spellStart"/>
+      <w:r>
+        <w:rPr>
+          <w:sz w:val="24"/>
+          <w:lang w:val="en-AU"/>
+        </w:rPr>
+        <w:t>i</w:t>
+      </w:r>
+      <w:proofErr w:type="spellEnd"/>
+      <w:r>
+        <w:rPr>
+          <w:sz w:val="24"/>
+          <w:lang w:val="en-AU"/>
+        </w:rPr>
+        <w:t xml:space="preserve"> = 0;</w:t>
+      </w:r>
+    </w:p>
+    <w:p>
+      <w:pPr>
+        <w:ind w:left="2"/>
+        <w:rPr>
+          <w:sz w:val="24"/>
+          <w:lang w:val="en-AU"/>
+        </w:rPr>
+      </w:pPr>
+      <w:r>
+        <w:rPr>
+          <w:sz w:val="24"/>
+          <w:lang w:val="en-AU"/>
+        </w:rPr>
+        <w:t>        do</w:t>
+      </w:r>
+    </w:p>
+    <w:p>
+      <w:pPr>
+        <w:ind w:left="2"/>
+        <w:rPr>
+          <w:sz w:val="24"/>
+          <w:lang w:val="en-AU"/>
+        </w:rPr>
+      </w:pPr>
+      <w:r>
+        <w:rPr>
+          <w:sz w:val="24"/>
+          <w:lang w:val="en-AU"/>
+        </w:rPr>
+        <w:t xml:space="preserve">        </w:t>
+      </w:r>
+      <w:proofErr w:type="gramStart"/>
+      <w:r>
+        <w:rPr>
+          <w:sz w:val="24"/>
+          <w:lang w:val="en-AU"/>
+        </w:rPr>
+        <w:t>::</w:t>
+      </w:r>
+      <w:proofErr w:type="gramEnd"/>
+      <w:r>
+        <w:rPr>
+          <w:sz w:val="24"/>
+          <w:lang w:val="en-AU"/>
+        </w:rPr>
+        <w:t xml:space="preserve"> (</w:t>
+      </w:r>
+      <w:proofErr w:type="spellStart"/>
+      <w:r>
+        <w:rPr>
+          <w:sz w:val="24"/>
+          <w:lang w:val="en-AU"/>
+        </w:rPr>
+        <w:t>i</w:t>
+      </w:r>
+      <w:proofErr w:type="spellEnd"/>
+      <w:r>
+        <w:rPr>
+          <w:sz w:val="24"/>
+          <w:lang w:val="en-AU"/>
+        </w:rPr>
+        <w:t xml:space="preserve"> &lt; N) -&gt; </w:t>
+      </w:r>
+      <w:proofErr w:type="gramStart"/>
+      <w:r>
+        <w:rPr>
+          <w:sz w:val="24"/>
+          <w:lang w:val="en-AU"/>
+        </w:rPr>
+        <w:t>C[</w:t>
+      </w:r>
+      <w:proofErr w:type="spellStart"/>
+      <w:proofErr w:type="gramEnd"/>
+      <w:r>
+        <w:rPr>
+          <w:sz w:val="24"/>
+          <w:lang w:val="en-AU"/>
+        </w:rPr>
+        <w:t>i</w:t>
+      </w:r>
+      <w:proofErr w:type="spellEnd"/>
+      <w:r>
+        <w:rPr>
+          <w:sz w:val="24"/>
+          <w:lang w:val="en-AU"/>
+        </w:rPr>
+        <w:t>*N + (</w:t>
+      </w:r>
+      <w:proofErr w:type="spellStart"/>
+      <w:r>
+        <w:rPr>
+          <w:sz w:val="24"/>
+          <w:lang w:val="en-AU"/>
+        </w:rPr>
+        <w:t>rj</w:t>
+      </w:r>
+      <w:proofErr w:type="spellEnd"/>
+      <w:r>
+        <w:rPr>
+          <w:sz w:val="24"/>
+          <w:lang w:val="en-AU"/>
+        </w:rPr>
+        <w:t xml:space="preserve"> - 1)] = </w:t>
       </w:r>
       <w:proofErr w:type="spellStart"/>
       <w:proofErr w:type="gramStart"/>
       <w:r>
         <w:rPr>
           <w:sz w:val="24"/>
-        </w:rPr>
-        <w:t>rj</w:t>
-      </w:r>
-      <w:proofErr w:type="spellEnd"/>
-      <w:r>
-        <w:rPr>
-          <w:sz w:val="24"/>
-        </w:rPr>
-        <w:t xml:space="preserve">;   </w:t>
-      </w:r>
-      <w:proofErr w:type="gramEnd"/>
-      <w:r>
-        <w:rPr>
-          <w:sz w:val="24"/>
-        </w:rPr>
-        <w:t>    /* номер столбца, который он считал               */</w:t>
-      </w:r>
-    </w:p>
-    <w:p>
-      <w:pPr>
-        <w:ind w:left="2"/>
-        <w:rPr>
-          <w:sz w:val="24"/>
-          <w:lang w:val="en-AU"/>
-        </w:rPr>
-      </w:pPr>
-      <w:r>
-        <w:rPr>
-          <w:sz w:val="24"/>
-        </w:rPr>
-        <w:t xml:space="preserve">    </w:t>
-      </w:r>
-      <w:proofErr w:type="gramStart"/>
-      <w:r>
-        <w:rPr>
-          <w:sz w:val="24"/>
-          <w:lang w:val="en-AU"/>
-        </w:rPr>
-        <w:t>Col  </w:t>
-      </w:r>
-      <w:proofErr w:type="spellStart"/>
-      <w:r>
-        <w:rPr>
-          <w:sz w:val="24"/>
-          <w:lang w:val="en-AU"/>
-        </w:rPr>
-        <w:t>col</w:t>
+          <w:lang w:val="en-AU"/>
+        </w:rPr>
+        <w:t>col.v</w:t>
       </w:r>
       <w:proofErr w:type="spellEnd"/>
       <w:proofErr w:type="gramEnd"/>
@@ -9573,17 +10451,232 @@
           <w:sz w:val="24"/>
           <w:lang w:val="en-AU"/>
         </w:rPr>
-        <w:t>;</w:t>
-      </w:r>
-    </w:p>
-    <w:p>
-      <w:pPr>
-        <w:ind w:left="2"/>
-        <w:rPr>
-          <w:sz w:val="24"/>
-          <w:lang w:val="en-AU"/>
-        </w:rPr>
-      </w:pPr>
+        <w:t>[</w:t>
+      </w:r>
+      <w:proofErr w:type="spellStart"/>
+      <w:r>
+        <w:rPr>
+          <w:sz w:val="24"/>
+          <w:lang w:val="en-AU"/>
+        </w:rPr>
+        <w:t>i</w:t>
+      </w:r>
+      <w:proofErr w:type="spellEnd"/>
+      <w:r>
+        <w:rPr>
+          <w:sz w:val="24"/>
+          <w:lang w:val="en-AU"/>
+        </w:rPr>
+        <w:t xml:space="preserve">]; </w:t>
+      </w:r>
+      <w:proofErr w:type="spellStart"/>
+      <w:r>
+        <w:rPr>
+          <w:sz w:val="24"/>
+          <w:lang w:val="en-AU"/>
+        </w:rPr>
+        <w:t>i</w:t>
+      </w:r>
+      <w:proofErr w:type="spellEnd"/>
+      <w:r>
+        <w:rPr>
+          <w:sz w:val="24"/>
+          <w:lang w:val="en-AU"/>
+        </w:rPr>
+        <w:t>++</w:t>
+      </w:r>
+    </w:p>
+    <w:p>
+      <w:pPr>
+        <w:ind w:left="2"/>
+        <w:rPr>
+          <w:sz w:val="24"/>
+          <w:lang w:val="en-AU"/>
+        </w:rPr>
+      </w:pPr>
+      <w:r>
+        <w:rPr>
+          <w:sz w:val="24"/>
+          <w:lang w:val="en-AU"/>
+        </w:rPr>
+        <w:t xml:space="preserve">        </w:t>
+      </w:r>
+      <w:proofErr w:type="gramStart"/>
+      <w:r>
+        <w:rPr>
+          <w:sz w:val="24"/>
+          <w:lang w:val="en-AU"/>
+        </w:rPr>
+        <w:t>::</w:t>
+      </w:r>
+      <w:proofErr w:type="gramEnd"/>
+      <w:r>
+        <w:rPr>
+          <w:sz w:val="24"/>
+          <w:lang w:val="en-AU"/>
+        </w:rPr>
+        <w:t xml:space="preserve"> (</w:t>
+      </w:r>
+      <w:proofErr w:type="spellStart"/>
+      <w:r>
+        <w:rPr>
+          <w:sz w:val="24"/>
+          <w:lang w:val="en-AU"/>
+        </w:rPr>
+        <w:t>i</w:t>
+      </w:r>
+      <w:proofErr w:type="spellEnd"/>
+      <w:r>
+        <w:rPr>
+          <w:sz w:val="24"/>
+          <w:lang w:val="en-AU"/>
+        </w:rPr>
+        <w:t xml:space="preserve"> == N) -&gt; break</w:t>
+      </w:r>
+    </w:p>
+    <w:p>
+      <w:pPr>
+        <w:ind w:left="2"/>
+        <w:rPr>
+          <w:sz w:val="24"/>
+          <w:lang w:val="en-AU"/>
+        </w:rPr>
+      </w:pPr>
+      <w:r>
+        <w:rPr>
+          <w:sz w:val="24"/>
+          <w:lang w:val="en-AU"/>
+        </w:rPr>
+        <w:t>        od;</w:t>
+      </w:r>
+    </w:p>
+    <w:p>
+      <w:pPr>
+        <w:ind w:left="2"/>
+        <w:rPr>
+          <w:sz w:val="24"/>
+          <w:lang w:val="en-AU"/>
+        </w:rPr>
+      </w:pPr>
+      <w:r>
+        <w:rPr>
+          <w:sz w:val="24"/>
+          <w:lang w:val="en-AU"/>
+        </w:rPr>
+        <w:t>        k++;</w:t>
+      </w:r>
+    </w:p>
+    <w:p>
+      <w:pPr>
+        <w:ind w:left="2"/>
+        <w:rPr>
+          <w:sz w:val="24"/>
+          <w:lang w:val="en-AU"/>
+        </w:rPr>
+      </w:pPr>
+      <w:r>
+        <w:rPr>
+          <w:sz w:val="24"/>
+          <w:lang w:val="en-AU"/>
+        </w:rPr>
+        <w:t>        if</w:t>
+      </w:r>
+    </w:p>
+    <w:p>
+      <w:pPr>
+        <w:ind w:left="2"/>
+        <w:rPr>
+          <w:sz w:val="24"/>
+          <w:lang w:val="en-AU"/>
+        </w:rPr>
+      </w:pPr>
+      <w:r>
+        <w:rPr>
+          <w:sz w:val="24"/>
+          <w:lang w:val="en-AU"/>
+        </w:rPr>
+        <w:t xml:space="preserve">        </w:t>
+      </w:r>
+      <w:proofErr w:type="gramStart"/>
+      <w:r>
+        <w:rPr>
+          <w:sz w:val="24"/>
+          <w:lang w:val="en-AU"/>
+        </w:rPr>
+        <w:t>::</w:t>
+      </w:r>
+      <w:proofErr w:type="gramEnd"/>
+      <w:r>
+        <w:rPr>
+          <w:sz w:val="24"/>
+          <w:lang w:val="en-AU"/>
+        </w:rPr>
+        <w:t xml:space="preserve"> (l &lt;= N) -&gt; task[rid</w:t>
+      </w:r>
+      <w:proofErr w:type="gramStart"/>
+      <w:r>
+        <w:rPr>
+          <w:sz w:val="24"/>
+          <w:lang w:val="en-AU"/>
+        </w:rPr>
+        <w:t>] !</w:t>
+      </w:r>
+      <w:proofErr w:type="gramEnd"/>
+      <w:r>
+        <w:rPr>
+          <w:sz w:val="24"/>
+          <w:lang w:val="en-AU"/>
+        </w:rPr>
+        <w:t xml:space="preserve"> l; l++</w:t>
+      </w:r>
+    </w:p>
+    <w:p>
+      <w:pPr>
+        <w:ind w:left="2"/>
+        <w:rPr>
+          <w:sz w:val="24"/>
+          <w:lang w:val="en-AU"/>
+        </w:rPr>
+      </w:pPr>
+      <w:r>
+        <w:rPr>
+          <w:sz w:val="24"/>
+          <w:lang w:val="en-AU"/>
+        </w:rPr>
+        <w:t xml:space="preserve">        </w:t>
+      </w:r>
+      <w:proofErr w:type="gramStart"/>
+      <w:r>
+        <w:rPr>
+          <w:sz w:val="24"/>
+          <w:lang w:val="en-AU"/>
+        </w:rPr>
+        <w:t>::</w:t>
+      </w:r>
+      <w:proofErr w:type="gramEnd"/>
+      <w:r>
+        <w:rPr>
+          <w:sz w:val="24"/>
+          <w:lang w:val="en-AU"/>
+        </w:rPr>
+        <w:t xml:space="preserve"> else     -&gt; skip</w:t>
+      </w:r>
+    </w:p>
+    <w:p>
+      <w:pPr>
+        <w:ind w:left="2"/>
+        <w:rPr>
+          <w:sz w:val="24"/>
+          <w:lang w:val="en-AU"/>
+        </w:rPr>
+      </w:pPr>
+      <w:r>
+        <w:rPr>
+          <w:sz w:val="24"/>
+          <w:lang w:val="en-AU"/>
+        </w:rPr>
+        <w:t>        fi</w:t>
+      </w:r>
     </w:p>
     <w:p>
       <w:pPr>
@@ -9600,29 +10693,13 @@
         </w:rPr>
         <w:t xml:space="preserve">    </w:t>
       </w:r>
-      <w:proofErr w:type="spellStart"/>
-      <w:r>
-        <w:rPr>
-          <w:sz w:val="24"/>
-          <w:lang w:val="en-AU"/>
-        </w:rPr>
-        <w:t>init_</w:t>
-      </w:r>
       <w:proofErr w:type="gramStart"/>
       <w:r>
         <w:rPr>
           <w:sz w:val="24"/>
           <w:lang w:val="en-AU"/>
         </w:rPr>
-        <w:t>AB</w:t>
-      </w:r>
-      <w:proofErr w:type="spellEnd"/>
-      <w:r>
-        <w:rPr>
-          <w:sz w:val="24"/>
-          <w:lang w:val="en-AU"/>
-        </w:rPr>
-        <w:t>(</w:t>
+        <w:t>::</w:t>
       </w:r>
       <w:proofErr w:type="gramEnd"/>
       <w:r>
@@ -9630,301 +10707,7 @@
           <w:sz w:val="24"/>
           <w:lang w:val="en-AU"/>
         </w:rPr>
-        <w:t>A, B);</w:t>
-      </w:r>
-    </w:p>
-    <w:p>
-      <w:pPr>
-        <w:ind w:left="2"/>
-        <w:rPr>
-          <w:sz w:val="24"/>
-          <w:lang w:val="en-AU"/>
-        </w:rPr>
-      </w:pPr>
-    </w:p>
-    <w:p>
-      <w:pPr>
-        <w:ind w:left="2"/>
-        <w:rPr>
-          <w:sz w:val="24"/>
-          <w:lang w:val="en-AU"/>
-        </w:rPr>
-      </w:pPr>
-      <w:r>
-        <w:rPr>
-          <w:sz w:val="24"/>
-          <w:lang w:val="en-AU"/>
-        </w:rPr>
-        <w:t xml:space="preserve">    /* </w:t>
-      </w:r>
-      <w:r>
-        <w:rPr>
-          <w:sz w:val="24"/>
-        </w:rPr>
-        <w:t>Запуск</w:t>
-      </w:r>
-      <w:r>
-        <w:rPr>
-          <w:sz w:val="24"/>
-          <w:lang w:val="en-AU"/>
-        </w:rPr>
-        <w:t xml:space="preserve"> P </w:t>
-      </w:r>
-      <w:r>
-        <w:rPr>
-          <w:sz w:val="24"/>
-        </w:rPr>
-        <w:t>работников</w:t>
-      </w:r>
-      <w:r>
-        <w:rPr>
-          <w:sz w:val="24"/>
-          <w:lang w:val="en-AU"/>
-        </w:rPr>
-        <w:t xml:space="preserve"> */</w:t>
-      </w:r>
-    </w:p>
-    <w:p>
-      <w:pPr>
-        <w:ind w:left="2"/>
-        <w:rPr>
-          <w:sz w:val="24"/>
-          <w:lang w:val="en-AU"/>
-        </w:rPr>
-      </w:pPr>
-      <w:r>
-        <w:rPr>
-          <w:sz w:val="24"/>
-          <w:lang w:val="en-AU"/>
-        </w:rPr>
-        <w:t>    atomic {</w:t>
-      </w:r>
-    </w:p>
-    <w:p>
-      <w:pPr>
-        <w:ind w:left="2"/>
-        <w:rPr>
-          <w:sz w:val="24"/>
-          <w:lang w:val="en-AU"/>
-        </w:rPr>
-      </w:pPr>
-      <w:r>
-        <w:rPr>
-          <w:sz w:val="24"/>
-          <w:lang w:val="en-AU"/>
-        </w:rPr>
-        <w:t>        byte w = 0;</w:t>
-      </w:r>
-    </w:p>
-    <w:p>
-      <w:pPr>
-        <w:ind w:left="2"/>
-        <w:rPr>
-          <w:sz w:val="24"/>
-          <w:lang w:val="en-AU"/>
-        </w:rPr>
-      </w:pPr>
-      <w:r>
-        <w:rPr>
-          <w:sz w:val="24"/>
-          <w:lang w:val="en-AU"/>
-        </w:rPr>
-        <w:t>        do</w:t>
-      </w:r>
-    </w:p>
-    <w:p>
-      <w:pPr>
-        <w:ind w:left="2"/>
-        <w:rPr>
-          <w:sz w:val="24"/>
-          <w:lang w:val="en-AU"/>
-        </w:rPr>
-      </w:pPr>
-      <w:r>
-        <w:rPr>
-          <w:sz w:val="24"/>
-          <w:lang w:val="en-AU"/>
-        </w:rPr>
-        <w:t xml:space="preserve">        </w:t>
-      </w:r>
-      <w:proofErr w:type="gramStart"/>
-      <w:r>
-        <w:rPr>
-          <w:sz w:val="24"/>
-          <w:lang w:val="en-AU"/>
-        </w:rPr>
-        <w:t>::</w:t>
-      </w:r>
-      <w:proofErr w:type="gramEnd"/>
-      <w:r>
-        <w:rPr>
-          <w:sz w:val="24"/>
-          <w:lang w:val="en-AU"/>
-        </w:rPr>
-        <w:t xml:space="preserve"> (w &lt; P) -&gt; run Worker(w); w++</w:t>
-      </w:r>
-    </w:p>
-    <w:p>
-      <w:pPr>
-        <w:ind w:left="2"/>
-        <w:rPr>
-          <w:sz w:val="24"/>
-        </w:rPr>
-      </w:pPr>
-      <w:r>
-        <w:rPr>
-          <w:sz w:val="24"/>
-          <w:lang w:val="en-AU"/>
-        </w:rPr>
-        <w:t xml:space="preserve">        </w:t>
-      </w:r>
-      <w:proofErr w:type="gramStart"/>
-      <w:r>
-        <w:rPr>
-          <w:sz w:val="24"/>
-        </w:rPr>
-        <w:t>::</w:t>
-      </w:r>
-      <w:proofErr w:type="gramEnd"/>
-      <w:r>
-        <w:rPr>
-          <w:sz w:val="24"/>
-        </w:rPr>
-        <w:t xml:space="preserve"> (w == P) -&gt; </w:t>
-      </w:r>
-      <w:proofErr w:type="spellStart"/>
-      <w:r>
-        <w:rPr>
-          <w:sz w:val="24"/>
-        </w:rPr>
-        <w:t>break</w:t>
-      </w:r>
-      <w:proofErr w:type="spellEnd"/>
-    </w:p>
-    <w:p>
-      <w:pPr>
-        <w:ind w:left="2"/>
-        <w:rPr>
-          <w:sz w:val="24"/>
-        </w:rPr>
-      </w:pPr>
-      <w:r>
-        <w:rPr>
-          <w:sz w:val="24"/>
-        </w:rPr>
-        <w:t xml:space="preserve">        </w:t>
-      </w:r>
-      <w:proofErr w:type="spellStart"/>
-      <w:r>
-        <w:rPr>
-          <w:sz w:val="24"/>
-        </w:rPr>
-        <w:t>od</w:t>
-      </w:r>
-      <w:proofErr w:type="spellEnd"/>
-    </w:p>
-    <w:p>
-      <w:pPr>
-        <w:ind w:left="2"/>
-        <w:rPr>
-          <w:sz w:val="24"/>
-        </w:rPr>
-      </w:pPr>
-      <w:r>
-        <w:rPr>
-          <w:sz w:val="24"/>
-        </w:rPr>
-        <w:t>    }</w:t>
-      </w:r>
-    </w:p>
-    <w:p>
-      <w:pPr>
-        <w:ind w:left="2"/>
-        <w:rPr>
-          <w:sz w:val="24"/>
-        </w:rPr>
-      </w:pPr>
-    </w:p>
-    <w:p>
-      <w:pPr>
-        <w:ind w:left="2"/>
-        <w:rPr>
-          <w:sz w:val="24"/>
-        </w:rPr>
-      </w:pPr>
-      <w:r>
-        <w:rPr>
-          <w:sz w:val="24"/>
-        </w:rPr>
-        <w:t>    /* ---- Состояние 0 -&gt; 0: первичная раздача задач ----</w:t>
-      </w:r>
-    </w:p>
-    <w:p>
-      <w:pPr>
-        <w:ind w:left="2"/>
-        <w:rPr>
-          <w:sz w:val="24"/>
-          <w:lang w:val="en-AU"/>
-        </w:rPr>
-      </w:pPr>
-      <w:r>
-        <w:rPr>
-          <w:sz w:val="24"/>
-        </w:rPr>
-        <w:t xml:space="preserve">       Посылаем работникам по очереди номера столбцов </w:t>
-      </w:r>
-      <w:proofErr w:type="gramStart"/>
-      <w:r>
-        <w:rPr>
-          <w:sz w:val="24"/>
-        </w:rPr>
-        <w:t>1..min(</w:t>
-      </w:r>
-      <w:proofErr w:type="gramEnd"/>
-      <w:r>
-        <w:rPr>
-          <w:sz w:val="24"/>
-        </w:rPr>
-        <w:t xml:space="preserve">P, N). </w:t>
-      </w:r>
-      <w:r>
-        <w:rPr>
-          <w:sz w:val="24"/>
-          <w:lang w:val="en-AU"/>
-        </w:rPr>
-        <w:t>*/</w:t>
-      </w:r>
-    </w:p>
-    <w:p>
-      <w:pPr>
-        <w:ind w:left="2"/>
-        <w:rPr>
-          <w:sz w:val="24"/>
-          <w:lang w:val="en-AU"/>
-        </w:rPr>
-      </w:pPr>
-      <w:r>
-        <w:rPr>
-          <w:sz w:val="24"/>
-          <w:lang w:val="en-AU"/>
-        </w:rPr>
-        <w:t>    l = 1;</w:t>
-      </w:r>
-    </w:p>
-    <w:p>
-      <w:pPr>
-        <w:ind w:left="2"/>
-        <w:rPr>
-          <w:sz w:val="24"/>
-          <w:lang w:val="en-AU"/>
-        </w:rPr>
-      </w:pPr>
-      <w:r>
-        <w:rPr>
-          <w:sz w:val="24"/>
-          <w:lang w:val="en-AU"/>
-        </w:rPr>
-        <w:t>    do</w:t>
+        <w:t xml:space="preserve"> (k == N) -&gt; break</w:t>
       </w:r>
     </w:p>
     <w:p>
@@ -9942,61 +10725,28 @@
         </w:rPr>
         <w:t xml:space="preserve">    </w:t>
       </w:r>
-      <w:proofErr w:type="gramStart"/>
-      <w:r>
-        <w:rPr>
-          <w:sz w:val="24"/>
-          <w:lang w:val="en-AU"/>
-        </w:rPr>
-        <w:t>::</w:t>
-      </w:r>
-      <w:proofErr w:type="gramEnd"/>
-      <w:r>
-        <w:rPr>
-          <w:sz w:val="24"/>
-          <w:lang w:val="en-AU"/>
-        </w:rPr>
-        <w:t xml:space="preserve"> (l &lt;= P) &amp;&amp; (l &lt;= N) -&gt; </w:t>
-      </w:r>
-      <w:proofErr w:type="gramStart"/>
-      <w:r>
-        <w:rPr>
-          <w:sz w:val="24"/>
-          <w:lang w:val="en-AU"/>
-        </w:rPr>
-        <w:t>task[</w:t>
-      </w:r>
-      <w:proofErr w:type="gramEnd"/>
-      <w:r>
-        <w:rPr>
-          <w:sz w:val="24"/>
-          <w:lang w:val="en-AU"/>
-        </w:rPr>
-        <w:t>l - 1</w:t>
-      </w:r>
-      <w:proofErr w:type="gramStart"/>
-      <w:r>
-        <w:rPr>
-          <w:sz w:val="24"/>
-          <w:lang w:val="en-AU"/>
-        </w:rPr>
-        <w:t>] !</w:t>
-      </w:r>
-      <w:proofErr w:type="gramEnd"/>
-      <w:r>
-        <w:rPr>
-          <w:sz w:val="24"/>
-          <w:lang w:val="en-AU"/>
-        </w:rPr>
-        <w:t xml:space="preserve"> l; l++</w:t>
-      </w:r>
-    </w:p>
-    <w:p>
-      <w:pPr>
-        <w:ind w:left="2"/>
-        <w:rPr>
-          <w:sz w:val="24"/>
-          <w:lang w:val="en-AU"/>
+      <w:r>
+        <w:rPr>
+          <w:sz w:val="24"/>
+          <w:lang w:val="en-AU"/>
+        </w:rPr>
+        <w:t>od;</w:t>
+      </w:r>
+    </w:p>
+    <w:p>
+      <w:pPr>
+        <w:ind w:left="2"/>
+        <w:rPr>
+          <w:sz w:val="24"/>
+          <w:lang w:val="en-AU"/>
+        </w:rPr>
+      </w:pPr>
+    </w:p>
+    <w:p>
+      <w:pPr>
+        <w:ind w:left="2"/>
+        <w:rPr>
+          <w:sz w:val="24"/>
         </w:rPr>
       </w:pPr>
       <w:r>
@@ -10006,824 +10756,11 @@
         </w:rPr>
         <w:t xml:space="preserve">    </w:t>
       </w:r>
-      <w:proofErr w:type="gramStart"/>
-      <w:r>
-        <w:rPr>
-          <w:sz w:val="24"/>
-          <w:lang w:val="en-AU"/>
-        </w:rPr>
-        <w:t>::</w:t>
-      </w:r>
-      <w:proofErr w:type="gramEnd"/>
-      <w:r>
-        <w:rPr>
-          <w:sz w:val="24"/>
-          <w:lang w:val="en-AU"/>
-        </w:rPr>
-        <w:t xml:space="preserve"> else -&gt; break</w:t>
-      </w:r>
-    </w:p>
-    <w:p>
-      <w:pPr>
-        <w:ind w:left="2"/>
-        <w:rPr>
-          <w:sz w:val="24"/>
-        </w:rPr>
-      </w:pPr>
-      <w:r>
-        <w:rPr>
-          <w:sz w:val="24"/>
-          <w:lang w:val="en-AU"/>
-        </w:rPr>
-        <w:t xml:space="preserve">    </w:t>
-      </w:r>
-      <w:proofErr w:type="spellStart"/>
-      <w:r>
-        <w:rPr>
-          <w:sz w:val="24"/>
-        </w:rPr>
-        <w:t>od</w:t>
-      </w:r>
-      <w:proofErr w:type="spellEnd"/>
-      <w:r>
-        <w:rPr>
-          <w:sz w:val="24"/>
-        </w:rPr>
-        <w:t>;</w:t>
-      </w:r>
-    </w:p>
-    <w:p>
-      <w:pPr>
-        <w:ind w:left="2"/>
-        <w:rPr>
-          <w:sz w:val="24"/>
-        </w:rPr>
-      </w:pPr>
-      <w:r>
-        <w:rPr>
-          <w:sz w:val="24"/>
-        </w:rPr>
-        <w:t xml:space="preserve">    /* теперь l = </w:t>
-      </w:r>
-      <w:proofErr w:type="spellStart"/>
-      <w:proofErr w:type="gramStart"/>
-      <w:r>
-        <w:rPr>
-          <w:sz w:val="24"/>
-        </w:rPr>
-        <w:t>min</w:t>
-      </w:r>
-      <w:proofErr w:type="spellEnd"/>
-      <w:r>
-        <w:rPr>
-          <w:sz w:val="24"/>
-        </w:rPr>
-        <w:t>(</w:t>
-      </w:r>
-      <w:proofErr w:type="gramEnd"/>
-      <w:r>
-        <w:rPr>
-          <w:sz w:val="24"/>
-        </w:rPr>
-        <w:t>P, N) + 1 */</w:t>
-      </w:r>
-    </w:p>
-    <w:p>
-      <w:pPr>
-        <w:ind w:left="2"/>
-        <w:rPr>
-          <w:sz w:val="24"/>
-        </w:rPr>
-      </w:pPr>
-    </w:p>
-    <w:p>
-      <w:pPr>
-        <w:ind w:left="2"/>
-        <w:rPr>
-          <w:sz w:val="24"/>
-        </w:rPr>
-      </w:pPr>
-      <w:r>
-        <w:rPr>
-          <w:sz w:val="24"/>
-        </w:rPr>
-        <w:t xml:space="preserve">    /* ---- Состояния 1 -&gt; 2 -&gt; 1: приём результатов и </w:t>
-      </w:r>
-      <w:proofErr w:type="spellStart"/>
-      <w:r>
-        <w:rPr>
-          <w:sz w:val="24"/>
-        </w:rPr>
-        <w:t>довыдача</w:t>
-      </w:r>
-      <w:proofErr w:type="spellEnd"/>
-      <w:r>
-        <w:rPr>
-          <w:sz w:val="24"/>
-        </w:rPr>
-        <w:t xml:space="preserve"> задач ----</w:t>
-      </w:r>
-    </w:p>
-    <w:p>
-      <w:pPr>
-        <w:ind w:left="2"/>
-        <w:rPr>
-          <w:sz w:val="24"/>
-        </w:rPr>
-      </w:pPr>
-      <w:r>
-        <w:rPr>
-          <w:sz w:val="24"/>
-        </w:rPr>
-        <w:t>       Принимаем ровно N результатов; после каждого — выдаём новую</w:t>
-      </w:r>
-    </w:p>
-    <w:p>
-      <w:pPr>
-        <w:ind w:left="2"/>
-        <w:rPr>
-          <w:sz w:val="24"/>
-        </w:rPr>
-      </w:pPr>
-      <w:r>
-        <w:rPr>
-          <w:sz w:val="24"/>
-        </w:rPr>
-        <w:t>       задачу тому же работнику, если ещё есть, иначе пропускаем. */</w:t>
-      </w:r>
-    </w:p>
-    <w:p>
-      <w:pPr>
-        <w:ind w:left="2"/>
-        <w:rPr>
-          <w:sz w:val="24"/>
-        </w:rPr>
-      </w:pPr>
-      <w:r>
-        <w:rPr>
-          <w:sz w:val="24"/>
-        </w:rPr>
-        <w:t>    k = 0;</w:t>
-      </w:r>
-    </w:p>
-    <w:p>
-      <w:pPr>
-        <w:ind w:left="2"/>
-        <w:rPr>
-          <w:sz w:val="24"/>
-        </w:rPr>
-      </w:pPr>
-      <w:r>
-        <w:rPr>
-          <w:sz w:val="24"/>
-        </w:rPr>
-        <w:t xml:space="preserve">    </w:t>
-      </w:r>
-      <w:proofErr w:type="spellStart"/>
-      <w:r>
-        <w:rPr>
-          <w:sz w:val="24"/>
-        </w:rPr>
-        <w:t>byte</w:t>
-      </w:r>
-      <w:proofErr w:type="spellEnd"/>
-      <w:r>
-        <w:rPr>
-          <w:sz w:val="24"/>
-        </w:rPr>
-        <w:t xml:space="preserve"> i;</w:t>
-      </w:r>
-    </w:p>
-    <w:p>
-      <w:pPr>
-        <w:ind w:left="2"/>
-        <w:rPr>
-          <w:sz w:val="24"/>
-        </w:rPr>
-      </w:pPr>
-      <w:r>
-        <w:rPr>
-          <w:sz w:val="24"/>
-        </w:rPr>
-        <w:t xml:space="preserve">    </w:t>
-      </w:r>
-      <w:proofErr w:type="spellStart"/>
-      <w:r>
-        <w:rPr>
-          <w:sz w:val="24"/>
-        </w:rPr>
-        <w:t>do</w:t>
-      </w:r>
-      <w:proofErr w:type="spellEnd"/>
-    </w:p>
-    <w:p>
-      <w:pPr>
-        <w:ind w:left="2"/>
-        <w:rPr>
-          <w:sz w:val="24"/>
-        </w:rPr>
-      </w:pPr>
-      <w:r>
-        <w:rPr>
-          <w:sz w:val="24"/>
-        </w:rPr>
-        <w:t xml:space="preserve">    </w:t>
-      </w:r>
-      <w:proofErr w:type="gramStart"/>
-      <w:r>
-        <w:rPr>
-          <w:sz w:val="24"/>
-        </w:rPr>
-        <w:t>::</w:t>
-      </w:r>
-      <w:proofErr w:type="gramEnd"/>
-      <w:r>
-        <w:rPr>
-          <w:sz w:val="24"/>
-        </w:rPr>
-        <w:t xml:space="preserve"> (k </w:t>
-      </w:r>
-      <w:proofErr w:type="gramStart"/>
-      <w:r>
-        <w:rPr>
-          <w:sz w:val="24"/>
-        </w:rPr>
-        <w:t>&lt; N</w:t>
-      </w:r>
-      <w:proofErr w:type="gramEnd"/>
-      <w:r>
-        <w:rPr>
-          <w:sz w:val="24"/>
-        </w:rPr>
-        <w:t>) -&gt;</w:t>
-      </w:r>
-    </w:p>
-    <w:p>
-      <w:pPr>
-        <w:ind w:left="2"/>
-        <w:rPr>
-          <w:sz w:val="24"/>
-        </w:rPr>
-      </w:pPr>
-      <w:r>
-        <w:rPr>
-          <w:sz w:val="24"/>
-        </w:rPr>
-        <w:t xml:space="preserve">        </w:t>
-      </w:r>
-      <w:proofErr w:type="spellStart"/>
-      <w:proofErr w:type="gramStart"/>
-      <w:r>
-        <w:rPr>
-          <w:sz w:val="24"/>
-        </w:rPr>
-        <w:t>result</w:t>
-      </w:r>
-      <w:proofErr w:type="spellEnd"/>
-      <w:r>
-        <w:rPr>
-          <w:sz w:val="24"/>
-        </w:rPr>
-        <w:t xml:space="preserve"> ?</w:t>
-      </w:r>
-      <w:proofErr w:type="gramEnd"/>
-      <w:r>
-        <w:rPr>
-          <w:sz w:val="24"/>
-        </w:rPr>
-        <w:t xml:space="preserve"> </w:t>
-      </w:r>
-      <w:proofErr w:type="spellStart"/>
-      <w:r>
-        <w:rPr>
-          <w:sz w:val="24"/>
-        </w:rPr>
-        <w:t>rid</w:t>
-      </w:r>
-      <w:proofErr w:type="spellEnd"/>
-      <w:r>
-        <w:rPr>
-          <w:sz w:val="24"/>
-        </w:rPr>
-        <w:t xml:space="preserve">, </w:t>
-      </w:r>
-      <w:proofErr w:type="spellStart"/>
-      <w:r>
-        <w:rPr>
-          <w:sz w:val="24"/>
-        </w:rPr>
-        <w:t>rj</w:t>
-      </w:r>
-      <w:proofErr w:type="spellEnd"/>
-      <w:r>
-        <w:rPr>
-          <w:sz w:val="24"/>
-        </w:rPr>
-        <w:t xml:space="preserve">, </w:t>
-      </w:r>
-      <w:proofErr w:type="spellStart"/>
-      <w:r>
-        <w:rPr>
-          <w:sz w:val="24"/>
-        </w:rPr>
-        <w:t>col</w:t>
-      </w:r>
-      <w:proofErr w:type="spellEnd"/>
-      <w:r>
-        <w:rPr>
-          <w:sz w:val="24"/>
-        </w:rPr>
-        <w:t>;</w:t>
-      </w:r>
-    </w:p>
-    <w:p>
-      <w:pPr>
-        <w:ind w:left="2"/>
-        <w:rPr>
-          <w:sz w:val="24"/>
-        </w:rPr>
-      </w:pPr>
-      <w:r>
-        <w:rPr>
-          <w:sz w:val="24"/>
-        </w:rPr>
-        <w:lastRenderedPageBreak/>
-        <w:t xml:space="preserve">        /* Раскладываем столбец </w:t>
-      </w:r>
-      <w:proofErr w:type="spellStart"/>
-      <w:r>
-        <w:rPr>
-          <w:sz w:val="24"/>
-        </w:rPr>
-        <w:t>col</w:t>
-      </w:r>
-      <w:proofErr w:type="spellEnd"/>
-      <w:r>
-        <w:rPr>
-          <w:sz w:val="24"/>
-        </w:rPr>
-        <w:t xml:space="preserve"> в (rj-1)-й столбец C */</w:t>
-      </w:r>
-    </w:p>
-    <w:p>
-      <w:pPr>
-        <w:ind w:left="2"/>
-        <w:rPr>
-          <w:sz w:val="24"/>
-          <w:lang w:val="en-AU"/>
-        </w:rPr>
-      </w:pPr>
-      <w:r>
-        <w:rPr>
-          <w:sz w:val="24"/>
-        </w:rPr>
-        <w:t xml:space="preserve">        </w:t>
-      </w:r>
-      <w:proofErr w:type="spellStart"/>
-      <w:r>
-        <w:rPr>
-          <w:sz w:val="24"/>
-          <w:lang w:val="en-AU"/>
-        </w:rPr>
-        <w:t>i</w:t>
-      </w:r>
-      <w:proofErr w:type="spellEnd"/>
-      <w:r>
-        <w:rPr>
-          <w:sz w:val="24"/>
-          <w:lang w:val="en-AU"/>
-        </w:rPr>
-        <w:t xml:space="preserve"> = 0;</w:t>
-      </w:r>
-    </w:p>
-    <w:p>
-      <w:pPr>
-        <w:ind w:left="2"/>
-        <w:rPr>
-          <w:sz w:val="24"/>
-          <w:lang w:val="en-AU"/>
-        </w:rPr>
-      </w:pPr>
-      <w:r>
-        <w:rPr>
-          <w:sz w:val="24"/>
-          <w:lang w:val="en-AU"/>
-        </w:rPr>
-        <w:t>        do</w:t>
-      </w:r>
-    </w:p>
-    <w:p>
-      <w:pPr>
-        <w:ind w:left="2"/>
-        <w:rPr>
-          <w:sz w:val="24"/>
-          <w:lang w:val="en-AU"/>
-        </w:rPr>
-      </w:pPr>
-      <w:r>
-        <w:rPr>
-          <w:sz w:val="24"/>
-          <w:lang w:val="en-AU"/>
-        </w:rPr>
-        <w:t xml:space="preserve">        </w:t>
-      </w:r>
-      <w:proofErr w:type="gramStart"/>
-      <w:r>
-        <w:rPr>
-          <w:sz w:val="24"/>
-          <w:lang w:val="en-AU"/>
-        </w:rPr>
-        <w:t>::</w:t>
-      </w:r>
-      <w:proofErr w:type="gramEnd"/>
-      <w:r>
-        <w:rPr>
-          <w:sz w:val="24"/>
-          <w:lang w:val="en-AU"/>
-        </w:rPr>
-        <w:t xml:space="preserve"> (</w:t>
-      </w:r>
-      <w:proofErr w:type="spellStart"/>
-      <w:r>
-        <w:rPr>
-          <w:sz w:val="24"/>
-          <w:lang w:val="en-AU"/>
-        </w:rPr>
-        <w:t>i</w:t>
-      </w:r>
-      <w:proofErr w:type="spellEnd"/>
-      <w:r>
-        <w:rPr>
-          <w:sz w:val="24"/>
-          <w:lang w:val="en-AU"/>
-        </w:rPr>
-        <w:t xml:space="preserve"> &lt; N) -&gt; </w:t>
-      </w:r>
-      <w:proofErr w:type="gramStart"/>
-      <w:r>
-        <w:rPr>
-          <w:sz w:val="24"/>
-          <w:lang w:val="en-AU"/>
-        </w:rPr>
-        <w:t>C[</w:t>
-      </w:r>
-      <w:proofErr w:type="spellStart"/>
-      <w:proofErr w:type="gramEnd"/>
-      <w:r>
-        <w:rPr>
-          <w:sz w:val="24"/>
-          <w:lang w:val="en-AU"/>
-        </w:rPr>
-        <w:t>i</w:t>
-      </w:r>
-      <w:proofErr w:type="spellEnd"/>
-      <w:r>
-        <w:rPr>
-          <w:sz w:val="24"/>
-          <w:lang w:val="en-AU"/>
-        </w:rPr>
-        <w:t>*N + (</w:t>
-      </w:r>
-      <w:proofErr w:type="spellStart"/>
-      <w:r>
-        <w:rPr>
-          <w:sz w:val="24"/>
-          <w:lang w:val="en-AU"/>
-        </w:rPr>
-        <w:t>rj</w:t>
-      </w:r>
-      <w:proofErr w:type="spellEnd"/>
-      <w:r>
-        <w:rPr>
-          <w:sz w:val="24"/>
-          <w:lang w:val="en-AU"/>
-        </w:rPr>
-        <w:t xml:space="preserve"> - 1)] = </w:t>
-      </w:r>
-      <w:proofErr w:type="spellStart"/>
-      <w:proofErr w:type="gramStart"/>
-      <w:r>
-        <w:rPr>
-          <w:sz w:val="24"/>
-          <w:lang w:val="en-AU"/>
-        </w:rPr>
-        <w:t>col.v</w:t>
-      </w:r>
-      <w:proofErr w:type="spellEnd"/>
-      <w:proofErr w:type="gramEnd"/>
-      <w:r>
-        <w:rPr>
-          <w:sz w:val="24"/>
-          <w:lang w:val="en-AU"/>
-        </w:rPr>
-        <w:t>[</w:t>
-      </w:r>
-      <w:proofErr w:type="spellStart"/>
-      <w:r>
-        <w:rPr>
-          <w:sz w:val="24"/>
-          <w:lang w:val="en-AU"/>
-        </w:rPr>
-        <w:t>i</w:t>
-      </w:r>
-      <w:proofErr w:type="spellEnd"/>
-      <w:r>
-        <w:rPr>
-          <w:sz w:val="24"/>
-          <w:lang w:val="en-AU"/>
-        </w:rPr>
-        <w:t xml:space="preserve">]; </w:t>
-      </w:r>
-      <w:proofErr w:type="spellStart"/>
-      <w:r>
-        <w:rPr>
-          <w:sz w:val="24"/>
-          <w:lang w:val="en-AU"/>
-        </w:rPr>
-        <w:t>i</w:t>
-      </w:r>
-      <w:proofErr w:type="spellEnd"/>
-      <w:r>
-        <w:rPr>
-          <w:sz w:val="24"/>
-          <w:lang w:val="en-AU"/>
-        </w:rPr>
-        <w:t>++</w:t>
-      </w:r>
-    </w:p>
-    <w:p>
-      <w:pPr>
-        <w:ind w:left="2"/>
-        <w:rPr>
-          <w:sz w:val="24"/>
-          <w:lang w:val="en-AU"/>
-        </w:rPr>
-      </w:pPr>
-      <w:r>
-        <w:rPr>
-          <w:sz w:val="24"/>
-          <w:lang w:val="en-AU"/>
-        </w:rPr>
-        <w:t xml:space="preserve">        </w:t>
-      </w:r>
-      <w:proofErr w:type="gramStart"/>
-      <w:r>
-        <w:rPr>
-          <w:sz w:val="24"/>
-          <w:lang w:val="en-AU"/>
-        </w:rPr>
-        <w:t>::</w:t>
-      </w:r>
-      <w:proofErr w:type="gramEnd"/>
-      <w:r>
-        <w:rPr>
-          <w:sz w:val="24"/>
-          <w:lang w:val="en-AU"/>
-        </w:rPr>
-        <w:t xml:space="preserve"> (</w:t>
-      </w:r>
-      <w:proofErr w:type="spellStart"/>
-      <w:r>
-        <w:rPr>
-          <w:sz w:val="24"/>
-          <w:lang w:val="en-AU"/>
-        </w:rPr>
-        <w:t>i</w:t>
-      </w:r>
-      <w:proofErr w:type="spellEnd"/>
-      <w:r>
-        <w:rPr>
-          <w:sz w:val="24"/>
-          <w:lang w:val="en-AU"/>
-        </w:rPr>
-        <w:t xml:space="preserve"> == N) -&gt; break</w:t>
-      </w:r>
-    </w:p>
-    <w:p>
-      <w:pPr>
-        <w:ind w:left="2"/>
-        <w:rPr>
-          <w:sz w:val="24"/>
-          <w:lang w:val="en-AU"/>
-        </w:rPr>
-      </w:pPr>
-      <w:r>
-        <w:rPr>
-          <w:sz w:val="24"/>
-          <w:lang w:val="en-AU"/>
-        </w:rPr>
-        <w:t>        od;</w:t>
-      </w:r>
-    </w:p>
-    <w:p>
-      <w:pPr>
-        <w:ind w:left="2"/>
-        <w:rPr>
-          <w:sz w:val="24"/>
-          <w:lang w:val="en-AU"/>
-        </w:rPr>
-      </w:pPr>
-      <w:r>
-        <w:rPr>
-          <w:sz w:val="24"/>
-          <w:lang w:val="en-AU"/>
-        </w:rPr>
-        <w:t>        k++;</w:t>
-      </w:r>
-    </w:p>
-    <w:p>
-      <w:pPr>
-        <w:ind w:left="2"/>
-        <w:rPr>
-          <w:sz w:val="24"/>
-          <w:lang w:val="en-AU"/>
-        </w:rPr>
-      </w:pPr>
-      <w:r>
-        <w:rPr>
-          <w:sz w:val="24"/>
-          <w:lang w:val="en-AU"/>
-        </w:rPr>
-        <w:t>        if</w:t>
-      </w:r>
-    </w:p>
-    <w:p>
-      <w:pPr>
-        <w:ind w:left="2"/>
-        <w:rPr>
-          <w:sz w:val="24"/>
-          <w:lang w:val="en-AU"/>
-        </w:rPr>
-      </w:pPr>
-      <w:r>
-        <w:rPr>
-          <w:sz w:val="24"/>
-          <w:lang w:val="en-AU"/>
-        </w:rPr>
-        <w:t xml:space="preserve">        </w:t>
-      </w:r>
-      <w:proofErr w:type="gramStart"/>
-      <w:r>
-        <w:rPr>
-          <w:sz w:val="24"/>
-          <w:lang w:val="en-AU"/>
-        </w:rPr>
-        <w:t>::</w:t>
-      </w:r>
-      <w:proofErr w:type="gramEnd"/>
-      <w:r>
-        <w:rPr>
-          <w:sz w:val="24"/>
-          <w:lang w:val="en-AU"/>
-        </w:rPr>
-        <w:t xml:space="preserve"> (l &lt;= N) -&gt; task[rid</w:t>
-      </w:r>
-      <w:proofErr w:type="gramStart"/>
-      <w:r>
-        <w:rPr>
-          <w:sz w:val="24"/>
-          <w:lang w:val="en-AU"/>
-        </w:rPr>
-        <w:t>] !</w:t>
-      </w:r>
-      <w:proofErr w:type="gramEnd"/>
-      <w:r>
-        <w:rPr>
-          <w:sz w:val="24"/>
-          <w:lang w:val="en-AU"/>
-        </w:rPr>
-        <w:t xml:space="preserve"> l; l++</w:t>
-      </w:r>
-    </w:p>
-    <w:p>
-      <w:pPr>
-        <w:ind w:left="2"/>
-        <w:rPr>
-          <w:sz w:val="24"/>
-          <w:lang w:val="en-AU"/>
-        </w:rPr>
-      </w:pPr>
-      <w:r>
-        <w:rPr>
-          <w:sz w:val="24"/>
-          <w:lang w:val="en-AU"/>
-        </w:rPr>
-        <w:t xml:space="preserve">        </w:t>
-      </w:r>
-      <w:proofErr w:type="gramStart"/>
-      <w:r>
-        <w:rPr>
-          <w:sz w:val="24"/>
-          <w:lang w:val="en-AU"/>
-        </w:rPr>
-        <w:t>::</w:t>
-      </w:r>
-      <w:proofErr w:type="gramEnd"/>
-      <w:r>
-        <w:rPr>
-          <w:sz w:val="24"/>
-          <w:lang w:val="en-AU"/>
-        </w:rPr>
-        <w:t xml:space="preserve"> else     -&gt; skip</w:t>
-      </w:r>
-    </w:p>
-    <w:p>
-      <w:pPr>
-        <w:ind w:left="2"/>
-        <w:rPr>
-          <w:sz w:val="24"/>
-          <w:lang w:val="en-AU"/>
-        </w:rPr>
-      </w:pPr>
-      <w:r>
-        <w:rPr>
-          <w:sz w:val="24"/>
-          <w:lang w:val="en-AU"/>
-        </w:rPr>
-        <w:t>        fi</w:t>
-      </w:r>
-    </w:p>
-    <w:p>
-      <w:pPr>
-        <w:ind w:left="2"/>
-        <w:rPr>
-          <w:sz w:val="24"/>
-          <w:lang w:val="en-AU"/>
-        </w:rPr>
-      </w:pPr>
-      <w:r>
-        <w:rPr>
-          <w:sz w:val="24"/>
-          <w:lang w:val="en-AU"/>
-        </w:rPr>
-        <w:t xml:space="preserve">    </w:t>
-      </w:r>
-      <w:proofErr w:type="gramStart"/>
-      <w:r>
-        <w:rPr>
-          <w:sz w:val="24"/>
-          <w:lang w:val="en-AU"/>
-        </w:rPr>
-        <w:t>::</w:t>
-      </w:r>
-      <w:proofErr w:type="gramEnd"/>
-      <w:r>
-        <w:rPr>
-          <w:sz w:val="24"/>
-          <w:lang w:val="en-AU"/>
-        </w:rPr>
-        <w:t xml:space="preserve"> (k == N) -&gt; break</w:t>
-      </w:r>
-    </w:p>
-    <w:p>
-      <w:pPr>
-        <w:ind w:left="2"/>
-        <w:rPr>
-          <w:sz w:val="24"/>
-        </w:rPr>
-      </w:pPr>
-      <w:r>
-        <w:rPr>
-          <w:sz w:val="24"/>
-          <w:lang w:val="en-AU"/>
-        </w:rPr>
-        <w:t xml:space="preserve">    </w:t>
-      </w:r>
-      <w:proofErr w:type="spellStart"/>
-      <w:r>
-        <w:rPr>
-          <w:sz w:val="24"/>
-        </w:rPr>
-        <w:t>od</w:t>
-      </w:r>
-      <w:proofErr w:type="spellEnd"/>
-      <w:r>
-        <w:rPr>
-          <w:sz w:val="24"/>
-        </w:rPr>
-        <w:t>;</w:t>
-      </w:r>
-    </w:p>
-    <w:p>
-      <w:pPr>
-        <w:ind w:left="2"/>
-        <w:rPr>
-          <w:sz w:val="24"/>
-        </w:rPr>
-      </w:pPr>
-    </w:p>
-    <w:p>
-      <w:pPr>
-        <w:ind w:left="2"/>
-        <w:rPr>
-          <w:sz w:val="24"/>
-        </w:rPr>
-      </w:pPr>
-      <w:r>
-        <w:rPr>
-          <w:sz w:val="24"/>
-        </w:rPr>
-        <w:t>    /* ---- Состояние 3 -&gt; 3: рассылка сигнала окончания работы ----</w:t>
+      <w:r>
+        <w:rPr>
+          <w:sz w:val="24"/>
+        </w:rPr>
+        <w:t>/* ---- Состояние 3 -&gt; 3: рассылка сигнала окончания работы ----</w:t>
       </w:r>
     </w:p>
     <w:p>
@@ -14092,6 +14029,7 @@
   <w:style w:type="character" w:default="1" w:styleId="a0">
     <w:name w:val="Default Paragraph Font"/>
     <w:uiPriority w:val="1"/>
+    <w:semiHidden/>
     <w:unhideWhenUsed/>
   </w:style>
   <w:style w:type="table" w:default="1" w:styleId="a1">
